--- a/gex-platform-enhanced/docs/WHY  12GATES-easily explained.docx
+++ b/gex-platform-enhanced/docs/WHY  12GATES-easily explained.docx
@@ -88,26 +88,14 @@
         </w:rPr>
         <w:t xml:space="preserve">Bankability rules version </w:t>
       </w:r>
-      <w:del w:id="9005" w:author="Claude" w:date="2026-10-21T19:00:00Z">
-        <w:r>
-          <w:rPr>
-            <w:color w:val="6A7A76"/>
-            <w:sz w:val="20"/>
-            <w:szCs w:val="20"/>
-          </w:rPr>
-          <w:delText>3</w:delText>
-        </w:r>
-      </w:del>
-      <w:ins w:id="9006" w:author="Claude" w:date="2026-10-21T19:00:00Z">
-        <w:r>
-          <w:rPr>
-            <w:color w:val="6A7A76"/>
-            <w:sz w:val="20"/>
-            <w:szCs w:val="20"/>
-          </w:rPr>
-          <w:t>4</w:t>
-        </w:r>
-      </w:ins>
+      <w:r>
+        <w:rPr>
+          <w:color w:val="6A7A76"/>
+          <w:sz w:val="20"/>
+          <w:szCs w:val="20"/>
+        </w:rPr>
+        <w:t>4</w:t>
+      </w:r>
       <w:r>
         <w:rPr>
           <w:color w:val="6A7A76"/>
@@ -116,26 +104,14 @@
         </w:rPr>
         <w:t>.</w:t>
       </w:r>
-      <w:del w:id="9003" w:author="Claude" w:date="2026-10-21T19:00:00Z">
-        <w:r>
-          <w:rPr>
-            <w:color w:val="6A7A76"/>
-            <w:sz w:val="20"/>
-            <w:szCs w:val="20"/>
-          </w:rPr>
-          <w:delText xml:space="preserve">0</w:delText>
-        </w:r>
-      </w:del>
-      <w:ins w:id="9004" w:author="Claude" w:date="2026-10-21T19:00:00Z">
-        <w:r>
-          <w:rPr>
-            <w:color w:val="6A7A76"/>
-            <w:sz w:val="20"/>
-            <w:szCs w:val="20"/>
-          </w:rPr>
-          <w:t>1</w:t>
-        </w:r>
-      </w:ins>
+      <w:r>
+        <w:rPr>
+          <w:color w:val="6A7A76"/>
+          <w:sz w:val="20"/>
+          <w:szCs w:val="20"/>
+        </w:rPr>
+        <w:t>1</w:t>
+      </w:r>
       <w:r>
         <w:rPr>
           <w:color w:val="6A7A76"/>
@@ -144,26 +120,14 @@
         </w:rPr>
         <w:t xml:space="preserve">.0 · </w:t>
       </w:r>
-      <w:del w:id="9001" w:author="Claude" w:date="2026-10-21T19:00:00Z">
-        <w:r>
-          <w:rPr>
-            <w:color w:val="6A7A76"/>
-            <w:sz w:val="20"/>
-            <w:szCs w:val="20"/>
-          </w:rPr>
-          <w:delText>September</w:delText>
-        </w:r>
-      </w:del>
-      <w:ins w:id="9002" w:author="Claude" w:date="2026-10-21T19:00:00Z">
-        <w:r>
-          <w:rPr>
-            <w:color w:val="6A7A76"/>
-            <w:sz w:val="20"/>
-            <w:szCs w:val="20"/>
-          </w:rPr>
-          <w:t>October</w:t>
-        </w:r>
-      </w:ins>
+      <w:r>
+        <w:rPr>
+          <w:color w:val="6A7A76"/>
+          <w:sz w:val="20"/>
+          <w:szCs w:val="20"/>
+        </w:rPr>
+        <w:t>October</w:t>
+      </w:r>
       <w:r>
         <w:rPr>
           <w:color w:val="6A7A76"/>
@@ -665,15 +629,13 @@
             </w:tcMar>
           </w:tcPr>
           <w:p>
-            <w:ins w:id="9007" w:author="Claude" w:date="2026-10-21T19:00:00Z">
-              <w:r>
-                <w:rPr>
-                  <w:sz w:val="19"/>
-                  <w:szCs w:val="19"/>
-                </w:rPr>
-                <w:t xml:space="preserve">An independent reviewer appointed to your project, never you and never GEX. </w:t>
-              </w:r>
-            </w:ins>
+            <w:r>
+              <w:rPr>
+                <w:sz w:val="19"/>
+                <w:szCs w:val="19"/>
+              </w:rPr>
+              <w:t xml:space="preserve">An independent reviewer appointed to your project, never you and never GEX. </w:t>
+            </w:r>
             <w:r>
               <w:rPr>
                 <w:sz w:val="19"/>
@@ -788,16 +750,9 @@
       <w:r>
         <w:t xml:space="preserve">Every gate works the same way. You will see this cycle on the </w:t>
       </w:r>
-      <w:del w:id="9008" w:author="Claude" w:date="2026-10-21T19:00:00Z">
-        <w:r>
-          <w:delText>Stage Gates screen</w:delText>
-        </w:r>
-      </w:del>
-      <w:ins w:id="9009" w:author="Claude" w:date="2026-10-21T19:00:00Z">
-        <w:r>
-          <w:t>Gates &amp; Evidence screen</w:t>
-        </w:r>
-      </w:ins>
+      <w:r>
+        <w:t>Gates &amp; Evidence screen</w:t>
+      </w:r>
       <w:r>
         <w:t>.</w:t>
       </w:r>
@@ -831,24 +786,13 @@
         </w:numPr>
         <w:spacing w:after="90"/>
       </w:pPr>
-      <w:del w:id="9013" w:author="Claude" w:date="2026-10-21T19:00:00Z">
-        <w:r>
-          <w:rPr>
-            <w:b/>
-            <w:bCs/>
-          </w:rPr>
-          <w:delText xml:space="preserve">A</w:delText>
-        </w:r>
-      </w:del>
-      <w:ins w:id="9014" w:author="Claude" w:date="2026-10-21T19:00:00Z">
-        <w:r>
-          <w:rPr>
-            <w:b/>
-            <w:bCs/>
-          </w:rPr>
-          <w:t>An independent</w:t>
-        </w:r>
-      </w:ins>
+      <w:r>
+        <w:rPr>
+          <w:b/>
+          <w:bCs/>
+        </w:rPr>
+        <w:t>An independent</w:t>
+      </w:r>
       <w:r>
         <w:rPr>
           <w:b/>
@@ -856,24 +800,15 @@
         </w:rPr>
         <w:t xml:space="preserve"> reviewer verifies it. </w:t>
       </w:r>
-      <w:del w:id="9011" w:author="Claude" w:date="2026-10-21T19:00:00Z">
-        <w:r>
-          <w:delText>The reviewer</w:delText>
-        </w:r>
-      </w:del>
-      <w:ins w:id="9012" w:author="Claude" w:date="2026-10-21T19:00:00Z">
-        <w:r>
-          <w:t>A reviewer appointed to your project for that gate</w:t>
-        </w:r>
-      </w:ins>
+      <w:r>
+        <w:t>A reviewer appointed to your project for that gate</w:t>
+      </w:r>
       <w:r>
         <w:t xml:space="preserve"> confirms the document is authentic and is what it says it is</w:t>
       </w:r>
-      <w:ins w:id="9010" w:author="Claude" w:date="2026-10-21T19:00:00Z">
-        <w:r>
-          <w:t>, and names the document it verified. The reviewer is never your organisation and never GEX (section 7)</w:t>
-        </w:r>
-      </w:ins>
+      <w:r>
+        <w:t>, and names the document it verified. The reviewer is never your organisation and never GEX (section 7)</w:t>
+      </w:r>
       <w:r>
         <w:t>. A reviewer can lower the stage you declared, never raise it. Every change of status or stage is recorded.</w:t>
       </w:r>
@@ -917,19 +852,15 @@
       <w:r>
         <w:t>Satisfied (every applicable item is in</w:t>
       </w:r>
-      <w:ins w:id="9016" w:author="Claude" w:date="2026-10-21T19:00:00Z">
-        <w:r>
-          <w:t xml:space="preserve"> at its stage, the commitment level is met and no check fails</w:t>
-        </w:r>
-      </w:ins>
+      <w:r>
+        <w:t xml:space="preserve"> at its stage, the commitment level is met and no check fails</w:t>
+      </w:r>
       <w:r>
         <w:t>), Blocked (a deal-breaker is missing</w:t>
       </w:r>
-      <w:ins w:id="9015" w:author="Claude" w:date="2026-10-21T19:00:00Z">
-        <w:r>
-          <w:t>, a coherence check fails or a trigger is active</w:t>
-        </w:r>
-      </w:ins>
+      <w:r>
+        <w:t>, a coherence check fails or a trigger is active</w:t>
+      </w:r>
       <w:r>
         <w:t>), Incomplete (other items are missing), or Waived (not required for your financing model).</w:t>
       </w:r>
@@ -1052,49 +983,27 @@
             <w:pPr>
               <w:spacing w:after="60"/>
             </w:pPr>
-            <w:del w:id="9019" w:author="Claude" w:date="2026-10-21T19:00:00Z">
-              <w:r>
-                <w:rPr>
-                  <w:sz w:val="20"/>
-                  <w:szCs w:val="20"/>
-                </w:rPr>
-                <w:delText xml:space="preserve">Lender gates (G4, G6, G7, G8 and G10) can be waived for a project financed on a sponsor’s</w:delText>
-              </w:r>
-            </w:del>
-            <w:ins w:id="9020" w:author="Claude" w:date="2026-10-21T19:00:00Z">
-              <w:r>
-                <w:rPr>
-                  <w:sz w:val="20"/>
-                  <w:szCs w:val="20"/>
-                </w:rPr>
-                <w:t>Some items protect an external lender and are asked only of a project-financed project. G6 and G8 consist only of such items, so they are waived whole when you fund from your own</w:t>
-              </w:r>
-            </w:ins>
             <w:r>
               <w:rPr>
                 <w:sz w:val="20"/>
                 <w:szCs w:val="20"/>
               </w:rPr>
+              <w:t>Some items protect an external lender and are asked only of a project-financed project. G6 and G8 consist only of such items, so they are waived whole when you fund from your own</w:t>
+            </w:r>
+            <w:r>
+              <w:rPr>
+                <w:sz w:val="20"/>
+                <w:szCs w:val="20"/>
+              </w:rPr>
               <w:t xml:space="preserve"> balance sheet. </w:t>
             </w:r>
-            <w:del w:id="9017" w:author="Claude" w:date="2026-10-21T19:00:00Z">
-              <w:r>
-                <w:rPr>
-                  <w:sz w:val="20"/>
-                  <w:szCs w:val="20"/>
-                </w:rPr>
-                <w:delText>They cannot be waived for project finance</w:delText>
-              </w:r>
-            </w:del>
-            <w:ins w:id="9018" w:author="Claude" w:date="2026-10-21T19:00:00Z">
-              <w:r>
-                <w:rPr>
-                  <w:sz w:val="20"/>
-                  <w:szCs w:val="20"/>
-                </w:rPr>
-                <w:t>Every other gate, including the offtake (G4), insurance (G7) and the investment decision (G10), applies to every project. A waived gate counts towards your status but is never shown as satisfied by evidence</w:t>
-              </w:r>
-            </w:ins>
+            <w:r>
+              <w:rPr>
+                <w:sz w:val="20"/>
+                <w:szCs w:val="20"/>
+              </w:rPr>
+              <w:t>Every other gate, including the offtake (G4), insurance (G7) and the investment decision (G10), applies to every project. A waived gate counts towards your status but is never shown as satisfied by evidence</w:t>
+            </w:r>
             <w:r>
               <w:rPr>
                 <w:sz w:val="20"/>
@@ -1704,24 +1613,15 @@
       <w:r>
         <w:t xml:space="preserve">The twelve gates lead your project </w:t>
       </w:r>
-      <w:del w:id="9022" w:author="Claude" w:date="2026-10-21T19:00:00Z">
-        <w:r>
-          <w:delText>through eight statuses</w:delText>
-        </w:r>
-      </w:del>
-      <w:ins w:id="9023" w:author="Claude" w:date="2026-10-21T19:00:00Z">
-        <w:r>
-          <w:t>up a ladder of statuses, from Speculative (an idea; nothing can be committed yet) to Operational</w:t>
-        </w:r>
-      </w:ins>
+      <w:r>
+        <w:t>up a ladder of statuses, from Speculative (an idea; nothing can be committed yet) to Operational</w:t>
+      </w:r>
       <w:r>
         <w:t>. Each status is reached only when the gates before it are satisfied</w:t>
       </w:r>
-      <w:ins w:id="9021" w:author="Claude" w:date="2026-10-21T19:00:00Z">
-        <w:r>
-          <w:t xml:space="preserve"> and, where shown, the offtake and the EPC have reached the level the status needs (section 5)</w:t>
-        </w:r>
-      </w:ins>
+      <w:r>
+        <w:t xml:space="preserve"> and, where shown, the offtake and the EPC have reached the level the status needs (section 5)</w:t>
+      </w:r>
       <w:r>
         <w:t>.</w:t>
       </w:r>
@@ -1908,24 +1808,13 @@
               </w:rPr>
               <w:t xml:space="preserve">G1 Power, </w:t>
             </w:r>
-            <w:del w:id="9024" w:author="Claude" w:date="2026-10-21T19:00:00Z">
-              <w:r>
-                <w:rPr>
-                  <w:sz w:val="19"/>
-                  <w:szCs w:val="19"/>
-                </w:rPr>
-                <w:delText>Water &amp; Critical Utility Access</w:delText>
-              </w:r>
-            </w:del>
-            <w:ins w:id="9025" w:author="Claude" w:date="2026-10-21T19:00:00Z">
-              <w:r>
-                <w:rPr>
-                  <w:sz w:val="19"/>
-                  <w:szCs w:val="19"/>
-                </w:rPr>
-                <w:t>Utilities &amp; Technology Basis</w:t>
-              </w:r>
-            </w:ins>
+            <w:r>
+              <w:rPr>
+                <w:sz w:val="19"/>
+                <w:szCs w:val="19"/>
+              </w:rPr>
+              <w:t>Utilities &amp; Technology Basis</w:t>
+            </w:r>
           </w:p>
         </w:tc>
         <w:tc>
@@ -2023,19 +1912,15 @@
           </w:p>
           <w:p>
             <w:pPr>
-              <w:rPr>
-                <w:ins w:id="9026" w:author="Claude" w:date="2026-10-21T19:00:00Z"/>
-              </w:rPr>
+              <w:rPr/>
             </w:pPr>
-            <w:ins w:id="9027" w:author="Claude" w:date="2026-10-21T19:00:00Z">
-              <w:r>
-                <w:rPr>
-                  <w:sz w:val="19"/>
-                  <w:szCs w:val="19"/>
-                </w:rPr>
-                <w:t>Offtake terms (O2 or better) for at least 60% of planned output</w:t>
-              </w:r>
-            </w:ins>
+            <w:r>
+              <w:rPr>
+                <w:sz w:val="19"/>
+                <w:szCs w:val="19"/>
+              </w:rPr>
+              <w:t>Offtake terms (O2 or better) for at least 60% of planned output</w:t>
+            </w:r>
           </w:p>
         </w:tc>
         <w:tc>
@@ -2133,19 +2018,15 @@
           </w:p>
           <w:p>
             <w:pPr>
-              <w:rPr>
-                <w:ins w:id="9028" w:author="Claude" w:date="2026-10-21T19:00:00Z"/>
-              </w:rPr>
+              <w:rPr/>
             </w:pPr>
-            <w:ins w:id="9029" w:author="Claude" w:date="2026-10-21T19:00:00Z">
-              <w:r>
-                <w:rPr>
-                  <w:sz w:val="19"/>
-                  <w:szCs w:val="19"/>
-                </w:rPr>
-                <w:t>Offtake O4 · EPC E4</w:t>
-              </w:r>
-            </w:ins>
+            <w:r>
+              <w:rPr>
+                <w:sz w:val="19"/>
+                <w:szCs w:val="19"/>
+              </w:rPr>
+              <w:t>Offtake O4 · EPC E4</w:t>
+            </w:r>
           </w:p>
         </w:tc>
         <w:tc>
@@ -2243,54 +2124,48 @@
           </w:p>
           <w:p>
             <w:pPr>
-              <w:rPr>
-                <w:ins w:id="9030" w:author="Claude" w:date="2026-10-21T19:00:00Z"/>
-              </w:rPr>
+              <w:rPr/>
             </w:pPr>
-            <w:ins w:id="9031" w:author="Claude" w:date="2026-10-21T19:00:00Z">
-              <w:r>
-                <w:rPr>
-                  <w:sz w:val="19"/>
-                  <w:szCs w:val="19"/>
-                </w:rPr>
-                <w:t>Under project finance: offtake O6</w:t>
-              </w:r>
-            </w:ins>
-          </w:p>
-        </w:tc>
-        <w:tc>
-          <w:tcPr>
-            <w:tcW w:w="2960" w:type="dxa"/>
-            <w:tcBorders>
-              <w:top w:val="single" w:sz="4" w:space="0" w:color="D6DFDB"/>
-              <w:left w:val="single" w:sz="4" w:space="0" w:color="D6DFDB"/>
-              <w:bottom w:val="single" w:sz="4" w:space="0" w:color="D6DFDB"/>
-              <w:right w:val="single" w:sz="4" w:space="0" w:color="D6DFDB"/>
-            </w:tcBorders>
-            <w:tcMar>
-              <w:top w:w="80" w:type="dxa"/>
-              <w:left w:w="120" w:type="dxa"/>
-              <w:bottom w:w="80" w:type="dxa"/>
-              <w:right w:w="120" w:type="dxa"/>
-            </w:tcMar>
-          </w:tcPr>
-          <w:p>
             <w:r>
               <w:rPr>
                 <w:sz w:val="19"/>
                 <w:szCs w:val="19"/>
               </w:rPr>
+              <w:t>Under project finance: offtake O6</w:t>
+            </w:r>
+          </w:p>
+        </w:tc>
+        <w:tc>
+          <w:tcPr>
+            <w:tcW w:w="2960" w:type="dxa"/>
+            <w:tcBorders>
+              <w:top w:val="single" w:sz="4" w:space="0" w:color="D6DFDB"/>
+              <w:left w:val="single" w:sz="4" w:space="0" w:color="D6DFDB"/>
+              <w:bottom w:val="single" w:sz="4" w:space="0" w:color="D6DFDB"/>
+              <w:right w:val="single" w:sz="4" w:space="0" w:color="D6DFDB"/>
+            </w:tcBorders>
+            <w:tcMar>
+              <w:top w:w="80" w:type="dxa"/>
+              <w:left w:w="120" w:type="dxa"/>
+              <w:bottom w:w="80" w:type="dxa"/>
+              <w:right w:w="120" w:type="dxa"/>
+            </w:tcMar>
+          </w:tcPr>
+          <w:p>
+            <w:r>
+              <w:rPr>
+                <w:sz w:val="19"/>
+                <w:szCs w:val="19"/>
+              </w:rPr>
               <w:t>Development-finance, mezzanine and guarantee support</w:t>
             </w:r>
-            <w:ins w:id="9032" w:author="Claude" w:date="2026-10-21T19:00:00Z">
-              <w:r>
-                <w:rPr>
-                  <w:sz w:val="19"/>
-                  <w:szCs w:val="19"/>
-                </w:rPr>
-                <w:t xml:space="preserve"> (project finance)</w:t>
-              </w:r>
-            </w:ins>
+            <w:r>
+              <w:rPr>
+                <w:sz w:val="19"/>
+                <w:szCs w:val="19"/>
+              </w:rPr>
+              <w:t xml:space="preserve"> (project finance)</w:t>
+            </w:r>
           </w:p>
         </w:tc>
       </w:tr>
@@ -2376,24 +2251,13 @@
               </w:rPr>
               <w:t xml:space="preserve">A senior debt </w:t>
             </w:r>
-            <w:del w:id="9033" w:author="Claude" w:date="2026-10-21T19:00:00Z">
-              <w:r>
-                <w:rPr>
-                  <w:sz w:val="19"/>
-                  <w:szCs w:val="19"/>
-                </w:rPr>
-                <w:delText>commitment</w:delText>
-              </w:r>
-            </w:del>
-            <w:ins w:id="9034" w:author="Claude" w:date="2026-10-21T19:00:00Z">
-              <w:r>
-                <w:rPr>
-                  <w:sz w:val="19"/>
-                  <w:szCs w:val="19"/>
-                </w:rPr>
-                <w:t>credit approval, conditional until financial close (project finance)</w:t>
-              </w:r>
-            </w:ins>
+            <w:r>
+              <w:rPr>
+                <w:sz w:val="19"/>
+                <w:szCs w:val="19"/>
+              </w:rPr>
+              <w:t>credit approval, conditional until financial close (project finance)</w:t>
+            </w:r>
           </w:p>
         </w:tc>
       </w:tr>
@@ -2465,54 +2329,48 @@
           </w:p>
           <w:p>
             <w:pPr>
-              <w:rPr>
-                <w:ins w:id="9035" w:author="Claude" w:date="2026-10-21T19:00:00Z"/>
-              </w:rPr>
+              <w:rPr/>
             </w:pPr>
-            <w:ins w:id="9036" w:author="Claude" w:date="2026-10-21T19:00:00Z">
-              <w:r>
-                <w:rPr>
-                  <w:sz w:val="19"/>
-                  <w:szCs w:val="19"/>
-                </w:rPr>
-                <w:t>Offtake in force: O7 (project finance) or O5 (balance sheet) · EPC E6</w:t>
-              </w:r>
-            </w:ins>
-          </w:p>
-        </w:tc>
-        <w:tc>
-          <w:tcPr>
-            <w:tcW w:w="2960" w:type="dxa"/>
-            <w:tcBorders>
-              <w:top w:val="single" w:sz="4" w:space="0" w:color="D6DFDB"/>
-              <w:left w:val="single" w:sz="4" w:space="0" w:color="D6DFDB"/>
-              <w:bottom w:val="single" w:sz="4" w:space="0" w:color="D6DFDB"/>
-              <w:right w:val="single" w:sz="4" w:space="0" w:color="D6DFDB"/>
-            </w:tcBorders>
-            <w:tcMar>
-              <w:top w:w="80" w:type="dxa"/>
-              <w:left w:w="120" w:type="dxa"/>
-              <w:bottom w:w="80" w:type="dxa"/>
-              <w:right w:w="120" w:type="dxa"/>
-            </w:tcMar>
-          </w:tcPr>
-          <w:p>
             <w:r>
               <w:rPr>
                 <w:sz w:val="19"/>
                 <w:szCs w:val="19"/>
               </w:rPr>
+              <w:t>Offtake in force: O7 (project finance) or O5 (balance sheet) · EPC E6</w:t>
+            </w:r>
+          </w:p>
+        </w:tc>
+        <w:tc>
+          <w:tcPr>
+            <w:tcW w:w="2960" w:type="dxa"/>
+            <w:tcBorders>
+              <w:top w:val="single" w:sz="4" w:space="0" w:color="D6DFDB"/>
+              <w:left w:val="single" w:sz="4" w:space="0" w:color="D6DFDB"/>
+              <w:bottom w:val="single" w:sz="4" w:space="0" w:color="D6DFDB"/>
+              <w:right w:val="single" w:sz="4" w:space="0" w:color="D6DFDB"/>
+            </w:tcBorders>
+            <w:tcMar>
+              <w:top w:w="80" w:type="dxa"/>
+              <w:left w:w="120" w:type="dxa"/>
+              <w:bottom w:w="80" w:type="dxa"/>
+              <w:right w:w="120" w:type="dxa"/>
+            </w:tcMar>
+          </w:tcPr>
+          <w:p>
+            <w:r>
+              <w:rPr>
+                <w:sz w:val="19"/>
+                <w:szCs w:val="19"/>
+              </w:rPr>
               <w:t>Drawdown of the debt</w:t>
             </w:r>
-            <w:ins w:id="9037" w:author="Claude" w:date="2026-10-21T19:00:00Z">
-              <w:r>
-                <w:rPr>
-                  <w:sz w:val="19"/>
-                  <w:szCs w:val="19"/>
-                </w:rPr>
-                <w:t xml:space="preserve"> (project finance)</w:t>
-              </w:r>
-            </w:ins>
+            <w:r>
+              <w:rPr>
+                <w:sz w:val="19"/>
+                <w:szCs w:val="19"/>
+              </w:rPr>
+              <w:t xml:space="preserve"> (project finance)</w:t>
+            </w:r>
           </w:p>
         </w:tc>
       </w:tr>
@@ -2608,32 +2466,24 @@
         <w:pStyle w:val="Heading1"/>
         <w:keepNext/>
         <w:spacing w:before="360" w:after="160"/>
-        <w:rPr>
-          <w:ins w:id="9038" w:author="Claude" w:date="2026-10-21T19:00:00Z"/>
-        </w:rPr>
+        <w:rPr/>
       </w:pPr>
-      <w:ins w:id="9039" w:author="Claude" w:date="2026-10-21T19:00:00Z">
-        <w:r>
-          <w:t>5. What GEX checks beyond documents</w:t>
-        </w:r>
-      </w:ins>
+      <w:r>
+        <w:t>5. What GEX checks beyond documents</w:t>
+      </w:r>
     </w:p>
     <w:p>
       <w:pPr>
         <w:spacing w:after="120"/>
+        <w:rPr/>
+      </w:pPr>
+      <w:r>
         <w:rPr>
-          <w:ins w:id="9040" w:author="Claude" w:date="2026-10-21T19:00:00Z"/>
+          <w:b/>
+          <w:bCs/>
         </w:rPr>
-      </w:pPr>
-      <w:ins w:id="9041" w:author="Claude" w:date="2026-10-21T19:00:00Z">
-        <w:r>
-          <w:rPr>
-            <w:b/>
-            <w:bCs/>
-          </w:rPr>
-          <w:t>A verified document is not the whole story. Two commitments are misread more than any other, the offtake and the EPC contract, so GEX grades each on a ladder. It works the level out from your verified documents and from the terms you record on five commitment cards: offtake, EPC, schedule, supply and model. You never type a level in.</w:t>
-        </w:r>
-      </w:ins>
+        <w:t>A verified document is not the whole story. Two commitments are misread more than any other, the offtake and the EPC contract, so GEX grades each on a ladder. It works the level out from your verified documents and from the terms you record on five commitment cards: offtake, EPC, schedule, supply and model. You never type a level in.</w:t>
+      </w:r>
     </w:p>
     <w:tbl>
       <w:tblPr>
@@ -2666,7 +2516,6 @@
         <w:trPr>
           <w:cantSplit/>
           <w:tblHeader/>
-          <w:ins w:id="9042" w:author="Claude" w:date="2026-10-21T19:00:00Z"/>
         </w:trPr>
         <w:tc>
           <w:tcPr>
@@ -2688,22 +2537,18 @@
           <w:p>
             <w:pPr>
               <w:spacing w:after="40"/>
-              <w:rPr>
-                <w:ins w:id="9043" w:author="Claude" w:date="2026-10-21T19:00:00Z"/>
-              </w:rPr>
+              <w:rPr/>
             </w:pPr>
-            <w:ins w:id="9044" w:author="Claude" w:date="2026-10-21T19:00:00Z">
-              <w:r>
-                <w:rPr>
-                  <w:b/>
-                  <w:bCs/>
-                  <w:color w:val="0D5754"/>
-                  <w:sz w:val="16"/>
-                  <w:szCs w:val="16"/>
-                </w:rPr>
-                <w:t>Offtake</w:t>
-              </w:r>
-            </w:ins>
+            <w:r>
+              <w:rPr>
+                <w:b/>
+                <w:bCs/>
+                <w:color w:val="0D5754"/>
+                <w:sz w:val="16"/>
+                <w:szCs w:val="16"/>
+              </w:rPr>
+              <w:t>Offtake</w:t>
+            </w:r>
           </w:p>
         </w:tc>
         <w:tc>
@@ -2726,22 +2571,18 @@
           <w:p>
             <w:pPr>
               <w:spacing w:after="40"/>
-              <w:rPr>
-                <w:ins w:id="9045" w:author="Claude" w:date="2026-10-21T19:00:00Z"/>
-              </w:rPr>
+              <w:rPr/>
             </w:pPr>
-            <w:ins w:id="9046" w:author="Claude" w:date="2026-10-21T19:00:00Z">
-              <w:r>
-                <w:rPr>
-                  <w:b/>
-                  <w:bCs/>
-                  <w:color w:val="0D5754"/>
-                  <w:sz w:val="16"/>
-                  <w:szCs w:val="16"/>
-                </w:rPr>
-                <w:t>What it means</w:t>
-              </w:r>
-            </w:ins>
+            <w:r>
+              <w:rPr>
+                <w:b/>
+                <w:bCs/>
+                <w:color w:val="0D5754"/>
+                <w:sz w:val="16"/>
+                <w:szCs w:val="16"/>
+              </w:rPr>
+              <w:t>What it means</w:t>
+            </w:r>
           </w:p>
         </w:tc>
       </w:tr>
@@ -2754,7 +2595,6 @@
         </w:tblPrEx>
         <w:trPr>
           <w:cantSplit/>
-          <w:ins w:id="9047" w:author="Claude" w:date="2026-10-21T19:00:00Z"/>
         </w:trPr>
         <w:tc>
           <w:tcPr>
@@ -2775,19 +2615,15 @@
           <w:p>
             <w:pPr>
               <w:spacing w:after="40"/>
-              <w:rPr>
-                <w:ins w:id="9048" w:author="Claude" w:date="2026-10-21T19:00:00Z"/>
-              </w:rPr>
+              <w:rPr/>
             </w:pPr>
-            <w:ins w:id="9049" w:author="Claude" w:date="2026-10-21T19:00:00Z">
-              <w:r>
-                <w:rPr>
-                  <w:sz w:val="16"/>
-                  <w:szCs w:val="16"/>
-                </w:rPr>
-                <w:t>O0</w:t>
-              </w:r>
-            </w:ins>
+            <w:r>
+              <w:rPr>
+                <w:sz w:val="16"/>
+                <w:szCs w:val="16"/>
+              </w:rPr>
+              <w:t>O0</w:t>
+            </w:r>
           </w:p>
         </w:tc>
         <w:tc>
@@ -2809,19 +2645,15 @@
           <w:p>
             <w:pPr>
               <w:spacing w:after="40"/>
-              <w:rPr>
-                <w:ins w:id="9050" w:author="Claude" w:date="2026-10-21T19:00:00Z"/>
-              </w:rPr>
+              <w:rPr/>
             </w:pPr>
-            <w:ins w:id="9051" w:author="Claude" w:date="2026-10-21T19:00:00Z">
-              <w:r>
-                <w:rPr>
-                  <w:sz w:val="16"/>
-                  <w:szCs w:val="16"/>
-                </w:rPr>
-                <w:t>No verified offtake document with a declared maturity.</w:t>
-              </w:r>
-            </w:ins>
+            <w:r>
+              <w:rPr>
+                <w:sz w:val="16"/>
+                <w:szCs w:val="16"/>
+              </w:rPr>
+              <w:t>No verified offtake document with a declared maturity.</w:t>
+            </w:r>
           </w:p>
         </w:tc>
       </w:tr>
@@ -2834,7 +2666,6 @@
         </w:tblPrEx>
         <w:trPr>
           <w:cantSplit/>
-          <w:ins w:id="9052" w:author="Claude" w:date="2026-10-21T19:00:00Z"/>
         </w:trPr>
         <w:tc>
           <w:tcPr>
@@ -2855,19 +2686,15 @@
           <w:p>
             <w:pPr>
               <w:spacing w:after="40"/>
-              <w:rPr>
-                <w:ins w:id="9053" w:author="Claude" w:date="2026-10-21T19:00:00Z"/>
-              </w:rPr>
+              <w:rPr/>
             </w:pPr>
-            <w:ins w:id="9054" w:author="Claude" w:date="2026-10-21T19:00:00Z">
-              <w:r>
-                <w:rPr>
-                  <w:sz w:val="16"/>
-                  <w:szCs w:val="16"/>
-                </w:rPr>
-                <w:t>O1</w:t>
-              </w:r>
-            </w:ins>
+            <w:r>
+              <w:rPr>
+                <w:sz w:val="16"/>
+                <w:szCs w:val="16"/>
+              </w:rPr>
+              <w:t>O1</w:t>
+            </w:r>
           </w:p>
         </w:tc>
         <w:tc>
@@ -2889,19 +2716,15 @@
           <w:p>
             <w:pPr>
               <w:spacing w:after="40"/>
-              <w:rPr>
-                <w:ins w:id="9055" w:author="Claude" w:date="2026-10-21T19:00:00Z"/>
-              </w:rPr>
+              <w:rPr/>
             </w:pPr>
-            <w:ins w:id="9056" w:author="Claude" w:date="2026-10-21T19:00:00Z">
-              <w:r>
-                <w:rPr>
-                  <w:sz w:val="16"/>
-                  <w:szCs w:val="16"/>
-                </w:rPr>
-                <w:t>MoU or letter of intent: a buyer exists; nothing binds.</w:t>
-              </w:r>
-            </w:ins>
+            <w:r>
+              <w:rPr>
+                <w:sz w:val="16"/>
+                <w:szCs w:val="16"/>
+              </w:rPr>
+              <w:t>MoU or letter of intent: a buyer exists; nothing binds.</w:t>
+            </w:r>
           </w:p>
         </w:tc>
       </w:tr>
@@ -2914,7 +2737,6 @@
         </w:tblPrEx>
         <w:trPr>
           <w:cantSplit/>
-          <w:ins w:id="9057" w:author="Claude" w:date="2026-10-21T19:00:00Z"/>
         </w:trPr>
         <w:tc>
           <w:tcPr>
@@ -2935,19 +2757,15 @@
           <w:p>
             <w:pPr>
               <w:spacing w:after="40"/>
-              <w:rPr>
-                <w:ins w:id="9058" w:author="Claude" w:date="2026-10-21T19:00:00Z"/>
-              </w:rPr>
+              <w:rPr/>
             </w:pPr>
-            <w:ins w:id="9059" w:author="Claude" w:date="2026-10-21T19:00:00Z">
-              <w:r>
-                <w:rPr>
-                  <w:sz w:val="16"/>
-                  <w:szCs w:val="16"/>
-                </w:rPr>
-                <w:t>O2</w:t>
-              </w:r>
-            </w:ins>
+            <w:r>
+              <w:rPr>
+                <w:sz w:val="16"/>
+                <w:szCs w:val="16"/>
+              </w:rPr>
+              <w:t>O2</w:t>
+            </w:r>
           </w:p>
         </w:tc>
         <w:tc>
@@ -2969,19 +2787,15 @@
           <w:p>
             <w:pPr>
               <w:spacing w:after="40"/>
-              <w:rPr>
-                <w:ins w:id="9060" w:author="Claude" w:date="2026-10-21T19:00:00Z"/>
-              </w:rPr>
+              <w:rPr/>
             </w:pPr>
-            <w:ins w:id="9061" w:author="Claude" w:date="2026-10-21T19:00:00Z">
-              <w:r>
-                <w:rPr>
-                  <w:sz w:val="16"/>
-                  <w:szCs w:val="16"/>
-                </w:rPr>
-                <w:t>Term sheet, heads of agreement or agreed form: commercial fit, not binding.</w:t>
-              </w:r>
-            </w:ins>
+            <w:r>
+              <w:rPr>
+                <w:sz w:val="16"/>
+                <w:szCs w:val="16"/>
+              </w:rPr>
+              <w:t>Term sheet, heads of agreement or agreed form: commercial fit, not binding.</w:t>
+            </w:r>
           </w:p>
         </w:tc>
       </w:tr>
@@ -2994,7 +2808,6 @@
         </w:tblPrEx>
         <w:trPr>
           <w:cantSplit/>
-          <w:ins w:id="9062" w:author="Claude" w:date="2026-10-21T19:00:00Z"/>
         </w:trPr>
         <w:tc>
           <w:tcPr>
@@ -3015,19 +2828,15 @@
           <w:p>
             <w:pPr>
               <w:spacing w:after="40"/>
-              <w:rPr>
-                <w:ins w:id="9063" w:author="Claude" w:date="2026-10-21T19:00:00Z"/>
-              </w:rPr>
+              <w:rPr/>
             </w:pPr>
-            <w:ins w:id="9064" w:author="Claude" w:date="2026-10-21T19:00:00Z">
-              <w:r>
-                <w:rPr>
-                  <w:sz w:val="16"/>
-                  <w:szCs w:val="16"/>
-                </w:rPr>
-                <w:t>O3</w:t>
-              </w:r>
-            </w:ins>
+            <w:r>
+              <w:rPr>
+                <w:sz w:val="16"/>
+                <w:szCs w:val="16"/>
+              </w:rPr>
+              <w:t>O3</w:t>
+            </w:r>
           </w:p>
         </w:tc>
         <w:tc>
@@ -3049,19 +2858,15 @@
           <w:p>
             <w:pPr>
               <w:spacing w:after="40"/>
-              <w:rPr>
-                <w:ins w:id="9065" w:author="Claude" w:date="2026-10-21T19:00:00Z"/>
-              </w:rPr>
+              <w:rPr/>
             </w:pPr>
-            <w:ins w:id="9066" w:author="Claude" w:date="2026-10-21T19:00:00Z">
-              <w:r>
-                <w:rPr>
-                  <w:sz w:val="16"/>
-                  <w:szCs w:val="16"/>
-                </w:rPr>
-                <w:t>Signed, but not a binding commitment: a framework, volume or price not firm, or conditions with no longstop.</w:t>
-              </w:r>
-            </w:ins>
+            <w:r>
+              <w:rPr>
+                <w:sz w:val="16"/>
+                <w:szCs w:val="16"/>
+              </w:rPr>
+              <w:t>Signed, but not a binding commitment: a framework, volume or price not firm, or conditions with no longstop.</w:t>
+            </w:r>
           </w:p>
         </w:tc>
       </w:tr>
@@ -3074,7 +2879,6 @@
         </w:tblPrEx>
         <w:trPr>
           <w:cantSplit/>
-          <w:ins w:id="9067" w:author="Claude" w:date="2026-10-21T19:00:00Z"/>
         </w:trPr>
         <w:tc>
           <w:tcPr>
@@ -3095,19 +2899,15 @@
           <w:p>
             <w:pPr>
               <w:spacing w:after="40"/>
-              <w:rPr>
-                <w:ins w:id="9068" w:author="Claude" w:date="2026-10-21T19:00:00Z"/>
-              </w:rPr>
+              <w:rPr/>
             </w:pPr>
-            <w:ins w:id="9069" w:author="Claude" w:date="2026-10-21T19:00:00Z">
-              <w:r>
-                <w:rPr>
-                  <w:sz w:val="16"/>
-                  <w:szCs w:val="16"/>
-                </w:rPr>
-                <w:t>O4</w:t>
-              </w:r>
-            </w:ins>
+            <w:r>
+              <w:rPr>
+                <w:sz w:val="16"/>
+                <w:szCs w:val="16"/>
+              </w:rPr>
+              <w:t>O4</w:t>
+            </w:r>
           </w:p>
         </w:tc>
         <w:tc>
@@ -3129,19 +2929,15 @@
           <w:p>
             <w:pPr>
               <w:spacing w:after="40"/>
-              <w:rPr>
-                <w:ins w:id="9070" w:author="Claude" w:date="2026-10-21T19:00:00Z"/>
-              </w:rPr>
+              <w:rPr/>
             </w:pPr>
-            <w:ins w:id="9071" w:author="Claude" w:date="2026-10-21T19:00:00Z">
-              <w:r>
-                <w:rPr>
-                  <w:sz w:val="16"/>
-                  <w:szCs w:val="16"/>
-                </w:rPr>
-                <w:t>Binding, subject to conditions precedent with a longstop date.</w:t>
-              </w:r>
-            </w:ins>
+            <w:r>
+              <w:rPr>
+                <w:sz w:val="16"/>
+                <w:szCs w:val="16"/>
+              </w:rPr>
+              <w:t>Binding, subject to conditions precedent with a longstop date.</w:t>
+            </w:r>
           </w:p>
         </w:tc>
       </w:tr>
@@ -3154,7 +2950,6 @@
         </w:tblPrEx>
         <w:trPr>
           <w:cantSplit/>
-          <w:ins w:id="9072" w:author="Claude" w:date="2026-10-21T19:00:00Z"/>
         </w:trPr>
         <w:tc>
           <w:tcPr>
@@ -3175,19 +2970,15 @@
           <w:p>
             <w:pPr>
               <w:spacing w:after="40"/>
-              <w:rPr>
-                <w:ins w:id="9073" w:author="Claude" w:date="2026-10-21T19:00:00Z"/>
-              </w:rPr>
+              <w:rPr/>
             </w:pPr>
-            <w:ins w:id="9074" w:author="Claude" w:date="2026-10-21T19:00:00Z">
-              <w:r>
-                <w:rPr>
-                  <w:sz w:val="16"/>
-                  <w:szCs w:val="16"/>
-                </w:rPr>
-                <w:t>O5</w:t>
-              </w:r>
-            </w:ins>
+            <w:r>
+              <w:rPr>
+                <w:sz w:val="16"/>
+                <w:szCs w:val="16"/>
+              </w:rPr>
+              <w:t>O5</w:t>
+            </w:r>
           </w:p>
         </w:tc>
         <w:tc>
@@ -3209,19 +3000,15 @@
           <w:p>
             <w:pPr>
               <w:spacing w:after="40"/>
-              <w:rPr>
-                <w:ins w:id="9075" w:author="Claude" w:date="2026-10-21T19:00:00Z"/>
-              </w:rPr>
+              <w:rPr/>
             </w:pPr>
-            <w:ins w:id="9076" w:author="Claude" w:date="2026-10-21T19:00:00Z">
-              <w:r>
-                <w:rPr>
-                  <w:sz w:val="16"/>
-                  <w:szCs w:val="16"/>
-                </w:rPr>
-                <w:t>Binding and effective: conditions satisfied; obligations run from COD.</w:t>
-              </w:r>
-            </w:ins>
+            <w:r>
+              <w:rPr>
+                <w:sz w:val="16"/>
+                <w:szCs w:val="16"/>
+              </w:rPr>
+              <w:t>Binding and effective: conditions satisfied; obligations run from COD.</w:t>
+            </w:r>
           </w:p>
         </w:tc>
       </w:tr>
@@ -3234,7 +3021,6 @@
         </w:tblPrEx>
         <w:trPr>
           <w:cantSplit/>
-          <w:ins w:id="9077" w:author="Claude" w:date="2026-10-21T19:00:00Z"/>
         </w:trPr>
         <w:tc>
           <w:tcPr>
@@ -3255,19 +3041,15 @@
           <w:p>
             <w:pPr>
               <w:spacing w:after="40"/>
-              <w:rPr>
-                <w:ins w:id="9078" w:author="Claude" w:date="2026-10-21T19:00:00Z"/>
-              </w:rPr>
+              <w:rPr/>
             </w:pPr>
-            <w:ins w:id="9079" w:author="Claude" w:date="2026-10-21T19:00:00Z">
-              <w:r>
-                <w:rPr>
-                  <w:sz w:val="16"/>
-                  <w:szCs w:val="16"/>
-                </w:rPr>
-                <w:t>O6</w:t>
-              </w:r>
-            </w:ins>
+            <w:r>
+              <w:rPr>
+                <w:sz w:val="16"/>
+                <w:szCs w:val="16"/>
+              </w:rPr>
+              <w:t>O6</w:t>
+            </w:r>
           </w:p>
         </w:tc>
         <w:tc>
@@ -3289,19 +3071,15 @@
           <w:p>
             <w:pPr>
               <w:spacing w:after="40"/>
-              <w:rPr>
-                <w:ins w:id="9080" w:author="Claude" w:date="2026-10-21T19:00:00Z"/>
-              </w:rPr>
+              <w:rPr/>
             </w:pPr>
-            <w:ins w:id="9081" w:author="Claude" w:date="2026-10-21T19:00:00Z">
-              <w:r>
-                <w:rPr>
-                  <w:sz w:val="16"/>
-                  <w:szCs w:val="16"/>
-                </w:rPr>
-                <w:t>Firm take-or-pay or take-if-tendered from an investment-grade or credit-supported buyer.</w:t>
-              </w:r>
-            </w:ins>
+            <w:r>
+              <w:rPr>
+                <w:sz w:val="16"/>
+                <w:szCs w:val="16"/>
+              </w:rPr>
+              <w:t>Firm take-or-pay or take-if-tendered from an investment-grade or credit-supported buyer.</w:t>
+            </w:r>
           </w:p>
         </w:tc>
       </w:tr>
@@ -3314,7 +3092,6 @@
         </w:tblPrEx>
         <w:trPr>
           <w:cantSplit/>
-          <w:ins w:id="9082" w:author="Claude" w:date="2026-10-21T19:00:00Z"/>
         </w:trPr>
         <w:tc>
           <w:tcPr>
@@ -3335,19 +3112,15 @@
           <w:p>
             <w:pPr>
               <w:spacing w:after="40"/>
-              <w:rPr>
-                <w:ins w:id="9083" w:author="Claude" w:date="2026-10-21T19:00:00Z"/>
-              </w:rPr>
+              <w:rPr/>
             </w:pPr>
-            <w:ins w:id="9084" w:author="Claude" w:date="2026-10-21T19:00:00Z">
-              <w:r>
-                <w:rPr>
-                  <w:sz w:val="16"/>
-                  <w:szCs w:val="16"/>
-                </w:rPr>
-                <w:t>O7</w:t>
-              </w:r>
-            </w:ins>
+            <w:r>
+              <w:rPr>
+                <w:sz w:val="16"/>
+                <w:szCs w:val="16"/>
+              </w:rPr>
+              <w:t>O7</w:t>
+            </w:r>
           </w:p>
         </w:tc>
         <w:tc>
@@ -3369,19 +3142,15 @@
           <w:p>
             <w:pPr>
               <w:spacing w:after="40"/>
-              <w:rPr>
-                <w:ins w:id="9085" w:author="Claude" w:date="2026-10-21T19:00:00Z"/>
-              </w:rPr>
+              <w:rPr/>
             </w:pPr>
-            <w:ins w:id="9086" w:author="Claude" w:date="2026-10-21T19:00:00Z">
-              <w:r>
-                <w:rPr>
-                  <w:sz w:val="16"/>
-                  <w:szCs w:val="16"/>
-                </w:rPr>
-                <w:t>Project-finance grade: O6 plus tenor covering debt, assignment, step-in, a termination payment and allocated change in law.</w:t>
-              </w:r>
-            </w:ins>
+            <w:r>
+              <w:rPr>
+                <w:sz w:val="16"/>
+                <w:szCs w:val="16"/>
+              </w:rPr>
+              <w:t>Project-finance grade: O6 plus tenor covering debt, assignment, step-in, a termination payment and allocated change in law.</w:t>
+            </w:r>
           </w:p>
         </w:tc>
       </w:tr>
@@ -3389,19 +3158,15 @@
     <w:p>
       <w:pPr>
         <w:spacing w:after="120"/>
+        <w:rPr/>
+      </w:pPr>
+      <w:r>
         <w:rPr>
-          <w:ins w:id="9087" w:author="Claude" w:date="2026-10-21T19:00:00Z"/>
+          <w:b/>
+          <w:bCs/>
         </w:rPr>
-      </w:pPr>
-      <w:ins w:id="9088" w:author="Claude" w:date="2026-10-21T19:00:00Z">
-        <w:r>
-          <w:rPr>
-            <w:b/>
-            <w:bCs/>
-          </w:rPr>
-          <w:t>G4 needs O4. Commercially plausible needs offtake terms (O2 or better) for at least 60% of your planned output, the bar the EU Hydrogen Bank sets at application. Under project finance, Structurally bankable needs O6, and Financeable needs the offtake in force at O7; on a balance sheet, in force at O5.</w:t>
-        </w:r>
-      </w:ins>
+        <w:t>G4 needs O4. Commercially plausible needs offtake terms (O2 or better) for at least 60% of your planned output, the bar the EU Hydrogen Bank sets at application. Under project finance, Structurally bankable needs O6, and Financeable needs the offtake in force at O7; on a balance sheet, in force at O5.</w:t>
+      </w:r>
     </w:p>
     <w:tbl>
       <w:tblPr>
@@ -3434,7 +3199,6 @@
         <w:trPr>
           <w:cantSplit/>
           <w:tblHeader/>
-          <w:ins w:id="9089" w:author="Claude" w:date="2026-10-21T19:00:00Z"/>
         </w:trPr>
         <w:tc>
           <w:tcPr>
@@ -3456,22 +3220,18 @@
           <w:p>
             <w:pPr>
               <w:spacing w:after="40"/>
-              <w:rPr>
-                <w:ins w:id="9090" w:author="Claude" w:date="2026-10-21T19:00:00Z"/>
-              </w:rPr>
+              <w:rPr/>
             </w:pPr>
-            <w:ins w:id="9091" w:author="Claude" w:date="2026-10-21T19:00:00Z">
-              <w:r>
-                <w:rPr>
-                  <w:b/>
-                  <w:bCs/>
-                  <w:color w:val="0D5754"/>
-                  <w:sz w:val="16"/>
-                  <w:szCs w:val="16"/>
-                </w:rPr>
-                <w:t>EPC</w:t>
-              </w:r>
-            </w:ins>
+            <w:r>
+              <w:rPr>
+                <w:b/>
+                <w:bCs/>
+                <w:color w:val="0D5754"/>
+                <w:sz w:val="16"/>
+                <w:szCs w:val="16"/>
+              </w:rPr>
+              <w:t>EPC</w:t>
+            </w:r>
           </w:p>
         </w:tc>
         <w:tc>
@@ -3494,22 +3254,18 @@
           <w:p>
             <w:pPr>
               <w:spacing w:after="40"/>
-              <w:rPr>
-                <w:ins w:id="9092" w:author="Claude" w:date="2026-10-21T19:00:00Z"/>
-              </w:rPr>
+              <w:rPr/>
             </w:pPr>
-            <w:ins w:id="9093" w:author="Claude" w:date="2026-10-21T19:00:00Z">
-              <w:r>
-                <w:rPr>
-                  <w:b/>
-                  <w:bCs/>
-                  <w:color w:val="0D5754"/>
-                  <w:sz w:val="16"/>
-                  <w:szCs w:val="16"/>
-                </w:rPr>
-                <w:t>What it means</w:t>
-              </w:r>
-            </w:ins>
+            <w:r>
+              <w:rPr>
+                <w:b/>
+                <w:bCs/>
+                <w:color w:val="0D5754"/>
+                <w:sz w:val="16"/>
+                <w:szCs w:val="16"/>
+              </w:rPr>
+              <w:t>What it means</w:t>
+            </w:r>
           </w:p>
         </w:tc>
       </w:tr>
@@ -3522,7 +3278,6 @@
         </w:tblPrEx>
         <w:trPr>
           <w:cantSplit/>
-          <w:ins w:id="9094" w:author="Claude" w:date="2026-10-21T19:00:00Z"/>
         </w:trPr>
         <w:tc>
           <w:tcPr>
@@ -3543,19 +3298,15 @@
           <w:p>
             <w:pPr>
               <w:spacing w:after="40"/>
-              <w:rPr>
-                <w:ins w:id="9095" w:author="Claude" w:date="2026-10-21T19:00:00Z"/>
-              </w:rPr>
+              <w:rPr/>
             </w:pPr>
-            <w:ins w:id="9096" w:author="Claude" w:date="2026-10-21T19:00:00Z">
-              <w:r>
-                <w:rPr>
-                  <w:sz w:val="16"/>
-                  <w:szCs w:val="16"/>
-                </w:rPr>
-                <w:t>E0</w:t>
-              </w:r>
-            </w:ins>
+            <w:r>
+              <w:rPr>
+                <w:sz w:val="16"/>
+                <w:szCs w:val="16"/>
+              </w:rPr>
+              <w:t>E0</w:t>
+            </w:r>
           </w:p>
         </w:tc>
         <w:tc>
@@ -3577,19 +3328,15 @@
           <w:p>
             <w:pPr>
               <w:spacing w:after="40"/>
-              <w:rPr>
-                <w:ins w:id="9097" w:author="Claude" w:date="2026-10-21T19:00:00Z"/>
-              </w:rPr>
+              <w:rPr/>
             </w:pPr>
-            <w:ins w:id="9098" w:author="Claude" w:date="2026-10-21T19:00:00Z">
-              <w:r>
-                <w:rPr>
-                  <w:sz w:val="16"/>
-                  <w:szCs w:val="16"/>
-                </w:rPr>
-                <w:t>No contracting strategy and no verified EPC document.</w:t>
-              </w:r>
-            </w:ins>
+            <w:r>
+              <w:rPr>
+                <w:sz w:val="16"/>
+                <w:szCs w:val="16"/>
+              </w:rPr>
+              <w:t>No contracting strategy and no verified EPC document.</w:t>
+            </w:r>
           </w:p>
         </w:tc>
       </w:tr>
@@ -3602,7 +3349,6 @@
         </w:tblPrEx>
         <w:trPr>
           <w:cantSplit/>
-          <w:ins w:id="9099" w:author="Claude" w:date="2026-10-21T19:00:00Z"/>
         </w:trPr>
         <w:tc>
           <w:tcPr>
@@ -3623,19 +3369,15 @@
           <w:p>
             <w:pPr>
               <w:spacing w:after="40"/>
-              <w:rPr>
-                <w:ins w:id="9100" w:author="Claude" w:date="2026-10-21T19:00:00Z"/>
-              </w:rPr>
+              <w:rPr/>
             </w:pPr>
-            <w:ins w:id="9101" w:author="Claude" w:date="2026-10-21T19:00:00Z">
-              <w:r>
-                <w:rPr>
-                  <w:sz w:val="16"/>
-                  <w:szCs w:val="16"/>
-                </w:rPr>
-                <w:t>E1</w:t>
-              </w:r>
-            </w:ins>
+            <w:r>
+              <w:rPr>
+                <w:sz w:val="16"/>
+                <w:szCs w:val="16"/>
+              </w:rPr>
+              <w:t>E1</w:t>
+            </w:r>
           </w:p>
         </w:tc>
         <w:tc>
@@ -3657,19 +3399,15 @@
           <w:p>
             <w:pPr>
               <w:spacing w:after="40"/>
-              <w:rPr>
-                <w:ins w:id="9102" w:author="Claude" w:date="2026-10-21T19:00:00Z"/>
-              </w:rPr>
+              <w:rPr/>
             </w:pPr>
-            <w:ins w:id="9103" w:author="Claude" w:date="2026-10-21T19:00:00Z">
-              <w:r>
-                <w:rPr>
-                  <w:sz w:val="16"/>
-                  <w:szCs w:val="16"/>
-                </w:rPr>
-                <w:t>Strategy defined: contracting model chosen, contractor candidates identified.</w:t>
-              </w:r>
-            </w:ins>
+            <w:r>
+              <w:rPr>
+                <w:sz w:val="16"/>
+                <w:szCs w:val="16"/>
+              </w:rPr>
+              <w:t>Strategy defined: contracting model chosen, contractor candidates identified.</w:t>
+            </w:r>
           </w:p>
         </w:tc>
       </w:tr>
@@ -3682,7 +3420,6 @@
         </w:tblPrEx>
         <w:trPr>
           <w:cantSplit/>
-          <w:ins w:id="9104" w:author="Claude" w:date="2026-10-21T19:00:00Z"/>
         </w:trPr>
         <w:tc>
           <w:tcPr>
@@ -3703,19 +3440,15 @@
           <w:p>
             <w:pPr>
               <w:spacing w:after="40"/>
-              <w:rPr>
-                <w:ins w:id="9105" w:author="Claude" w:date="2026-10-21T19:00:00Z"/>
-              </w:rPr>
+              <w:rPr/>
             </w:pPr>
-            <w:ins w:id="9106" w:author="Claude" w:date="2026-10-21T19:00:00Z">
-              <w:r>
-                <w:rPr>
-                  <w:sz w:val="16"/>
-                  <w:szCs w:val="16"/>
-                </w:rPr>
-                <w:t>E2</w:t>
-              </w:r>
-            </w:ins>
+            <w:r>
+              <w:rPr>
+                <w:sz w:val="16"/>
+                <w:szCs w:val="16"/>
+              </w:rPr>
+              <w:t>E2</w:t>
+            </w:r>
           </w:p>
         </w:tc>
         <w:tc>
@@ -3737,19 +3470,15 @@
           <w:p>
             <w:pPr>
               <w:spacing w:after="40"/>
-              <w:rPr>
-                <w:ins w:id="9107" w:author="Claude" w:date="2026-10-21T19:00:00Z"/>
-              </w:rPr>
+              <w:rPr/>
             </w:pPr>
-            <w:ins w:id="9108" w:author="Claude" w:date="2026-10-21T19:00:00Z">
-              <w:r>
-                <w:rPr>
-                  <w:sz w:val="16"/>
-                  <w:szCs w:val="16"/>
-                </w:rPr>
-                <w:t>FEED complete (AACE Class 3 or better).</w:t>
-              </w:r>
-            </w:ins>
+            <w:r>
+              <w:rPr>
+                <w:sz w:val="16"/>
+                <w:szCs w:val="16"/>
+              </w:rPr>
+              <w:t>FEED complete (AACE Class 3 or better).</w:t>
+            </w:r>
           </w:p>
         </w:tc>
       </w:tr>
@@ -3762,7 +3491,6 @@
         </w:tblPrEx>
         <w:trPr>
           <w:cantSplit/>
-          <w:ins w:id="9109" w:author="Claude" w:date="2026-10-21T19:00:00Z"/>
         </w:trPr>
         <w:tc>
           <w:tcPr>
@@ -3783,19 +3511,15 @@
           <w:p>
             <w:pPr>
               <w:spacing w:after="40"/>
-              <w:rPr>
-                <w:ins w:id="9110" w:author="Claude" w:date="2026-10-21T19:00:00Z"/>
-              </w:rPr>
+              <w:rPr/>
             </w:pPr>
-            <w:ins w:id="9111" w:author="Claude" w:date="2026-10-21T19:00:00Z">
-              <w:r>
-                <w:rPr>
-                  <w:sz w:val="16"/>
-                  <w:szCs w:val="16"/>
-                </w:rPr>
-                <w:t>E3</w:t>
-              </w:r>
-            </w:ins>
+            <w:r>
+              <w:rPr>
+                <w:sz w:val="16"/>
+                <w:szCs w:val="16"/>
+              </w:rPr>
+              <w:t>E3</w:t>
+            </w:r>
           </w:p>
         </w:tc>
         <w:tc>
@@ -3817,19 +3541,15 @@
           <w:p>
             <w:pPr>
               <w:spacing w:after="40"/>
-              <w:rPr>
-                <w:ins w:id="9112" w:author="Claude" w:date="2026-10-21T19:00:00Z"/>
-              </w:rPr>
+              <w:rPr/>
             </w:pPr>
-            <w:ins w:id="9113" w:author="Claude" w:date="2026-10-21T19:00:00Z">
-              <w:r>
-                <w:rPr>
-                  <w:sz w:val="16"/>
-                  <w:szCs w:val="16"/>
-                </w:rPr>
-                <w:t>Priced proposal: a verified quotation or term sheet on the FEED basis.</w:t>
-              </w:r>
-            </w:ins>
+            <w:r>
+              <w:rPr>
+                <w:sz w:val="16"/>
+                <w:szCs w:val="16"/>
+              </w:rPr>
+              <w:t>Priced proposal: a verified quotation or term sheet on the FEED basis.</w:t>
+            </w:r>
           </w:p>
         </w:tc>
       </w:tr>
@@ -3842,7 +3562,6 @@
         </w:tblPrEx>
         <w:trPr>
           <w:cantSplit/>
-          <w:ins w:id="9114" w:author="Claude" w:date="2026-10-21T19:00:00Z"/>
         </w:trPr>
         <w:tc>
           <w:tcPr>
@@ -3863,19 +3582,15 @@
           <w:p>
             <w:pPr>
               <w:spacing w:after="40"/>
-              <w:rPr>
-                <w:ins w:id="9115" w:author="Claude" w:date="2026-10-21T19:00:00Z"/>
-              </w:rPr>
+              <w:rPr/>
             </w:pPr>
-            <w:ins w:id="9116" w:author="Claude" w:date="2026-10-21T19:00:00Z">
-              <w:r>
-                <w:rPr>
-                  <w:sz w:val="16"/>
-                  <w:szCs w:val="16"/>
-                </w:rPr>
-                <w:t>E4</w:t>
-              </w:r>
-            </w:ins>
+            <w:r>
+              <w:rPr>
+                <w:sz w:val="16"/>
+                <w:szCs w:val="16"/>
+              </w:rPr>
+              <w:t>E4</w:t>
+            </w:r>
           </w:p>
         </w:tc>
         <w:tc>
@@ -3897,19 +3612,15 @@
           <w:p>
             <w:pPr>
               <w:spacing w:after="40"/>
-              <w:rPr>
-                <w:ins w:id="9117" w:author="Claude" w:date="2026-10-21T19:00:00Z"/>
-              </w:rPr>
+              <w:rPr/>
             </w:pPr>
-            <w:ins w:id="9118" w:author="Claude" w:date="2026-10-21T19:00:00Z">
-              <w:r>
-                <w:rPr>
-                  <w:sz w:val="16"/>
-                  <w:szCs w:val="16"/>
-                </w:rPr>
-                <w:t>Agreed form: price, schedule, guarantees, damages and caps, security and licence guarantee all agreed.</w:t>
-              </w:r>
-            </w:ins>
+            <w:r>
+              <w:rPr>
+                <w:sz w:val="16"/>
+                <w:szCs w:val="16"/>
+              </w:rPr>
+              <w:t>Agreed form: price, schedule, guarantees, damages and caps, security and licence guarantee all agreed.</w:t>
+            </w:r>
           </w:p>
         </w:tc>
       </w:tr>
@@ -3922,7 +3633,6 @@
         </w:tblPrEx>
         <w:trPr>
           <w:cantSplit/>
-          <w:ins w:id="9119" w:author="Claude" w:date="2026-10-21T19:00:00Z"/>
         </w:trPr>
         <w:tc>
           <w:tcPr>
@@ -3943,19 +3653,15 @@
           <w:p>
             <w:pPr>
               <w:spacing w:after="40"/>
-              <w:rPr>
-                <w:ins w:id="9120" w:author="Claude" w:date="2026-10-21T19:00:00Z"/>
-              </w:rPr>
+              <w:rPr/>
             </w:pPr>
-            <w:ins w:id="9121" w:author="Claude" w:date="2026-10-21T19:00:00Z">
-              <w:r>
-                <w:rPr>
-                  <w:sz w:val="16"/>
-                  <w:szCs w:val="16"/>
-                </w:rPr>
-                <w:t>E5</w:t>
-              </w:r>
-            </w:ins>
+            <w:r>
+              <w:rPr>
+                <w:sz w:val="16"/>
+                <w:szCs w:val="16"/>
+              </w:rPr>
+              <w:t>E5</w:t>
+            </w:r>
           </w:p>
         </w:tc>
         <w:tc>
@@ -3977,19 +3683,15 @@
           <w:p>
             <w:pPr>
               <w:spacing w:after="40"/>
-              <w:rPr>
-                <w:ins w:id="9122" w:author="Claude" w:date="2026-10-21T19:00:00Z"/>
-              </w:rPr>
+              <w:rPr/>
             </w:pPr>
-            <w:ins w:id="9123" w:author="Claude" w:date="2026-10-21T19:00:00Z">
-              <w:r>
-                <w:rPr>
-                  <w:sz w:val="16"/>
-                  <w:szCs w:val="16"/>
-                </w:rPr>
-                <w:t>Executed; long-lead items ordered.</w:t>
-              </w:r>
-            </w:ins>
+            <w:r>
+              <w:rPr>
+                <w:sz w:val="16"/>
+                <w:szCs w:val="16"/>
+              </w:rPr>
+              <w:t>Executed; long-lead items ordered.</w:t>
+            </w:r>
           </w:p>
         </w:tc>
       </w:tr>
@@ -4002,7 +3704,6 @@
         </w:tblPrEx>
         <w:trPr>
           <w:cantSplit/>
-          <w:ins w:id="9124" w:author="Claude" w:date="2026-10-21T19:00:00Z"/>
         </w:trPr>
         <w:tc>
           <w:tcPr>
@@ -4023,19 +3724,15 @@
           <w:p>
             <w:pPr>
               <w:spacing w:after="40"/>
-              <w:rPr>
-                <w:ins w:id="9125" w:author="Claude" w:date="2026-10-21T19:00:00Z"/>
-              </w:rPr>
+              <w:rPr/>
             </w:pPr>
-            <w:ins w:id="9126" w:author="Claude" w:date="2026-10-21T19:00:00Z">
-              <w:r>
-                <w:rPr>
-                  <w:sz w:val="16"/>
-                  <w:szCs w:val="16"/>
-                </w:rPr>
-                <w:t>E6</w:t>
-              </w:r>
-            </w:ins>
+            <w:r>
+              <w:rPr>
+                <w:sz w:val="16"/>
+                <w:szCs w:val="16"/>
+              </w:rPr>
+              <w:t>E6</w:t>
+            </w:r>
           </w:p>
         </w:tc>
         <w:tc>
@@ -4057,19 +3754,15 @@
           <w:p>
             <w:pPr>
               <w:spacing w:after="40"/>
-              <w:rPr>
-                <w:ins w:id="9127" w:author="Claude" w:date="2026-10-21T19:00:00Z"/>
-              </w:rPr>
+              <w:rPr/>
             </w:pPr>
-            <w:ins w:id="9128" w:author="Claude" w:date="2026-10-21T19:00:00Z">
-              <w:r>
-                <w:rPr>
-                  <w:sz w:val="16"/>
-                  <w:szCs w:val="16"/>
-                </w:rPr>
-                <w:t>Effective and bankable: notice to proceed issued, security posted.</w:t>
-              </w:r>
-            </w:ins>
+            <w:r>
+              <w:rPr>
+                <w:sz w:val="16"/>
+                <w:szCs w:val="16"/>
+              </w:rPr>
+              <w:t>Effective and bankable: notice to proceed issued, security posted.</w:t>
+            </w:r>
           </w:p>
         </w:tc>
       </w:tr>
@@ -4077,53 +3770,41 @@
     <w:p>
       <w:pPr>
         <w:spacing w:after="120"/>
+        <w:rPr/>
+      </w:pPr>
+      <w:r>
         <w:rPr>
-          <w:ins w:id="9129" w:author="Claude" w:date="2026-10-21T19:00:00Z"/>
+          <w:b/>
+          <w:bCs/>
         </w:rPr>
-      </w:pPr>
-      <w:ins w:id="9130" w:author="Claude" w:date="2026-10-21T19:00:00Z">
-        <w:r>
-          <w:rPr>
-            <w:b/>
-            <w:bCs/>
-          </w:rPr>
-          <w:t>G5 needs E4. Financeable needs E6.</w:t>
-        </w:r>
-      </w:ins>
+        <w:t>G5 needs E4. Financeable needs E6.</w:t>
+      </w:r>
     </w:p>
     <w:p>
       <w:pPr>
         <w:spacing w:after="120"/>
+        <w:rPr/>
+      </w:pPr>
+      <w:r>
         <w:rPr>
-          <w:ins w:id="9131" w:author="Claude" w:date="2026-10-21T19:00:00Z"/>
+          <w:b/>
+          <w:bCs/>
         </w:rPr>
-      </w:pPr>
-      <w:ins w:id="9132" w:author="Claude" w:date="2026-10-21T19:00:00Z">
-        <w:r>
-          <w:rPr>
-            <w:b/>
-            <w:bCs/>
-          </w:rPr>
-          <w:t>Ten coherence checks. Commitments can each be sound and still contradict one another. GEX compares what the cards record: a first delivery date before guaranteed completion, contracted volume above guaranteed capacity, an offtake specification the EPC or licensor does not guarantee, delay exposure the EPC damages do not back, a longstop too short for permits and construction, feedstock or power contracted for less than the offtake, certification rules the power or CO2 sourcing cannot meet, force majeure defined differently across contracts, or model inputs that differ from the contracts. A failed check blocks its gate. A check with missing data shows as data missing: it never blocks and never counts as a pass.</w:t>
-        </w:r>
-      </w:ins>
+        <w:t>Ten coherence checks. Commitments can each be sound and still contradict one another. GEX compares what the cards record: a first delivery date before guaranteed completion, contracted volume above guaranteed capacity, an offtake specification the EPC or licensor does not guarantee, delay exposure the EPC damages do not back, a longstop too short for permits and construction, feedstock or power contracted for less than the offtake, certification rules the power or CO2 sourcing cannot meet, force majeure defined differently across contracts, or model inputs that differ from the contracts. A failed check blocks its gate. A check with missing data shows as data missing: it never blocks and never counts as a pass.</w:t>
+      </w:r>
     </w:p>
     <w:p>
       <w:pPr>
         <w:spacing w:after="120"/>
+        <w:rPr/>
+      </w:pPr>
+      <w:r>
         <w:rPr>
-          <w:ins w:id="9133" w:author="Claude" w:date="2026-10-21T19:00:00Z"/>
+          <w:b/>
+          <w:bCs/>
         </w:rPr>
-      </w:pPr>
-      <w:ins w:id="9134" w:author="Claude" w:date="2026-10-21T19:00:00Z">
-        <w:r>
-          <w:rPr>
-            <w:b/>
-            <w:bCs/>
-          </w:rPr>
-          <w:t>Three triggers keep gates live after the investment decision: a power contract or public support terms revoked (blocks G1), certification suspended (G2 and G11), or the EPC contractor or a key OEM insolvent (G5).</w:t>
-        </w:r>
-      </w:ins>
+        <w:t>Three triggers keep gates live after the investment decision: a power contract or public support terms revoked (blocks G1), certification suspended (G2 and G11), or the EPC contractor or a key OEM insolvent (G5).</w:t>
+      </w:r>
     </w:p>
     <w:p>
       <w:r>
@@ -4136,17 +3817,9 @@
         <w:keepNext/>
         <w:spacing w:before="360" w:after="160"/>
       </w:pPr>
-      <w:del w:id="9135" w:author="Claude" w:date="2026-10-21T19:00:00Z">
-        <w:r>
-          <w:lastRenderedPageBreak/>
-          <w:delText>5</w:delText>
-        </w:r>
-      </w:del>
-      <w:ins w:id="9136" w:author="Claude" w:date="2026-10-21T19:00:00Z">
-        <w:r>
-          <w:t>6</w:t>
-        </w:r>
-      </w:ins>
+      <w:r>
+        <w:t>6</w:t>
+      </w:r>
       <w:r>
         <w:t>. The twelve gates</w:t>
       </w:r>
@@ -4352,15 +4025,13 @@
               </w:rPr>
               <w:t xml:space="preserve">Confirms that you control the land the plant needs, that local zoning allows it, </w:t>
             </w:r>
-            <w:ins w:id="9141" w:author="Claude" w:date="2026-10-21T19:00:00Z">
-              <w:r>
-                <w:rPr>
-                  <w:sz w:val="19"/>
-                  <w:szCs w:val="19"/>
-                </w:rPr>
-                <w:t xml:space="preserve">that the site suits the process, </w:t>
-              </w:r>
-            </w:ins>
+            <w:r>
+              <w:rPr>
+                <w:sz w:val="19"/>
+                <w:szCs w:val="19"/>
+              </w:rPr>
+              <w:t xml:space="preserve">that the site suits the process, </w:t>
+            </w:r>
             <w:r>
               <w:rPr>
                 <w:sz w:val="19"/>
@@ -4541,24 +4212,13 @@
             </w:tcMar>
           </w:tcPr>
           <w:p>
-            <w:del w:id="9142" w:author="Claude" w:date="2026-10-21T19:00:00Z">
-              <w:r>
-                <w:rPr>
-                  <w:sz w:val="19"/>
-                  <w:szCs w:val="19"/>
-                </w:rPr>
-                <w:delText>External counsel — title and lease opinion</w:delText>
-              </w:r>
-            </w:del>
-            <w:ins w:id="9143" w:author="Claude" w:date="2026-10-21T19:00:00Z">
-              <w:r>
-                <w:rPr>
-                  <w:sz w:val="19"/>
-                  <w:szCs w:val="19"/>
-                </w:rPr>
-                <w:t>An independent engineer, a lenders’ adviser, or the grant body’s own assessor</w:t>
-              </w:r>
-            </w:ins>
+            <w:r>
+              <w:rPr>
+                <w:sz w:val="19"/>
+                <w:szCs w:val="19"/>
+              </w:rPr>
+              <w:t>An independent engineer, a lenders’ adviser, or the grant body’s own assessor</w:t>
+            </w:r>
           </w:p>
         </w:tc>
       </w:tr>
@@ -5126,7 +4786,6 @@
       <w:tr>
         <w:trPr>
           <w:cantSplit/>
-          <w:ins w:id="9144" w:author="Claude" w:date="2026-10-21T19:00:00Z"/>
         </w:trPr>
         <w:tc>
           <w:tcPr>
@@ -5146,19 +4805,15 @@
           </w:tcPr>
           <w:p>
             <w:pPr>
-              <w:rPr>
-                <w:ins w:id="9145" w:author="Claude" w:date="2026-10-21T19:00:00Z"/>
-              </w:rPr>
+              <w:rPr/>
             </w:pPr>
-            <w:ins w:id="9146" w:author="Claude" w:date="2026-10-21T19:00:00Z">
-              <w:r>
-                <w:rPr>
-                  <w:sz w:val="18"/>
-                  <w:szCs w:val="18"/>
-                </w:rPr>
-                <w:t>Site Technical Suitability (major-hazard siting, geotechnics, logistics access)</w:t>
-              </w:r>
-            </w:ins>
+            <w:r>
+              <w:rPr>
+                <w:sz w:val="18"/>
+                <w:szCs w:val="18"/>
+              </w:rPr>
+              <w:t>Site Technical Suitability (major-hazard siting, geotechnics, logistics access)</w:t>
+            </w:r>
           </w:p>
         </w:tc>
         <w:tc>
@@ -5179,19 +4834,15 @@
           </w:tcPr>
           <w:p>
             <w:pPr>
-              <w:rPr>
-                <w:ins w:id="9147" w:author="Claude" w:date="2026-10-21T19:00:00Z"/>
-              </w:rPr>
+              <w:rPr/>
             </w:pPr>
-            <w:ins w:id="9148" w:author="Claude" w:date="2026-10-21T19:00:00Z">
-              <w:r>
-                <w:rPr>
-                  <w:sz w:val="18"/>
-                  <w:szCs w:val="18"/>
-                </w:rPr>
-                <w:t>Engineering</w:t>
-              </w:r>
-            </w:ins>
+            <w:r>
+              <w:rPr>
+                <w:sz w:val="18"/>
+                <w:szCs w:val="18"/>
+              </w:rPr>
+              <w:t>Engineering</w:t>
+            </w:r>
           </w:p>
         </w:tc>
         <w:tc>
@@ -5212,22 +4863,18 @@
           </w:tcPr>
           <w:p>
             <w:pPr>
-              <w:rPr>
-                <w:ins w:id="9149" w:author="Claude" w:date="2026-10-21T19:00:00Z"/>
-              </w:rPr>
+              <w:rPr/>
             </w:pPr>
-            <w:ins w:id="9150" w:author="Claude" w:date="2026-10-21T19:00:00Z">
-              <w:r>
-                <w:rPr>
-                  <w:b/>
-                  <w:bCs/>
-                  <w:color w:val="0D5754"/>
-                  <w:sz w:val="18"/>
-                  <w:szCs w:val="18"/>
-                </w:rPr>
-                <w:t>—</w:t>
-              </w:r>
-            </w:ins>
+            <w:r>
+              <w:rPr>
+                <w:b/>
+                <w:bCs/>
+                <w:color w:val="0D5754"/>
+                <w:sz w:val="18"/>
+                <w:szCs w:val="18"/>
+              </w:rPr>
+              <w:t>—</w:t>
+            </w:r>
           </w:p>
         </w:tc>
         <w:tc>
@@ -5248,22 +4895,18 @@
           </w:tcPr>
           <w:p>
             <w:pPr>
-              <w:rPr>
-                <w:ins w:id="9151" w:author="Claude" w:date="2026-10-21T19:00:00Z"/>
-              </w:rPr>
+              <w:rPr/>
             </w:pPr>
-            <w:ins w:id="9152" w:author="Claude" w:date="2026-10-21T19:00:00Z">
-              <w:r>
-                <w:rPr>
-                  <w:b/>
-                  <w:bCs/>
-                  <w:color w:val="A8341A"/>
-                  <w:sz w:val="18"/>
-                  <w:szCs w:val="18"/>
-                </w:rPr>
-                <w:t>Important</w:t>
-              </w:r>
-            </w:ins>
+            <w:r>
+              <w:rPr>
+                <w:b/>
+                <w:bCs/>
+                <w:color w:val="A8341A"/>
+                <w:sz w:val="18"/>
+                <w:szCs w:val="18"/>
+              </w:rPr>
+              <w:t>Important</w:t>
+            </w:r>
           </w:p>
         </w:tc>
       </w:tr>
@@ -5277,16 +4920,9 @@
       <w:r>
         <w:t xml:space="preserve">G1 · Power, </w:t>
       </w:r>
-      <w:del w:id="9153" w:author="Claude" w:date="2026-10-21T19:00:00Z">
-        <w:r>
-          <w:delText>Water &amp; Critical Utility Access</w:delText>
-        </w:r>
-      </w:del>
-      <w:ins w:id="9154" w:author="Claude" w:date="2026-10-21T19:00:00Z">
-        <w:r>
-          <w:t>Utilities &amp; Technology Basis</w:t>
-        </w:r>
-      </w:ins>
+      <w:r>
+        <w:t>Utilities &amp; Technology Basis</w:t>
+      </w:r>
     </w:p>
     <w:p>
       <w:pPr>
@@ -5390,15 +5026,13 @@
               </w:rPr>
               <w:t>Confirms that electricity, water and other critical utilities can reach the plant at the capacity and on the date your plan assumes</w:t>
             </w:r>
-            <w:ins w:id="9155" w:author="Claude" w:date="2026-10-21T19:00:00Z">
-              <w:r>
-                <w:rPr>
-                  <w:sz w:val="19"/>
-                  <w:szCs w:val="19"/>
-                </w:rPr>
-                <w:t>, and that the conversion technology is proven enough for the scale you plan</w:t>
-              </w:r>
-            </w:ins>
+            <w:r>
+              <w:rPr>
+                <w:sz w:val="19"/>
+                <w:szCs w:val="19"/>
+              </w:rPr>
+              <w:t>, and that the conversion technology is proven enough for the scale you plan</w:t>
+            </w:r>
             <w:r>
               <w:rPr>
                 <w:sz w:val="19"/>
@@ -5466,15 +5100,13 @@
               </w:rPr>
               <w:t>For an electrolysis-based plant, power is not one cost among many. It sets how much you produce, what it costs, its carbon intensity and whether it can be certified green. A plan built on power that cannot arrive in time has no business case. GEX shows only the items that fit your power configuration (grid-connected, off-grid or hybrid), so you are never asked for evidence that does not apply.</w:t>
             </w:r>
-            <w:ins w:id="9158" w:author="Claude" w:date="2026-10-21T19:00:00Z">
-              <w:r>
-                <w:rPr>
-                  <w:sz w:val="19"/>
-                  <w:szCs w:val="19"/>
-                </w:rPr>
-                <w:t xml:space="preserve"> The status this gate leads to is called Technically plausible, so it also asks for the technology itself: its maturity, its licensor, and a mass and energy balance that holds against your power profile.</w:t>
-              </w:r>
-            </w:ins>
+            <w:r>
+              <w:rPr>
+                <w:sz w:val="19"/>
+                <w:szCs w:val="19"/>
+              </w:rPr>
+              <w:t xml:space="preserve"> The status this gate leads to is called Technically plausible, so it also asks for the technology itself: its maturity, its licensor, and a mass and energy balance that holds against your power profile.</w:t>
+            </w:r>
           </w:p>
         </w:tc>
       </w:tr>
@@ -5588,24 +5220,13 @@
             </w:tcMar>
           </w:tcPr>
           <w:p>
-            <w:del w:id="9156" w:author="Claude" w:date="2026-10-21T19:00:00Z">
-              <w:r>
-                <w:rPr>
-                  <w:sz w:val="19"/>
-                  <w:szCs w:val="19"/>
-                </w:rPr>
-                <w:delText>Grid operator documentation and the Independent Engineer</w:delText>
-              </w:r>
-            </w:del>
-            <w:ins w:id="9157" w:author="Claude" w:date="2026-10-21T19:00:00Z">
-              <w:r>
-                <w:rPr>
-                  <w:sz w:val="19"/>
-                  <w:szCs w:val="19"/>
-                </w:rPr>
-                <w:t>An independent engineer, or the seed investor’s own adviser</w:t>
-              </w:r>
-            </w:ins>
+            <w:r>
+              <w:rPr>
+                <w:sz w:val="19"/>
+                <w:szCs w:val="19"/>
+              </w:rPr>
+              <w:t>An independent engineer, or the seed investor’s own adviser</w:t>
+            </w:r>
           </w:p>
         </w:tc>
       </w:tr>
@@ -7793,7 +7414,6 @@
       <w:tr>
         <w:trPr>
           <w:cantSplit/>
-          <w:ins w:id="9159" w:author="Claude" w:date="2026-10-21T19:00:00Z"/>
         </w:trPr>
         <w:tc>
           <w:tcPr>
@@ -7813,19 +7433,15 @@
           </w:tcPr>
           <w:p>
             <w:pPr>
-              <w:rPr>
-                <w:ins w:id="9160" w:author="Claude" w:date="2026-10-21T19:00:00Z"/>
-              </w:rPr>
+              <w:rPr/>
             </w:pPr>
-            <w:ins w:id="9161" w:author="Claude" w:date="2026-10-21T19:00:00Z">
-              <w:r>
-                <w:rPr>
-                  <w:sz w:val="18"/>
-                  <w:szCs w:val="18"/>
-                </w:rPr>
-                <w:t>Technology Maturity Dossier (readiness level, reference plants, operating hours, scale-up factor)</w:t>
-              </w:r>
-            </w:ins>
+            <w:r>
+              <w:rPr>
+                <w:sz w:val="18"/>
+                <w:szCs w:val="18"/>
+              </w:rPr>
+              <w:t>Technology Maturity Dossier (readiness level, reference plants, operating hours, scale-up factor)</w:t>
+            </w:r>
           </w:p>
         </w:tc>
         <w:tc>
@@ -7846,19 +7462,15 @@
           </w:tcPr>
           <w:p>
             <w:pPr>
-              <w:rPr>
-                <w:ins w:id="9162" w:author="Claude" w:date="2026-10-21T19:00:00Z"/>
-              </w:rPr>
+              <w:rPr/>
             </w:pPr>
-            <w:ins w:id="9163" w:author="Claude" w:date="2026-10-21T19:00:00Z">
-              <w:r>
-                <w:rPr>
-                  <w:sz w:val="18"/>
-                  <w:szCs w:val="18"/>
-                </w:rPr>
-                <w:t>Engineering</w:t>
-              </w:r>
-            </w:ins>
+            <w:r>
+              <w:rPr>
+                <w:sz w:val="18"/>
+                <w:szCs w:val="18"/>
+              </w:rPr>
+              <w:t>Engineering</w:t>
+            </w:r>
           </w:p>
         </w:tc>
         <w:tc>
@@ -7879,20 +7491,16 @@
           </w:tcPr>
           <w:p>
             <w:pPr>
-              <w:rPr>
-                <w:ins w:id="9164" w:author="Claude" w:date="2026-10-21T19:00:00Z"/>
-              </w:rPr>
+              <w:rPr/>
             </w:pPr>
-            <w:ins w:id="9165" w:author="Claude" w:date="2026-10-21T19:00:00Z">
-              <w:r>
-                <w:rPr>
-                  <w:color w:val="6A7A76"/>
-                  <w:sz w:val="18"/>
-                  <w:szCs w:val="18"/>
-                </w:rPr>
-                <w:t>—</w:t>
-              </w:r>
-            </w:ins>
+            <w:r>
+              <w:rPr>
+                <w:color w:val="6A7A76"/>
+                <w:sz w:val="18"/>
+                <w:szCs w:val="18"/>
+              </w:rPr>
+              <w:t>—</w:t>
+            </w:r>
           </w:p>
         </w:tc>
         <w:tc>
@@ -7913,29 +7521,24 @@
           </w:tcPr>
           <w:p>
             <w:pPr>
-              <w:rPr>
-                <w:ins w:id="9166" w:author="Claude" w:date="2026-10-21T19:00:00Z"/>
-              </w:rPr>
+              <w:rPr/>
             </w:pPr>
-            <w:ins w:id="9167" w:author="Claude" w:date="2026-10-21T19:00:00Z">
-              <w:r>
-                <w:rPr>
-                  <w:b/>
-                  <w:bCs/>
-                  <w:color w:val="A8341A"/>
-                  <w:sz w:val="18"/>
-                  <w:szCs w:val="18"/>
-                </w:rPr>
-                <w:t>Deal-breaker</w:t>
-              </w:r>
-            </w:ins>
+            <w:r>
+              <w:rPr>
+                <w:b/>
+                <w:bCs/>
+                <w:color w:val="A8341A"/>
+                <w:sz w:val="18"/>
+                <w:szCs w:val="18"/>
+              </w:rPr>
+              <w:t>Deal-breaker</w:t>
+            </w:r>
           </w:p>
         </w:tc>
       </w:tr>
       <w:tr>
         <w:trPr>
           <w:cantSplit/>
-          <w:ins w:id="9168" w:author="Claude" w:date="2026-10-21T19:00:00Z"/>
         </w:trPr>
         <w:tc>
           <w:tcPr>
@@ -7955,19 +7558,15 @@
           </w:tcPr>
           <w:p>
             <w:pPr>
-              <w:rPr>
-                <w:ins w:id="9169" w:author="Claude" w:date="2026-10-21T19:00:00Z"/>
-              </w:rPr>
+              <w:rPr/>
             </w:pPr>
-            <w:ins w:id="9170" w:author="Claude" w:date="2026-10-21T19:00:00Z">
-              <w:r>
-                <w:rPr>
-                  <w:sz w:val="18"/>
-                  <w:szCs w:val="18"/>
-                </w:rPr>
-                <w:t>Technology Licensor Identified — Term Sheet</w:t>
-              </w:r>
-            </w:ins>
+            <w:r>
+              <w:rPr>
+                <w:sz w:val="18"/>
+                <w:szCs w:val="18"/>
+              </w:rPr>
+              <w:t>Technology Licensor Identified — Term Sheet</w:t>
+            </w:r>
           </w:p>
         </w:tc>
         <w:tc>
@@ -7988,19 +7587,15 @@
           </w:tcPr>
           <w:p>
             <w:pPr>
-              <w:rPr>
-                <w:ins w:id="9171" w:author="Claude" w:date="2026-10-21T19:00:00Z"/>
-              </w:rPr>
+              <w:rPr/>
             </w:pPr>
-            <w:ins w:id="9172" w:author="Claude" w:date="2026-10-21T19:00:00Z">
-              <w:r>
-                <w:rPr>
-                  <w:sz w:val="18"/>
-                  <w:szCs w:val="18"/>
-                </w:rPr>
-                <w:t>Engineering</w:t>
-              </w:r>
-            </w:ins>
+            <w:r>
+              <w:rPr>
+                <w:sz w:val="18"/>
+                <w:szCs w:val="18"/>
+              </w:rPr>
+              <w:t>Engineering</w:t>
+            </w:r>
           </w:p>
         </w:tc>
         <w:tc>
@@ -8021,20 +7616,16 @@
           </w:tcPr>
           <w:p>
             <w:pPr>
-              <w:rPr>
-                <w:ins w:id="9173" w:author="Claude" w:date="2026-10-21T19:00:00Z"/>
-              </w:rPr>
+              <w:rPr/>
             </w:pPr>
-            <w:ins w:id="9174" w:author="Claude" w:date="2026-10-21T19:00:00Z">
-              <w:r>
-                <w:rPr>
-                  <w:color w:val="6A7A76"/>
-                  <w:sz w:val="18"/>
-                  <w:szCs w:val="18"/>
-                </w:rPr>
-                <w:t>Term sheet</w:t>
-              </w:r>
-            </w:ins>
+            <w:r>
+              <w:rPr>
+                <w:color w:val="6A7A76"/>
+                <w:sz w:val="18"/>
+                <w:szCs w:val="18"/>
+              </w:rPr>
+              <w:t>Term sheet</w:t>
+            </w:r>
           </w:p>
         </w:tc>
         <w:tc>
@@ -8055,29 +7646,24 @@
           </w:tcPr>
           <w:p>
             <w:pPr>
-              <w:rPr>
-                <w:ins w:id="9175" w:author="Claude" w:date="2026-10-21T19:00:00Z"/>
-              </w:rPr>
+              <w:rPr/>
             </w:pPr>
-            <w:ins w:id="9176" w:author="Claude" w:date="2026-10-21T19:00:00Z">
-              <w:r>
-                <w:rPr>
-                  <w:b/>
-                  <w:bCs/>
-                  <w:color w:val="A8341A"/>
-                  <w:sz w:val="18"/>
-                  <w:szCs w:val="18"/>
-                </w:rPr>
-                <w:t>Important</w:t>
-              </w:r>
-            </w:ins>
+            <w:r>
+              <w:rPr>
+                <w:b/>
+                <w:bCs/>
+                <w:color w:val="A8341A"/>
+                <w:sz w:val="18"/>
+                <w:szCs w:val="18"/>
+              </w:rPr>
+              <w:t>Important</w:t>
+            </w:r>
           </w:p>
         </w:tc>
       </w:tr>
       <w:tr>
         <w:trPr>
           <w:cantSplit/>
-          <w:ins w:id="9177" w:author="Claude" w:date="2026-10-21T19:00:00Z"/>
         </w:trPr>
         <w:tc>
           <w:tcPr>
@@ -8097,19 +7683,15 @@
           </w:tcPr>
           <w:p>
             <w:pPr>
-              <w:rPr>
-                <w:ins w:id="9178" w:author="Claude" w:date="2026-10-21T19:00:00Z"/>
-              </w:rPr>
+              <w:rPr/>
             </w:pPr>
-            <w:ins w:id="9179" w:author="Claude" w:date="2026-10-21T19:00:00Z">
-              <w:r>
-                <w:rPr>
-                  <w:sz w:val="18"/>
-                  <w:szCs w:val="18"/>
-                </w:rPr>
-                <w:t>Integrated Mass &amp; Energy Balance at Design Basis (incl. hydrogen buffer and turndown vs power profile)</w:t>
-              </w:r>
-            </w:ins>
+            <w:r>
+              <w:rPr>
+                <w:sz w:val="18"/>
+                <w:szCs w:val="18"/>
+              </w:rPr>
+              <w:t>Integrated Mass &amp; Energy Balance at Design Basis (incl. hydrogen buffer and turndown vs power profile)</w:t>
+            </w:r>
           </w:p>
         </w:tc>
         <w:tc>
@@ -8130,19 +7712,15 @@
           </w:tcPr>
           <w:p>
             <w:pPr>
-              <w:rPr>
-                <w:ins w:id="9180" w:author="Claude" w:date="2026-10-21T19:00:00Z"/>
-              </w:rPr>
+              <w:rPr/>
             </w:pPr>
-            <w:ins w:id="9181" w:author="Claude" w:date="2026-10-21T19:00:00Z">
-              <w:r>
-                <w:rPr>
-                  <w:sz w:val="18"/>
-                  <w:szCs w:val="18"/>
-                </w:rPr>
-                <w:t>Engineering</w:t>
-              </w:r>
-            </w:ins>
+            <w:r>
+              <w:rPr>
+                <w:sz w:val="18"/>
+                <w:szCs w:val="18"/>
+              </w:rPr>
+              <w:t>Engineering</w:t>
+            </w:r>
           </w:p>
         </w:tc>
         <w:tc>
@@ -8163,20 +7741,16 @@
           </w:tcPr>
           <w:p>
             <w:pPr>
-              <w:rPr>
-                <w:ins w:id="9182" w:author="Claude" w:date="2026-10-21T19:00:00Z"/>
-              </w:rPr>
+              <w:rPr/>
             </w:pPr>
-            <w:ins w:id="9183" w:author="Claude" w:date="2026-10-21T19:00:00Z">
-              <w:r>
-                <w:rPr>
-                  <w:color w:val="6A7A76"/>
-                  <w:sz w:val="18"/>
-                  <w:szCs w:val="18"/>
-                </w:rPr>
-                <w:t>—</w:t>
-              </w:r>
-            </w:ins>
+            <w:r>
+              <w:rPr>
+                <w:color w:val="6A7A76"/>
+                <w:sz w:val="18"/>
+                <w:szCs w:val="18"/>
+              </w:rPr>
+              <w:t>—</w:t>
+            </w:r>
           </w:p>
         </w:tc>
         <w:tc>
@@ -8197,22 +7771,18 @@
           </w:tcPr>
           <w:p>
             <w:pPr>
-              <w:rPr>
-                <w:ins w:id="9184" w:author="Claude" w:date="2026-10-21T19:00:00Z"/>
-              </w:rPr>
+              <w:rPr/>
             </w:pPr>
-            <w:ins w:id="9185" w:author="Claude" w:date="2026-10-21T19:00:00Z">
-              <w:r>
-                <w:rPr>
-                  <w:b/>
-                  <w:bCs/>
-                  <w:color w:val="A8341A"/>
-                  <w:sz w:val="18"/>
-                  <w:szCs w:val="18"/>
-                </w:rPr>
-                <w:t>Important</w:t>
-              </w:r>
-            </w:ins>
+            <w:r>
+              <w:rPr>
+                <w:b/>
+                <w:bCs/>
+                <w:color w:val="A8341A"/>
+                <w:sz w:val="18"/>
+                <w:szCs w:val="18"/>
+              </w:rPr>
+              <w:t>Important</w:t>
+            </w:r>
           </w:p>
         </w:tc>
       </w:tr>
@@ -8256,16 +7826,14 @@
         </w:rPr>
         <w:t xml:space="preserve">   ·   leads to Commercially plausible   ·   shown in GEX to Regulator</w:t>
       </w:r>
-      <w:ins w:id="9186" w:author="Claude" w:date="2026-10-21T19:00:00Z">
-        <w:r>
-          <w:rPr>
-            <w:color w:val="6A7A76"/>
-            <w:sz w:val="18"/>
-            <w:szCs w:val="18"/>
-          </w:rPr>
-          <w:t>, Offtaker</w:t>
-        </w:r>
-      </w:ins>
+      <w:r>
+        <w:rPr>
+          <w:color w:val="6A7A76"/>
+          <w:sz w:val="18"/>
+          <w:szCs w:val="18"/>
+        </w:rPr>
+        <w:t>, Offtaker</w:t>
+      </w:r>
     </w:p>
     <w:tbl>
       <w:tblPr>
@@ -8345,15 +7913,13 @@
               </w:rPr>
               <w:t>Confirms that a named certification scheme applies to your project and that you can meet its rules, above all additionality and the timing and location of your renewable power</w:t>
             </w:r>
-            <w:ins w:id="9187" w:author="Claude" w:date="2026-10-21T19:00:00Z">
-              <w:r>
-                <w:rPr>
-                  <w:sz w:val="19"/>
-                  <w:szCs w:val="19"/>
-                </w:rPr>
-                <w:t>, and that the product can be qualified to its specification standard</w:t>
-              </w:r>
-            </w:ins>
+            <w:r>
+              <w:rPr>
+                <w:sz w:val="19"/>
+                <w:szCs w:val="19"/>
+              </w:rPr>
+              <w:t>, and that the product can be qualified to its specification standard</w:t>
+            </w:r>
             <w:r>
               <w:rPr>
                 <w:sz w:val="19"/>
@@ -9406,7 +8972,6 @@
       <w:tr>
         <w:trPr>
           <w:cantSplit/>
-          <w:ins w:id="9188" w:author="Claude" w:date="2026-10-21T19:00:00Z"/>
         </w:trPr>
         <w:tc>
           <w:tcPr>
@@ -9426,19 +8991,15 @@
           </w:tcPr>
           <w:p>
             <w:pPr>
-              <w:rPr>
-                <w:ins w:id="9189" w:author="Claude" w:date="2026-10-21T19:00:00Z"/>
-              </w:rPr>
+              <w:rPr/>
             </w:pPr>
-            <w:ins w:id="9190" w:author="Claude" w:date="2026-10-21T19:00:00Z">
-              <w:r>
-                <w:rPr>
-                  <w:sz w:val="18"/>
-                  <w:szCs w:val="18"/>
-                </w:rPr>
-                <w:t>Product Qualification Pathway (spec standard and annex status, e.g. ASTM D7566, ISO 6583)</w:t>
-              </w:r>
-            </w:ins>
+            <w:r>
+              <w:rPr>
+                <w:sz w:val="18"/>
+                <w:szCs w:val="18"/>
+              </w:rPr>
+              <w:t>Product Qualification Pathway (spec standard and annex status, e.g. ASTM D7566, ISO 6583)</w:t>
+            </w:r>
           </w:p>
         </w:tc>
         <w:tc>
@@ -9459,19 +9020,15 @@
           </w:tcPr>
           <w:p>
             <w:pPr>
-              <w:rPr>
-                <w:ins w:id="9191" w:author="Claude" w:date="2026-10-21T19:00:00Z"/>
-              </w:rPr>
+              <w:rPr/>
             </w:pPr>
-            <w:ins w:id="9192" w:author="Claude" w:date="2026-10-21T19:00:00Z">
-              <w:r>
-                <w:rPr>
-                  <w:sz w:val="18"/>
-                  <w:szCs w:val="18"/>
-                </w:rPr>
-                <w:t>Engineering</w:t>
-              </w:r>
-            </w:ins>
+            <w:r>
+              <w:rPr>
+                <w:sz w:val="18"/>
+                <w:szCs w:val="18"/>
+              </w:rPr>
+              <w:t>Engineering</w:t>
+            </w:r>
           </w:p>
         </w:tc>
         <w:tc>
@@ -9492,20 +9049,16 @@
           </w:tcPr>
           <w:p>
             <w:pPr>
-              <w:rPr>
-                <w:ins w:id="9193" w:author="Claude" w:date="2026-10-21T19:00:00Z"/>
-              </w:rPr>
+              <w:rPr/>
             </w:pPr>
-            <w:ins w:id="9194" w:author="Claude" w:date="2026-10-21T19:00:00Z">
-              <w:r>
-                <w:rPr>
-                  <w:color w:val="6A7A76"/>
-                  <w:sz w:val="18"/>
-                  <w:szCs w:val="18"/>
-                </w:rPr>
-                <w:t>—</w:t>
-              </w:r>
-            </w:ins>
+            <w:r>
+              <w:rPr>
+                <w:color w:val="6A7A76"/>
+                <w:sz w:val="18"/>
+                <w:szCs w:val="18"/>
+              </w:rPr>
+              <w:t>—</w:t>
+            </w:r>
           </w:p>
         </w:tc>
         <w:tc>
@@ -9526,22 +9079,18 @@
           </w:tcPr>
           <w:p>
             <w:pPr>
-              <w:rPr>
-                <w:ins w:id="9195" w:author="Claude" w:date="2026-10-21T19:00:00Z"/>
-              </w:rPr>
+              <w:rPr/>
             </w:pPr>
-            <w:ins w:id="9196" w:author="Claude" w:date="2026-10-21T19:00:00Z">
-              <w:r>
-                <w:rPr>
-                  <w:b/>
-                  <w:bCs/>
-                  <w:color w:val="A8341A"/>
-                  <w:sz w:val="18"/>
-                  <w:szCs w:val="18"/>
-                </w:rPr>
-                <w:t>Important</w:t>
-              </w:r>
-            </w:ins>
+            <w:r>
+              <w:rPr>
+                <w:b/>
+                <w:bCs/>
+                <w:color w:val="A8341A"/>
+                <w:sz w:val="18"/>
+                <w:szCs w:val="18"/>
+              </w:rPr>
+              <w:t>Important</w:t>
+            </w:r>
           </w:p>
         </w:tc>
       </w:tr>
@@ -9658,15 +9207,13 @@
               </w:rPr>
               <w:t>Confirms that a named supplier has put feedstock terms on paper (volume, quality and duration)</w:t>
             </w:r>
-            <w:ins w:id="9197" w:author="Claude" w:date="2026-10-21T19:00:00Z">
-              <w:r>
-                <w:rPr>
-                  <w:sz w:val="19"/>
-                  <w:szCs w:val="19"/>
-                </w:rPr>
-                <w:t>, matched to your design basis and the certification scheme,</w:t>
-              </w:r>
-            </w:ins>
+            <w:r>
+              <w:rPr>
+                <w:sz w:val="19"/>
+                <w:szCs w:val="19"/>
+              </w:rPr>
+              <w:t>, matched to your design basis and the certification scheme,</w:t>
+            </w:r>
             <w:r>
               <w:rPr>
                 <w:sz w:val="19"/>
@@ -9847,24 +9394,13 @@
             </w:tcMar>
           </w:tcPr>
           <w:p>
-            <w:del w:id="9198" w:author="Claude" w:date="2026-10-21T19:00:00Z">
-              <w:r>
-                <w:rPr>
-                  <w:sz w:val="19"/>
-                  <w:szCs w:val="19"/>
-                </w:rPr>
-                <w:delText>Counterparty signature on the supply terms</w:delText>
-              </w:r>
-            </w:del>
-            <w:ins w:id="9199" w:author="Claude" w:date="2026-10-21T19:00:00Z">
-              <w:r>
-                <w:rPr>
-                  <w:sz w:val="19"/>
-                  <w:szCs w:val="19"/>
-                </w:rPr>
-                <w:t>An independent engineer, or the strategic investor’s own adviser</w:t>
-              </w:r>
-            </w:ins>
+            <w:r>
+              <w:rPr>
+                <w:sz w:val="19"/>
+                <w:szCs w:val="19"/>
+              </w:rPr>
+              <w:t>An independent engineer, or the strategic investor’s own adviser</w:t>
+            </w:r>
           </w:p>
         </w:tc>
       </w:tr>
@@ -10509,7 +10045,6 @@
       <w:tr>
         <w:trPr>
           <w:cantSplit/>
-          <w:ins w:id="9200" w:author="Claude" w:date="2026-10-21T19:00:00Z"/>
         </w:trPr>
         <w:tc>
           <w:tcPr>
@@ -10529,19 +10064,15 @@
           </w:tcPr>
           <w:p>
             <w:pPr>
-              <w:rPr>
-                <w:ins w:id="9201" w:author="Claude" w:date="2026-10-21T19:00:00Z"/>
-              </w:rPr>
+              <w:rPr/>
             </w:pPr>
-            <w:ins w:id="9202" w:author="Claude" w:date="2026-10-21T19:00:00Z">
-              <w:r>
-                <w:rPr>
-                  <w:sz w:val="18"/>
-                  <w:szCs w:val="18"/>
-                </w:rPr>
-                <w:t>Feedstock Specification &amp; Eligibility Matched to Design Basis and Certification Scheme</w:t>
-              </w:r>
-            </w:ins>
+            <w:r>
+              <w:rPr>
+                <w:sz w:val="18"/>
+                <w:szCs w:val="18"/>
+              </w:rPr>
+              <w:t>Feedstock Specification &amp; Eligibility Matched to Design Basis and Certification Scheme</w:t>
+            </w:r>
           </w:p>
         </w:tc>
         <w:tc>
@@ -10562,19 +10093,15 @@
           </w:tcPr>
           <w:p>
             <w:pPr>
-              <w:rPr>
-                <w:ins w:id="9203" w:author="Claude" w:date="2026-10-21T19:00:00Z"/>
-              </w:rPr>
+              <w:rPr/>
             </w:pPr>
-            <w:ins w:id="9204" w:author="Claude" w:date="2026-10-21T19:00:00Z">
-              <w:r>
-                <w:rPr>
-                  <w:sz w:val="18"/>
-                  <w:szCs w:val="18"/>
-                </w:rPr>
-                <w:t>Engineering</w:t>
-              </w:r>
-            </w:ins>
+            <w:r>
+              <w:rPr>
+                <w:sz w:val="18"/>
+                <w:szCs w:val="18"/>
+              </w:rPr>
+              <w:t>Engineering</w:t>
+            </w:r>
           </w:p>
         </w:tc>
         <w:tc>
@@ -10595,22 +10122,18 @@
           </w:tcPr>
           <w:p>
             <w:pPr>
-              <w:rPr>
-                <w:ins w:id="9205" w:author="Claude" w:date="2026-10-21T19:00:00Z"/>
-              </w:rPr>
+              <w:rPr/>
             </w:pPr>
-            <w:ins w:id="9206" w:author="Claude" w:date="2026-10-21T19:00:00Z">
-              <w:r>
-                <w:rPr>
-                  <w:b/>
-                  <w:bCs/>
-                  <w:color w:val="0D5754"/>
-                  <w:sz w:val="18"/>
-                  <w:szCs w:val="18"/>
-                </w:rPr>
-                <w:t>—</w:t>
-              </w:r>
-            </w:ins>
+            <w:r>
+              <w:rPr>
+                <w:b/>
+                <w:bCs/>
+                <w:color w:val="0D5754"/>
+                <w:sz w:val="18"/>
+                <w:szCs w:val="18"/>
+              </w:rPr>
+              <w:t>—</w:t>
+            </w:r>
           </w:p>
         </w:tc>
         <w:tc>
@@ -10631,22 +10154,18 @@
           </w:tcPr>
           <w:p>
             <w:pPr>
-              <w:rPr>
-                <w:ins w:id="9207" w:author="Claude" w:date="2026-10-21T19:00:00Z"/>
-              </w:rPr>
+              <w:rPr/>
             </w:pPr>
-            <w:ins w:id="9208" w:author="Claude" w:date="2026-10-21T19:00:00Z">
-              <w:r>
-                <w:rPr>
-                  <w:b/>
-                  <w:bCs/>
-                  <w:color w:val="A8341A"/>
-                  <w:sz w:val="18"/>
-                  <w:szCs w:val="18"/>
-                </w:rPr>
-                <w:t>Important</w:t>
-              </w:r>
-            </w:ins>
+            <w:r>
+              <w:rPr>
+                <w:b/>
+                <w:bCs/>
+                <w:color w:val="A8341A"/>
+                <w:sz w:val="18"/>
+                <w:szCs w:val="18"/>
+              </w:rPr>
+              <w:t>Important</w:t>
+            </w:r>
           </w:p>
         </w:tc>
       </w:tr>
@@ -10690,26 +10209,14 @@
         </w:rPr>
         <w:t xml:space="preserve">   ·   leads to Buildable   ·   shown in GEX to Finance</w:t>
       </w:r>
-      <w:del w:id="9209" w:author="Claude" w:date="2026-10-21T19:00:00Z">
-        <w:r>
-          <w:rPr>
-            <w:color w:val="6A7A76"/>
-            <w:sz w:val="18"/>
-            <w:szCs w:val="18"/>
-          </w:rPr>
-          <w:delText xml:space="preserve">   ·   lender gate</w:delText>
-        </w:r>
-      </w:del>
-      <w:ins w:id="9210" w:author="Claude" w:date="2026-10-21T19:00:00Z">
-        <w:r>
-          <w:rPr>
-            <w:color w:val="6A7A76"/>
-            <w:sz w:val="18"/>
-            <w:szCs w:val="18"/>
-          </w:rPr>
-          <w:t>, Offtaker</w:t>
-        </w:r>
-      </w:ins>
+      <w:r>
+        <w:rPr>
+          <w:color w:val="6A7A76"/>
+          <w:sz w:val="18"/>
+          <w:szCs w:val="18"/>
+        </w:rPr>
+        <w:t>, Offtaker</w:t>
+      </w:r>
     </w:p>
     <w:tbl>
       <w:tblPr>
@@ -10789,15 +10296,13 @@
               </w:rPr>
               <w:t xml:space="preserve">Confirms that a creditworthy buyer is contractually bound to take your product at a price that supports the debt, with the clauses lenders need</w:t>
             </w:r>
-            <w:ins w:id="9211" w:author="Claude" w:date="2026-10-21T19:00:00Z">
-              <w:r>
-                <w:rPr>
-                  <w:sz w:val="19"/>
-                  <w:szCs w:val="19"/>
-                </w:rPr>
-                <w:t>, and that you can deliver what you sell</w:t>
-              </w:r>
-            </w:ins>
+            <w:r>
+              <w:rPr>
+                <w:sz w:val="19"/>
+                <w:szCs w:val="19"/>
+              </w:rPr>
+              <w:t>, and that you can deliver what you sell</w:t>
+            </w:r>
             <w:r>
               <w:rPr>
                 <w:sz w:val="19"/>
@@ -10865,24 +10370,13 @@
               </w:rPr>
               <w:t xml:space="preserve">Lenders lend against contracted revenue. The offtake contract is the most important document in most financings. </w:t>
             </w:r>
-            <w:del w:id="9214" w:author="Claude" w:date="2026-10-21T19:00:00Z">
-              <w:r>
-                <w:rPr>
-                  <w:sz w:val="19"/>
-                  <w:szCs w:val="19"/>
-                </w:rPr>
-                <w:delText>A letter of intent or a term sheet does not pass this gate; only an executed contract with credit support, take-or-pay, termination, assignment and step-in terms does.</w:delText>
-              </w:r>
-            </w:del>
-            <w:ins w:id="9215" w:author="Claude" w:date="2026-10-21T19:00:00Z">
-              <w:r>
-                <w:rPr>
-                  <w:sz w:val="19"/>
-                  <w:szCs w:val="19"/>
-                </w:rPr>
-                <w:t>A letter of intent or a term sheet does not pass this gate. A contract that binds the buyer does, even if it is still subject to conditions precedent with a realistic longstop date (offtake level O4, section 5). Assignment to lenders, step-in rights and a debt-sized termination payment are asked only under project finance.</w:t>
-              </w:r>
-            </w:ins>
+            <w:r>
+              <w:rPr>
+                <w:sz w:val="19"/>
+                <w:szCs w:val="19"/>
+              </w:rPr>
+              <w:t>A letter of intent or a term sheet does not pass this gate. A contract that binds the buyer does, even if it is still subject to conditions precedent with a realistic longstop date (offtake level O4, section 5). Assignment to lenders, step-in rights and a debt-sized termination payment are asked only under project finance.</w:t>
+            </w:r>
           </w:p>
         </w:tc>
       </w:tr>
@@ -10996,24 +10490,13 @@
             </w:tcMar>
           </w:tcPr>
           <w:p>
-            <w:del w:id="9212" w:author="Claude" w:date="2026-10-21T19:00:00Z">
-              <w:r>
-                <w:rPr>
-                  <w:sz w:val="19"/>
-                  <w:szCs w:val="19"/>
-                </w:rPr>
-                <w:delText>Lender credit committee and lender counsel</w:delText>
-              </w:r>
-            </w:del>
-            <w:ins w:id="9213" w:author="Claude" w:date="2026-10-21T19:00:00Z">
-              <w:r>
-                <w:rPr>
-                  <w:sz w:val="19"/>
-                  <w:szCs w:val="19"/>
-                </w:rPr>
-                <w:t>The lenders’ adviser</w:t>
-              </w:r>
-            </w:ins>
+            <w:r>
+              <w:rPr>
+                <w:sz w:val="19"/>
+                <w:szCs w:val="19"/>
+              </w:rPr>
+              <w:t>The lenders’ adviser</w:t>
+            </w:r>
           </w:p>
         </w:tc>
       </w:tr>
@@ -11497,15 +10980,13 @@
               </w:rPr>
               <w:t>Credit Support (parent guarantee / letter of credit)</w:t>
             </w:r>
-            <w:ins w:id="9216" w:author="Claude" w:date="2026-10-21T19:00:00Z">
-              <w:r>
-                <w:rPr>
-                  <w:sz w:val="18"/>
-                  <w:szCs w:val="18"/>
-                </w:rPr>
-                <w:t xml:space="preserve"> (project finance only)</w:t>
-              </w:r>
-            </w:ins>
+            <w:r>
+              <w:rPr>
+                <w:sz w:val="18"/>
+                <w:szCs w:val="18"/>
+              </w:rPr>
+              <w:t xml:space="preserve"> (project finance only)</w:t>
+            </w:r>
           </w:p>
         </w:tc>
         <w:tc>
@@ -11619,15 +11100,13 @@
               </w:rPr>
               <w:t>Take-or-Pay Floor</w:t>
             </w:r>
-            <w:ins w:id="9217" w:author="Claude" w:date="2026-10-21T19:00:00Z">
-              <w:r>
-                <w:rPr>
-                  <w:sz w:val="18"/>
-                  <w:szCs w:val="18"/>
-                </w:rPr>
-                <w:t xml:space="preserve"> (project finance only)</w:t>
-              </w:r>
-            </w:ins>
+            <w:r>
+              <w:rPr>
+                <w:sz w:val="18"/>
+                <w:szCs w:val="18"/>
+              </w:rPr>
+              <w:t xml:space="preserve"> (project finance only)</w:t>
+            </w:r>
           </w:p>
         </w:tc>
         <w:tc>
@@ -11739,15 +11218,13 @@
               </w:rPr>
               <w:t>Termination Payment Formula</w:t>
             </w:r>
-            <w:ins w:id="9218" w:author="Claude" w:date="2026-10-21T19:00:00Z">
-              <w:r>
-                <w:rPr>
-                  <w:sz w:val="18"/>
-                  <w:szCs w:val="18"/>
-                </w:rPr>
-                <w:t xml:space="preserve"> (project finance only)</w:t>
-              </w:r>
-            </w:ins>
+            <w:r>
+              <w:rPr>
+                <w:sz w:val="18"/>
+                <w:szCs w:val="18"/>
+              </w:rPr>
+              <w:t xml:space="preserve"> (project finance only)</w:t>
+            </w:r>
           </w:p>
         </w:tc>
         <w:tc>
@@ -11859,15 +11336,13 @@
               </w:rPr>
               <w:t>Assignment to Lenders</w:t>
             </w:r>
-            <w:ins w:id="9219" w:author="Claude" w:date="2026-10-21T19:00:00Z">
-              <w:r>
-                <w:rPr>
-                  <w:sz w:val="18"/>
-                  <w:szCs w:val="18"/>
-                </w:rPr>
-                <w:t xml:space="preserve"> (project finance only)</w:t>
-              </w:r>
-            </w:ins>
+            <w:r>
+              <w:rPr>
+                <w:sz w:val="18"/>
+                <w:szCs w:val="18"/>
+              </w:rPr>
+              <w:t xml:space="preserve"> (project finance only)</w:t>
+            </w:r>
           </w:p>
         </w:tc>
         <w:tc>
@@ -11979,15 +11454,13 @@
               </w:rPr>
               <w:t>Lender Step-in Rights</w:t>
             </w:r>
-            <w:ins w:id="9220" w:author="Claude" w:date="2026-10-21T19:00:00Z">
-              <w:r>
-                <w:rPr>
-                  <w:sz w:val="18"/>
-                  <w:szCs w:val="18"/>
-                </w:rPr>
-                <w:t xml:space="preserve"> (project finance only)</w:t>
-              </w:r>
-            </w:ins>
+            <w:r>
+              <w:rPr>
+                <w:sz w:val="18"/>
+                <w:szCs w:val="18"/>
+              </w:rPr>
+              <w:t xml:space="preserve"> (project finance only)</w:t>
+            </w:r>
           </w:p>
         </w:tc>
         <w:tc>
@@ -12099,15 +11572,13 @@
               </w:rPr>
               <w:t xml:space="preserve">Hedgeable Pricing Index</w:t>
             </w:r>
-            <w:ins w:id="9221" w:author="Claude" w:date="2026-10-21T19:00:00Z">
-              <w:r>
-                <w:rPr>
-                  <w:sz w:val="18"/>
-                  <w:szCs w:val="18"/>
-                </w:rPr>
-                <w:t xml:space="preserve"> (project finance only)</w:t>
-              </w:r>
-            </w:ins>
+            <w:r>
+              <w:rPr>
+                <w:sz w:val="18"/>
+                <w:szCs w:val="18"/>
+              </w:rPr>
+              <w:t xml:space="preserve"> (project finance only)</w:t>
+            </w:r>
           </w:p>
         </w:tc>
         <w:tc>
@@ -12305,7 +11776,6 @@
       <w:tr>
         <w:trPr>
           <w:cantSplit/>
-          <w:ins w:id="9222" w:author="Claude" w:date="2026-10-21T19:00:00Z"/>
         </w:trPr>
         <w:tc>
           <w:tcPr>
@@ -12325,19 +11795,15 @@
           </w:tcPr>
           <w:p>
             <w:pPr>
-              <w:rPr>
-                <w:ins w:id="9223" w:author="Claude" w:date="2026-10-21T19:00:00Z"/>
-              </w:rPr>
+              <w:rPr/>
             </w:pPr>
-            <w:ins w:id="9224" w:author="Claude" w:date="2026-10-21T19:00:00Z">
-              <w:r>
-                <w:rPr>
-                  <w:sz w:val="18"/>
-                  <w:szCs w:val="18"/>
-                </w:rPr>
-                <w:t>Seller-Side Offtake Terms Reviewed (delivery, specification, delay and shortfall caps, certification warranty, longstop)</w:t>
-              </w:r>
-            </w:ins>
+            <w:r>
+              <w:rPr>
+                <w:sz w:val="18"/>
+                <w:szCs w:val="18"/>
+              </w:rPr>
+              <w:t>Seller-Side Offtake Terms Reviewed (delivery, specification, delay and shortfall caps, certification warranty, longstop)</w:t>
+            </w:r>
           </w:p>
         </w:tc>
         <w:tc>
@@ -12358,19 +11824,15 @@
           </w:tcPr>
           <w:p>
             <w:pPr>
-              <w:rPr>
-                <w:ins w:id="9225" w:author="Claude" w:date="2026-10-21T19:00:00Z"/>
-              </w:rPr>
+              <w:rPr/>
             </w:pPr>
-            <w:ins w:id="9226" w:author="Claude" w:date="2026-10-21T19:00:00Z">
-              <w:r>
-                <w:rPr>
-                  <w:sz w:val="18"/>
-                  <w:szCs w:val="18"/>
-                </w:rPr>
-                <w:t>Legal</w:t>
-              </w:r>
-            </w:ins>
+            <w:r>
+              <w:rPr>
+                <w:sz w:val="18"/>
+                <w:szCs w:val="18"/>
+              </w:rPr>
+              <w:t>Legal</w:t>
+            </w:r>
           </w:p>
         </w:tc>
         <w:tc>
@@ -12391,22 +11853,18 @@
           </w:tcPr>
           <w:p>
             <w:pPr>
-              <w:rPr>
-                <w:ins w:id="9227" w:author="Claude" w:date="2026-10-21T19:00:00Z"/>
-              </w:rPr>
+              <w:rPr/>
             </w:pPr>
-            <w:ins w:id="9228" w:author="Claude" w:date="2026-10-21T19:00:00Z">
-              <w:r>
-                <w:rPr>
-                  <w:b/>
-                  <w:bCs/>
-                  <w:color w:val="0D5754"/>
-                  <w:sz w:val="18"/>
-                  <w:szCs w:val="18"/>
-                </w:rPr>
-                <w:t>—</w:t>
-              </w:r>
-            </w:ins>
+            <w:r>
+              <w:rPr>
+                <w:b/>
+                <w:bCs/>
+                <w:color w:val="0D5754"/>
+                <w:sz w:val="18"/>
+                <w:szCs w:val="18"/>
+              </w:rPr>
+              <w:t>—</w:t>
+            </w:r>
           </w:p>
         </w:tc>
         <w:tc>
@@ -12427,22 +11885,18 @@
           </w:tcPr>
           <w:p>
             <w:pPr>
-              <w:rPr>
-                <w:ins w:id="9229" w:author="Claude" w:date="2026-10-21T19:00:00Z"/>
-              </w:rPr>
+              <w:rPr/>
             </w:pPr>
-            <w:ins w:id="9230" w:author="Claude" w:date="2026-10-21T19:00:00Z">
-              <w:r>
-                <w:rPr>
-                  <w:b/>
-                  <w:bCs/>
-                  <w:color w:val="A8341A"/>
-                  <w:sz w:val="18"/>
-                  <w:szCs w:val="18"/>
-                </w:rPr>
-                <w:t>Important</w:t>
-              </w:r>
-            </w:ins>
+            <w:r>
+              <w:rPr>
+                <w:b/>
+                <w:bCs/>
+                <w:color w:val="A8341A"/>
+                <w:sz w:val="18"/>
+                <w:szCs w:val="18"/>
+              </w:rPr>
+              <w:t>Important</w:t>
+            </w:r>
           </w:p>
         </w:tc>
       </w:tr>
@@ -12480,16 +11934,14 @@
         </w:rPr>
         <w:t xml:space="preserve">   ·   leads to Buildable   ·   shown in GEX to Producer, Executive</w:t>
       </w:r>
-      <w:ins w:id="9231" w:author="Claude" w:date="2026-10-21T19:00:00Z">
-        <w:r>
-          <w:rPr>
-            <w:color w:val="6A7A76"/>
-            <w:sz w:val="18"/>
-            <w:szCs w:val="18"/>
-          </w:rPr>
-          <w:t>, Offtaker</w:t>
-        </w:r>
-      </w:ins>
+      <w:r>
+        <w:rPr>
+          <w:color w:val="6A7A76"/>
+          <w:sz w:val="18"/>
+          <w:szCs w:val="18"/>
+        </w:rPr>
+        <w:t>, Offtaker</w:t>
+      </w:r>
     </w:p>
     <w:tbl>
       <w:tblPr>
@@ -12629,15 +12081,13 @@
               </w:rPr>
               <w:t>Cost overruns and delays are the most common reason projects fail. Lenders need to know who carries that risk and at what price before they commit. Agreed form, with fixed price or capped GMP and liquidated damages, is the point at which the number in your model can be relied on.</w:t>
             </w:r>
-            <w:ins w:id="9234" w:author="Claude" w:date="2026-10-21T19:00:00Z">
-              <w:r>
-                <w:rPr>
-                  <w:sz w:val="19"/>
-                  <w:szCs w:val="19"/>
-                </w:rPr>
-                <w:t xml:space="preserve"> GEX grades the EPC on a ladder (section 5) and this gate needs E4: FEED complete to AACE Class 3 or better, the licence and process guarantee agreed, the security package and damage caps agreed, and an independent technical review of the FEED.</w:t>
-              </w:r>
-            </w:ins>
+            <w:r>
+              <w:rPr>
+                <w:sz w:val="19"/>
+                <w:szCs w:val="19"/>
+              </w:rPr>
+              <w:t xml:space="preserve"> GEX grades the EPC on a ladder (section 5) and this gate needs E4: FEED complete to AACE Class 3 or better, the licence and process guarantee agreed, the security package and damage caps agreed, and an independent technical review of the FEED.</w:t>
+            </w:r>
           </w:p>
         </w:tc>
       </w:tr>
@@ -12751,24 +12201,13 @@
             </w:tcMar>
           </w:tcPr>
           <w:p>
-            <w:del w:id="9232" w:author="Claude" w:date="2026-10-21T19:00:00Z">
-              <w:r>
-                <w:rPr>
-                  <w:sz w:val="19"/>
-                  <w:szCs w:val="19"/>
-                </w:rPr>
-                <w:delText>Owner’s Engineer</w:delText>
-              </w:r>
-            </w:del>
-            <w:ins w:id="9233" w:author="Claude" w:date="2026-10-21T19:00:00Z">
-              <w:r>
-                <w:rPr>
-                  <w:sz w:val="19"/>
-                  <w:szCs w:val="19"/>
-                </w:rPr>
-                <w:t>The independent engineer</w:t>
-              </w:r>
-            </w:ins>
+            <w:r>
+              <w:rPr>
+                <w:sz w:val="19"/>
+                <w:szCs w:val="19"/>
+              </w:rPr>
+              <w:t>The independent engineer</w:t>
+            </w:r>
           </w:p>
         </w:tc>
       </w:tr>
@@ -12905,24 +12344,13 @@
               </w:rPr>
               <w:t xml:space="preserve">The contract must be in agreed form here. </w:t>
             </w:r>
-            <w:del w:id="9235" w:author="Claude" w:date="2026-10-21T19:00:00Z">
-              <w:r>
-                <w:rPr>
-                  <w:sz w:val="20"/>
-                  <w:szCs w:val="20"/>
-                </w:rPr>
-                <w:delText>It must be signed at Financial Close (G10).</w:delText>
-              </w:r>
-            </w:del>
-            <w:ins w:id="9236" w:author="Claude" w:date="2026-10-21T19:00:00Z">
-              <w:r>
-                <w:rPr>
-                  <w:sz w:val="20"/>
-                  <w:szCs w:val="20"/>
-                </w:rPr>
-                <w:t>It must be signed, with notice to proceed issued and security posted (E6), to reach Financeable.</w:t>
-              </w:r>
-            </w:ins>
+            <w:r>
+              <w:rPr>
+                <w:sz w:val="20"/>
+                <w:szCs w:val="20"/>
+              </w:rPr>
+              <w:t>It must be signed, with notice to proceed issued and security posted (E6), to reach Financeable.</w:t>
+            </w:r>
           </w:p>
         </w:tc>
       </w:tr>
@@ -13879,7 +13307,6 @@
       <w:tr>
         <w:trPr>
           <w:cantSplit/>
-          <w:ins w:id="9237" w:author="Claude" w:date="2026-10-21T19:00:00Z"/>
         </w:trPr>
         <w:tc>
           <w:tcPr>
@@ -13899,19 +13326,15 @@
           </w:tcPr>
           <w:p>
             <w:pPr>
-              <w:rPr>
-                <w:ins w:id="9238" w:author="Claude" w:date="2026-10-21T19:00:00Z"/>
-              </w:rPr>
+              <w:rPr/>
             </w:pPr>
-            <w:ins w:id="9239" w:author="Claude" w:date="2026-10-21T19:00:00Z">
-              <w:r>
-                <w:rPr>
-                  <w:sz w:val="18"/>
-                  <w:szCs w:val="18"/>
-                </w:rPr>
-                <w:t>FEED Complete — AACE Class 3 or Better</w:t>
-              </w:r>
-            </w:ins>
+            <w:r>
+              <w:rPr>
+                <w:sz w:val="18"/>
+                <w:szCs w:val="18"/>
+              </w:rPr>
+              <w:t>FEED Complete — AACE Class 3 or Better</w:t>
+            </w:r>
           </w:p>
         </w:tc>
         <w:tc>
@@ -13932,19 +13355,15 @@
           </w:tcPr>
           <w:p>
             <w:pPr>
-              <w:rPr>
-                <w:ins w:id="9240" w:author="Claude" w:date="2026-10-21T19:00:00Z"/>
-              </w:rPr>
+              <w:rPr/>
             </w:pPr>
-            <w:ins w:id="9241" w:author="Claude" w:date="2026-10-21T19:00:00Z">
-              <w:r>
-                <w:rPr>
-                  <w:sz w:val="18"/>
-                  <w:szCs w:val="18"/>
-                </w:rPr>
-                <w:t>Engineering</w:t>
-              </w:r>
-            </w:ins>
+            <w:r>
+              <w:rPr>
+                <w:sz w:val="18"/>
+                <w:szCs w:val="18"/>
+              </w:rPr>
+              <w:t>Engineering</w:t>
+            </w:r>
           </w:p>
         </w:tc>
         <w:tc>
@@ -13965,22 +13384,18 @@
           </w:tcPr>
           <w:p>
             <w:pPr>
-              <w:rPr>
-                <w:ins w:id="9242" w:author="Claude" w:date="2026-10-21T19:00:00Z"/>
-              </w:rPr>
+              <w:rPr/>
             </w:pPr>
-            <w:ins w:id="9243" w:author="Claude" w:date="2026-10-21T19:00:00Z">
-              <w:r>
-                <w:rPr>
-                  <w:b/>
-                  <w:bCs/>
-                  <w:color w:val="0D5754"/>
-                  <w:sz w:val="18"/>
-                  <w:szCs w:val="18"/>
-                </w:rPr>
-                <w:t>—</w:t>
-              </w:r>
-            </w:ins>
+            <w:r>
+              <w:rPr>
+                <w:b/>
+                <w:bCs/>
+                <w:color w:val="0D5754"/>
+                <w:sz w:val="18"/>
+                <w:szCs w:val="18"/>
+              </w:rPr>
+              <w:t>—</w:t>
+            </w:r>
           </w:p>
         </w:tc>
         <w:tc>
@@ -14001,29 +13416,24 @@
           </w:tcPr>
           <w:p>
             <w:pPr>
-              <w:rPr>
-                <w:ins w:id="9244" w:author="Claude" w:date="2026-10-21T19:00:00Z"/>
-              </w:rPr>
+              <w:rPr/>
             </w:pPr>
-            <w:ins w:id="9245" w:author="Claude" w:date="2026-10-21T19:00:00Z">
-              <w:r>
-                <w:rPr>
-                  <w:b/>
-                  <w:bCs/>
-                  <w:color w:val="A8341A"/>
-                  <w:sz w:val="18"/>
-                  <w:szCs w:val="18"/>
-                </w:rPr>
-                <w:t>Deal-breaker</w:t>
-              </w:r>
-            </w:ins>
+            <w:r>
+              <w:rPr>
+                <w:b/>
+                <w:bCs/>
+                <w:color w:val="A8341A"/>
+                <w:sz w:val="18"/>
+                <w:szCs w:val="18"/>
+              </w:rPr>
+              <w:t>Deal-breaker</w:t>
+            </w:r>
           </w:p>
         </w:tc>
       </w:tr>
       <w:tr>
         <w:trPr>
           <w:cantSplit/>
-          <w:ins w:id="9246" w:author="Claude" w:date="2026-10-21T19:00:00Z"/>
         </w:trPr>
         <w:tc>
           <w:tcPr>
@@ -14043,19 +13453,15 @@
           </w:tcPr>
           <w:p>
             <w:pPr>
-              <w:rPr>
-                <w:ins w:id="9247" w:author="Claude" w:date="2026-10-21T19:00:00Z"/>
-              </w:rPr>
+              <w:rPr/>
             </w:pPr>
-            <w:ins w:id="9248" w:author="Claude" w:date="2026-10-21T19:00:00Z">
-              <w:r>
-                <w:rPr>
-                  <w:sz w:val="18"/>
-                  <w:szCs w:val="18"/>
-                </w:rPr>
-                <w:t>Technology Licence &amp; Process Performance Guarantee (or equivalent wrap)</w:t>
-              </w:r>
-            </w:ins>
+            <w:r>
+              <w:rPr>
+                <w:sz w:val="18"/>
+                <w:szCs w:val="18"/>
+              </w:rPr>
+              <w:t>Technology Licence &amp; Process Performance Guarantee (or equivalent wrap)</w:t>
+            </w:r>
           </w:p>
         </w:tc>
         <w:tc>
@@ -14076,19 +13482,15 @@
           </w:tcPr>
           <w:p>
             <w:pPr>
-              <w:rPr>
-                <w:ins w:id="9249" w:author="Claude" w:date="2026-10-21T19:00:00Z"/>
-              </w:rPr>
+              <w:rPr/>
             </w:pPr>
-            <w:ins w:id="9250" w:author="Claude" w:date="2026-10-21T19:00:00Z">
-              <w:r>
-                <w:rPr>
-                  <w:sz w:val="18"/>
-                  <w:szCs w:val="18"/>
-                </w:rPr>
-                <w:t>Engineering</w:t>
-              </w:r>
-            </w:ins>
+            <w:r>
+              <w:rPr>
+                <w:sz w:val="18"/>
+                <w:szCs w:val="18"/>
+              </w:rPr>
+              <w:t>Engineering</w:t>
+            </w:r>
           </w:p>
         </w:tc>
         <w:tc>
@@ -14109,22 +13511,18 @@
           </w:tcPr>
           <w:p>
             <w:pPr>
-              <w:rPr>
-                <w:ins w:id="9251" w:author="Claude" w:date="2026-10-21T19:00:00Z"/>
-              </w:rPr>
+              <w:rPr/>
             </w:pPr>
-            <w:ins w:id="9252" w:author="Claude" w:date="2026-10-21T19:00:00Z">
-              <w:r>
-                <w:rPr>
-                  <w:b/>
-                  <w:bCs/>
-                  <w:color w:val="0D5754"/>
-                  <w:sz w:val="18"/>
-                  <w:szCs w:val="18"/>
-                </w:rPr>
-                <w:t>Agreed form</w:t>
-              </w:r>
-            </w:ins>
+            <w:r>
+              <w:rPr>
+                <w:b/>
+                <w:bCs/>
+                <w:color w:val="0D5754"/>
+                <w:sz w:val="18"/>
+                <w:szCs w:val="18"/>
+              </w:rPr>
+              <w:t>Agreed form</w:t>
+            </w:r>
           </w:p>
         </w:tc>
         <w:tc>
@@ -14145,29 +13543,24 @@
           </w:tcPr>
           <w:p>
             <w:pPr>
-              <w:rPr>
-                <w:ins w:id="9253" w:author="Claude" w:date="2026-10-21T19:00:00Z"/>
-              </w:rPr>
+              <w:rPr/>
             </w:pPr>
-            <w:ins w:id="9254" w:author="Claude" w:date="2026-10-21T19:00:00Z">
-              <w:r>
-                <w:rPr>
-                  <w:b/>
-                  <w:bCs/>
-                  <w:color w:val="A8341A"/>
-                  <w:sz w:val="18"/>
-                  <w:szCs w:val="18"/>
-                </w:rPr>
-                <w:t>Important</w:t>
-              </w:r>
-            </w:ins>
+            <w:r>
+              <w:rPr>
+                <w:b/>
+                <w:bCs/>
+                <w:color w:val="A8341A"/>
+                <w:sz w:val="18"/>
+                <w:szCs w:val="18"/>
+              </w:rPr>
+              <w:t>Important</w:t>
+            </w:r>
           </w:p>
         </w:tc>
       </w:tr>
       <w:tr>
         <w:trPr>
           <w:cantSplit/>
-          <w:ins w:id="9255" w:author="Claude" w:date="2026-10-21T19:00:00Z"/>
         </w:trPr>
         <w:tc>
           <w:tcPr>
@@ -14187,19 +13580,15 @@
           </w:tcPr>
           <w:p>
             <w:pPr>
-              <w:rPr>
-                <w:ins w:id="9256" w:author="Claude" w:date="2026-10-21T19:00:00Z"/>
-              </w:rPr>
+              <w:rPr/>
             </w:pPr>
-            <w:ins w:id="9257" w:author="Claude" w:date="2026-10-21T19:00:00Z">
-              <w:r>
-                <w:rPr>
-                  <w:sz w:val="18"/>
-                  <w:szCs w:val="18"/>
-                </w:rPr>
-                <w:t>Long-Lead Items Reserved</w:t>
-              </w:r>
-            </w:ins>
+            <w:r>
+              <w:rPr>
+                <w:sz w:val="18"/>
+                <w:szCs w:val="18"/>
+              </w:rPr>
+              <w:t>Long-Lead Items Reserved</w:t>
+            </w:r>
           </w:p>
         </w:tc>
         <w:tc>
@@ -14220,19 +13609,15 @@
           </w:tcPr>
           <w:p>
             <w:pPr>
-              <w:rPr>
-                <w:ins w:id="9258" w:author="Claude" w:date="2026-10-21T19:00:00Z"/>
-              </w:rPr>
+              <w:rPr/>
             </w:pPr>
-            <w:ins w:id="9259" w:author="Claude" w:date="2026-10-21T19:00:00Z">
-              <w:r>
-                <w:rPr>
-                  <w:sz w:val="18"/>
-                  <w:szCs w:val="18"/>
-                </w:rPr>
-                <w:t>Project team</w:t>
-              </w:r>
-            </w:ins>
+            <w:r>
+              <w:rPr>
+                <w:sz w:val="18"/>
+                <w:szCs w:val="18"/>
+              </w:rPr>
+              <w:t>Project team</w:t>
+            </w:r>
           </w:p>
         </w:tc>
         <w:tc>
@@ -14253,22 +13638,18 @@
           </w:tcPr>
           <w:p>
             <w:pPr>
-              <w:rPr>
-                <w:ins w:id="9260" w:author="Claude" w:date="2026-10-21T19:00:00Z"/>
-              </w:rPr>
+              <w:rPr/>
             </w:pPr>
-            <w:ins w:id="9261" w:author="Claude" w:date="2026-10-21T19:00:00Z">
-              <w:r>
-                <w:rPr>
-                  <w:b/>
-                  <w:bCs/>
-                  <w:color w:val="0D5754"/>
-                  <w:sz w:val="18"/>
-                  <w:szCs w:val="18"/>
-                </w:rPr>
-                <w:t>Agreed form</w:t>
-              </w:r>
-            </w:ins>
+            <w:r>
+              <w:rPr>
+                <w:b/>
+                <w:bCs/>
+                <w:color w:val="0D5754"/>
+                <w:sz w:val="18"/>
+                <w:szCs w:val="18"/>
+              </w:rPr>
+              <w:t>Agreed form</w:t>
+            </w:r>
           </w:p>
         </w:tc>
         <w:tc>
@@ -14289,29 +13670,24 @@
           </w:tcPr>
           <w:p>
             <w:pPr>
-              <w:rPr>
-                <w:ins w:id="9262" w:author="Claude" w:date="2026-10-21T19:00:00Z"/>
-              </w:rPr>
+              <w:rPr/>
             </w:pPr>
-            <w:ins w:id="9263" w:author="Claude" w:date="2026-10-21T19:00:00Z">
-              <w:r>
-                <w:rPr>
-                  <w:b/>
-                  <w:bCs/>
-                  <w:color w:val="A8341A"/>
-                  <w:sz w:val="18"/>
-                  <w:szCs w:val="18"/>
-                </w:rPr>
-                <w:t>Important</w:t>
-              </w:r>
-            </w:ins>
+            <w:r>
+              <w:rPr>
+                <w:b/>
+                <w:bCs/>
+                <w:color w:val="A8341A"/>
+                <w:sz w:val="18"/>
+                <w:szCs w:val="18"/>
+              </w:rPr>
+              <w:t>Important</w:t>
+            </w:r>
           </w:p>
         </w:tc>
       </w:tr>
       <w:tr>
         <w:trPr>
           <w:cantSplit/>
-          <w:ins w:id="9264" w:author="Claude" w:date="2026-10-21T19:00:00Z"/>
         </w:trPr>
         <w:tc>
           <w:tcPr>
@@ -14331,19 +13707,15 @@
           </w:tcPr>
           <w:p>
             <w:pPr>
-              <w:rPr>
-                <w:ins w:id="9265" w:author="Claude" w:date="2026-10-21T19:00:00Z"/>
-              </w:rPr>
+              <w:rPr/>
             </w:pPr>
-            <w:ins w:id="9266" w:author="Claude" w:date="2026-10-21T19:00:00Z">
-              <w:r>
-                <w:rPr>
-                  <w:sz w:val="18"/>
-                  <w:szCs w:val="18"/>
-                </w:rPr>
-                <w:t>EPC Security Package &amp; Damage Caps (performance bond, parent guarantee, retention)</w:t>
-              </w:r>
-            </w:ins>
+            <w:r>
+              <w:rPr>
+                <w:sz w:val="18"/>
+                <w:szCs w:val="18"/>
+              </w:rPr>
+              <w:t>EPC Security Package &amp; Damage Caps (performance bond, parent guarantee, retention)</w:t>
+            </w:r>
           </w:p>
         </w:tc>
         <w:tc>
@@ -14364,19 +13736,15 @@
           </w:tcPr>
           <w:p>
             <w:pPr>
-              <w:rPr>
-                <w:ins w:id="9267" w:author="Claude" w:date="2026-10-21T19:00:00Z"/>
-              </w:rPr>
+              <w:rPr/>
             </w:pPr>
-            <w:ins w:id="9268" w:author="Claude" w:date="2026-10-21T19:00:00Z">
-              <w:r>
-                <w:rPr>
-                  <w:sz w:val="18"/>
-                  <w:szCs w:val="18"/>
-                </w:rPr>
-                <w:t>Legal</w:t>
-              </w:r>
-            </w:ins>
+            <w:r>
+              <w:rPr>
+                <w:sz w:val="18"/>
+                <w:szCs w:val="18"/>
+              </w:rPr>
+              <w:t>Legal</w:t>
+            </w:r>
           </w:p>
         </w:tc>
         <w:tc>
@@ -14397,22 +13765,18 @@
           </w:tcPr>
           <w:p>
             <w:pPr>
-              <w:rPr>
-                <w:ins w:id="9269" w:author="Claude" w:date="2026-10-21T19:00:00Z"/>
-              </w:rPr>
+              <w:rPr/>
             </w:pPr>
-            <w:ins w:id="9270" w:author="Claude" w:date="2026-10-21T19:00:00Z">
-              <w:r>
-                <w:rPr>
-                  <w:b/>
-                  <w:bCs/>
-                  <w:color w:val="0D5754"/>
-                  <w:sz w:val="18"/>
-                  <w:szCs w:val="18"/>
-                </w:rPr>
-                <w:t>Agreed form</w:t>
-              </w:r>
-            </w:ins>
+            <w:r>
+              <w:rPr>
+                <w:b/>
+                <w:bCs/>
+                <w:color w:val="0D5754"/>
+                <w:sz w:val="18"/>
+                <w:szCs w:val="18"/>
+              </w:rPr>
+              <w:t>Agreed form</w:t>
+            </w:r>
           </w:p>
         </w:tc>
         <w:tc>
@@ -14433,29 +13797,24 @@
           </w:tcPr>
           <w:p>
             <w:pPr>
-              <w:rPr>
-                <w:ins w:id="9271" w:author="Claude" w:date="2026-10-21T19:00:00Z"/>
-              </w:rPr>
+              <w:rPr/>
             </w:pPr>
-            <w:ins w:id="9272" w:author="Claude" w:date="2026-10-21T19:00:00Z">
-              <w:r>
-                <w:rPr>
-                  <w:b/>
-                  <w:bCs/>
-                  <w:color w:val="A8341A"/>
-                  <w:sz w:val="18"/>
-                  <w:szCs w:val="18"/>
-                </w:rPr>
-                <w:t>Important</w:t>
-              </w:r>
-            </w:ins>
+            <w:r>
+              <w:rPr>
+                <w:b/>
+                <w:bCs/>
+                <w:color w:val="A8341A"/>
+                <w:sz w:val="18"/>
+                <w:szCs w:val="18"/>
+              </w:rPr>
+              <w:t>Important</w:t>
+            </w:r>
           </w:p>
         </w:tc>
       </w:tr>
       <w:tr>
         <w:trPr>
           <w:cantSplit/>
-          <w:ins w:id="9273" w:author="Claude" w:date="2026-10-21T19:00:00Z"/>
         </w:trPr>
         <w:tc>
           <w:tcPr>
@@ -14475,19 +13834,15 @@
           </w:tcPr>
           <w:p>
             <w:pPr>
-              <w:rPr>
-                <w:ins w:id="9274" w:author="Claude" w:date="2026-10-21T19:00:00Z"/>
-              </w:rPr>
+              <w:rPr/>
             </w:pPr>
-            <w:ins w:id="9275" w:author="Claude" w:date="2026-10-21T19:00:00Z">
-              <w:r>
-                <w:rPr>
-                  <w:sz w:val="18"/>
-                  <w:szCs w:val="18"/>
-                </w:rPr>
-                <w:t>Independent Technical Review of FEED</w:t>
-              </w:r>
-            </w:ins>
+            <w:r>
+              <w:rPr>
+                <w:sz w:val="18"/>
+                <w:szCs w:val="18"/>
+              </w:rPr>
+              <w:t>Independent Technical Review of FEED</w:t>
+            </w:r>
           </w:p>
         </w:tc>
         <w:tc>
@@ -14508,19 +13863,15 @@
           </w:tcPr>
           <w:p>
             <w:pPr>
-              <w:rPr>
-                <w:ins w:id="9276" w:author="Claude" w:date="2026-10-21T19:00:00Z"/>
-              </w:rPr>
+              <w:rPr/>
             </w:pPr>
-            <w:ins w:id="9277" w:author="Claude" w:date="2026-10-21T19:00:00Z">
-              <w:r>
-                <w:rPr>
-                  <w:sz w:val="18"/>
-                  <w:szCs w:val="18"/>
-                </w:rPr>
-                <w:t>Independent engineer</w:t>
-              </w:r>
-            </w:ins>
+            <w:r>
+              <w:rPr>
+                <w:sz w:val="18"/>
+                <w:szCs w:val="18"/>
+              </w:rPr>
+              <w:t>Independent engineer</w:t>
+            </w:r>
           </w:p>
         </w:tc>
         <w:tc>
@@ -14541,22 +13892,18 @@
           </w:tcPr>
           <w:p>
             <w:pPr>
-              <w:rPr>
-                <w:ins w:id="9278" w:author="Claude" w:date="2026-10-21T19:00:00Z"/>
-              </w:rPr>
+              <w:rPr/>
             </w:pPr>
-            <w:ins w:id="9279" w:author="Claude" w:date="2026-10-21T19:00:00Z">
-              <w:r>
-                <w:rPr>
-                  <w:b/>
-                  <w:bCs/>
-                  <w:color w:val="0D5754"/>
-                  <w:sz w:val="18"/>
-                  <w:szCs w:val="18"/>
-                </w:rPr>
-                <w:t>—</w:t>
-              </w:r>
-            </w:ins>
+            <w:r>
+              <w:rPr>
+                <w:b/>
+                <w:bCs/>
+                <w:color w:val="0D5754"/>
+                <w:sz w:val="18"/>
+                <w:szCs w:val="18"/>
+              </w:rPr>
+              <w:t>—</w:t>
+            </w:r>
           </w:p>
         </w:tc>
         <w:tc>
@@ -14577,22 +13924,18 @@
           </w:tcPr>
           <w:p>
             <w:pPr>
-              <w:rPr>
-                <w:ins w:id="9280" w:author="Claude" w:date="2026-10-21T19:00:00Z"/>
-              </w:rPr>
+              <w:rPr/>
             </w:pPr>
-            <w:ins w:id="9281" w:author="Claude" w:date="2026-10-21T19:00:00Z">
-              <w:r>
-                <w:rPr>
-                  <w:b/>
-                  <w:bCs/>
-                  <w:color w:val="A8341A"/>
-                  <w:sz w:val="18"/>
-                  <w:szCs w:val="18"/>
-                </w:rPr>
-                <w:t>Important</w:t>
-              </w:r>
-            </w:ins>
+            <w:r>
+              <w:rPr>
+                <w:b/>
+                <w:bCs/>
+                <w:color w:val="A8341A"/>
+                <w:sz w:val="18"/>
+                <w:szCs w:val="18"/>
+              </w:rPr>
+              <w:t>Important</w:t>
+            </w:r>
           </w:p>
         </w:tc>
       </w:tr>
@@ -14636,26 +13979,14 @@
         </w:rPr>
         <w:t xml:space="preserve">   ·   leads to Structurally bankable   ·   shown in GEX to Finance, Regulator   ·   </w:t>
       </w:r>
-      <w:del w:id="9282" w:author="Claude" w:date="2026-10-21T19:00:00Z">
-        <w:r>
-          <w:rPr>
-            <w:color w:val="6A7A76"/>
-            <w:sz w:val="18"/>
-            <w:szCs w:val="18"/>
-          </w:rPr>
-          <w:delText>lender gate</w:delText>
-        </w:r>
-      </w:del>
-      <w:ins w:id="9283" w:author="Claude" w:date="2026-10-21T19:00:00Z">
-        <w:r>
-          <w:rPr>
-            <w:color w:val="6A7A76"/>
-            <w:sz w:val="18"/>
-            <w:szCs w:val="18"/>
-          </w:rPr>
-          <w:t>project finance only</w:t>
-        </w:r>
-      </w:ins>
+      <w:r>
+        <w:rPr>
+          <w:color w:val="6A7A76"/>
+          <w:sz w:val="18"/>
+          <w:szCs w:val="18"/>
+        </w:rPr>
+        <w:t>project finance only</w:t>
+      </w:r>
     </w:p>
     <w:tbl>
       <w:tblPr>
@@ -14795,15 +14126,13 @@
               </w:rPr>
               <w:t>Lenders do not rely on the sponsor’s own technical case. They rely on an engineer they appoint. A draft report or an appointment letter does not pass; the final, issued report does. Your team supplies the data; the conclusion is the Independent Engineer’s.</w:t>
             </w:r>
-            <w:ins w:id="9286" w:author="Claude" w:date="2026-10-21T19:00:00Z">
-              <w:r>
-                <w:rPr>
-                  <w:sz w:val="19"/>
-                  <w:szCs w:val="19"/>
-                </w:rPr>
-                <w:t xml:space="preserve"> When you fund from your own balance sheet this gate is waived; the independent technical review of your FEED sits in G5 for every project.</w:t>
-              </w:r>
-            </w:ins>
+            <w:r>
+              <w:rPr>
+                <w:sz w:val="19"/>
+                <w:szCs w:val="19"/>
+              </w:rPr>
+              <w:t xml:space="preserve"> When you fund from your own balance sheet this gate is waived; the independent technical review of your FEED sits in G5 for every project.</w:t>
+            </w:r>
           </w:p>
         </w:tc>
       </w:tr>
@@ -14924,24 +14253,13 @@
               </w:rPr>
               <w:t xml:space="preserve">The </w:t>
             </w:r>
-            <w:del w:id="9284" w:author="Claude" w:date="2026-10-21T19:00:00Z">
-              <w:r>
-                <w:rPr>
-                  <w:sz w:val="19"/>
-                  <w:szCs w:val="19"/>
-                </w:rPr>
-                <w:delText>Independent Engineer</w:delText>
-              </w:r>
-            </w:del>
-            <w:ins w:id="9285" w:author="Claude" w:date="2026-10-21T19:00:00Z">
-              <w:r>
-                <w:rPr>
-                  <w:sz w:val="19"/>
-                  <w:szCs w:val="19"/>
-                </w:rPr>
-                <w:t>independent engineer</w:t>
-              </w:r>
-            </w:ins>
+            <w:r>
+              <w:rPr>
+                <w:sz w:val="19"/>
+                <w:szCs w:val="19"/>
+              </w:rPr>
+              <w:t>independent engineer</w:t>
+            </w:r>
           </w:p>
         </w:tc>
       </w:tr>
@@ -15764,16 +15082,6 @@
         </w:rPr>
         <w:t xml:space="preserve">   ·   leads to Structurally bankable   ·   shown in GEX to Finance</w:t>
       </w:r>
-      <w:del w:id="9287" w:author="Claude" w:date="2026-10-21T19:00:00Z">
-        <w:r>
-          <w:rPr>
-            <w:color w:val="6A7A76"/>
-            <w:sz w:val="18"/>
-            <w:szCs w:val="18"/>
-          </w:rPr>
-          <w:delText xml:space="preserve">   ·   lender gate</w:delText>
-        </w:r>
-      </w:del>
     </w:p>
     <w:tbl>
       <w:tblPr>
@@ -15853,24 +15161,13 @@
               </w:rPr>
               <w:t xml:space="preserve">Confirms that insurers have quoted your construction and operating insurance on terms </w:t>
             </w:r>
-            <w:del w:id="9288" w:author="Claude" w:date="2026-10-21T19:00:00Z">
-              <w:r>
-                <w:rPr>
-                  <w:sz w:val="19"/>
-                  <w:szCs w:val="19"/>
-                </w:rPr>
-                <w:delText>lenders</w:delText>
-              </w:r>
-            </w:del>
-            <w:ins w:id="9289" w:author="Claude" w:date="2026-10-21T19:00:00Z">
-              <w:r>
-                <w:rPr>
-                  <w:sz w:val="19"/>
-                  <w:szCs w:val="19"/>
-                </w:rPr>
-                <w:t>the project, and its lenders where it is project-financed, can</w:t>
-              </w:r>
-            </w:ins>
+            <w:r>
+              <w:rPr>
+                <w:sz w:val="19"/>
+                <w:szCs w:val="19"/>
+              </w:rPr>
+              <w:t>the project, and its lenders where it is project-financed, can</w:t>
+            </w:r>
             <w:r>
               <w:rPr>
                 <w:sz w:val="19"/>
@@ -15938,15 +15235,13 @@
               </w:rPr>
               <w:t>Lenders must know that the risks they cannot carry can be insured, and at what cost. Appointing a broker proves nothing about that; quotes from insurers do.</w:t>
             </w:r>
-            <w:ins w:id="9292" w:author="Claude" w:date="2026-10-21T19:00:00Z">
-              <w:r>
-                <w:rPr>
-                  <w:sz w:val="19"/>
-                  <w:szCs w:val="19"/>
-                </w:rPr>
-                <w:t xml:space="preserve"> First-of-a-kind exclusions can leave technology failure uninsured, so they are reviewed here, with any backstop for the OEM’s warranty.</w:t>
-              </w:r>
-            </w:ins>
+            <w:r>
+              <w:rPr>
+                <w:sz w:val="19"/>
+                <w:szCs w:val="19"/>
+              </w:rPr>
+              <w:t xml:space="preserve"> First-of-a-kind exclusions can leave technology failure uninsured, so they are reviewed here, with any backstop for the OEM’s warranty.</w:t>
+            </w:r>
           </w:p>
         </w:tc>
       </w:tr>
@@ -16060,24 +15355,13 @@
             </w:tcMar>
           </w:tcPr>
           <w:p>
-            <w:del w:id="9290" w:author="Claude" w:date="2026-10-21T19:00:00Z">
-              <w:r>
-                <w:rPr>
-                  <w:sz w:val="19"/>
-                  <w:szCs w:val="19"/>
-                </w:rPr>
-                <w:delText>Lender’s insurance</w:delText>
-              </w:r>
-            </w:del>
-            <w:ins w:id="9291" w:author="Claude" w:date="2026-10-21T19:00:00Z">
-              <w:r>
-                <w:rPr>
-                  <w:sz w:val="19"/>
-                  <w:szCs w:val="19"/>
-                </w:rPr>
-                <w:t>The insurer, or the lenders’</w:t>
-              </w:r>
-            </w:ins>
+            <w:r>
+              <w:rPr>
+                <w:sz w:val="19"/>
+                <w:szCs w:val="19"/>
+              </w:rPr>
+              <w:t>The insurer, or the lenders’</w:t>
+            </w:r>
             <w:r>
               <w:rPr>
                 <w:sz w:val="19"/>
@@ -16643,15 +15927,13 @@
               </w:rPr>
               <w:t>Deductible Levels Accepted by Lenders</w:t>
             </w:r>
-            <w:ins w:id="9293" w:author="Claude" w:date="2026-10-21T19:00:00Z">
-              <w:r>
-                <w:rPr>
-                  <w:sz w:val="18"/>
-                  <w:szCs w:val="18"/>
-                </w:rPr>
-                <w:t xml:space="preserve"> (project finance only)</w:t>
-              </w:r>
-            </w:ins>
+            <w:r>
+              <w:rPr>
+                <w:sz w:val="18"/>
+                <w:szCs w:val="18"/>
+              </w:rPr>
+              <w:t xml:space="preserve"> (project finance only)</w:t>
+            </w:r>
           </w:p>
         </w:tc>
         <w:tc>
@@ -16849,7 +16131,6 @@
       <w:tr>
         <w:trPr>
           <w:cantSplit/>
-          <w:ins w:id="9294" w:author="Claude" w:date="2026-10-21T19:00:00Z"/>
         </w:trPr>
         <w:tc>
           <w:tcPr>
@@ -16869,19 +16150,15 @@
           </w:tcPr>
           <w:p>
             <w:pPr>
-              <w:rPr>
-                <w:ins w:id="9295" w:author="Claude" w:date="2026-10-21T19:00:00Z"/>
-              </w:rPr>
+              <w:rPr/>
             </w:pPr>
-            <w:ins w:id="9296" w:author="Claude" w:date="2026-10-21T19:00:00Z">
-              <w:r>
-                <w:rPr>
-                  <w:sz w:val="18"/>
-                  <w:szCs w:val="18"/>
-                </w:rPr>
-                <w:t>First-of-a-Kind Exclusions &amp; OEM Warranty Backstop Reviewed</w:t>
-              </w:r>
-            </w:ins>
+            <w:r>
+              <w:rPr>
+                <w:sz w:val="18"/>
+                <w:szCs w:val="18"/>
+              </w:rPr>
+              <w:t>First-of-a-Kind Exclusions &amp; OEM Warranty Backstop Reviewed</w:t>
+            </w:r>
           </w:p>
         </w:tc>
         <w:tc>
@@ -16902,19 +16179,15 @@
           </w:tcPr>
           <w:p>
             <w:pPr>
-              <w:rPr>
-                <w:ins w:id="9297" w:author="Claude" w:date="2026-10-21T19:00:00Z"/>
-              </w:rPr>
+              <w:rPr/>
             </w:pPr>
-            <w:ins w:id="9298" w:author="Claude" w:date="2026-10-21T19:00:00Z">
-              <w:r>
-                <w:rPr>
-                  <w:sz w:val="18"/>
-                  <w:szCs w:val="18"/>
-                </w:rPr>
-                <w:t>Treasury</w:t>
-              </w:r>
-            </w:ins>
+            <w:r>
+              <w:rPr>
+                <w:sz w:val="18"/>
+                <w:szCs w:val="18"/>
+              </w:rPr>
+              <w:t>Treasury</w:t>
+            </w:r>
           </w:p>
         </w:tc>
         <w:tc>
@@ -16935,22 +16208,18 @@
           </w:tcPr>
           <w:p>
             <w:pPr>
-              <w:rPr>
-                <w:ins w:id="9299" w:author="Claude" w:date="2026-10-21T19:00:00Z"/>
-              </w:rPr>
+              <w:rPr/>
             </w:pPr>
-            <w:ins w:id="9300" w:author="Claude" w:date="2026-10-21T19:00:00Z">
-              <w:r>
-                <w:rPr>
-                  <w:b/>
-                  <w:bCs/>
-                  <w:color w:val="0D5754"/>
-                  <w:sz w:val="18"/>
-                  <w:szCs w:val="18"/>
-                </w:rPr>
-                <w:t>—</w:t>
-              </w:r>
-            </w:ins>
+            <w:r>
+              <w:rPr>
+                <w:b/>
+                <w:bCs/>
+                <w:color w:val="0D5754"/>
+                <w:sz w:val="18"/>
+                <w:szCs w:val="18"/>
+              </w:rPr>
+              <w:t>—</w:t>
+            </w:r>
           </w:p>
         </w:tc>
         <w:tc>
@@ -16971,22 +16240,18 @@
           </w:tcPr>
           <w:p>
             <w:pPr>
-              <w:rPr>
-                <w:ins w:id="9301" w:author="Claude" w:date="2026-10-21T19:00:00Z"/>
-              </w:rPr>
+              <w:rPr/>
             </w:pPr>
-            <w:ins w:id="9302" w:author="Claude" w:date="2026-10-21T19:00:00Z">
-              <w:r>
-                <w:rPr>
-                  <w:b/>
-                  <w:bCs/>
-                  <w:color w:val="A8341A"/>
-                  <w:sz w:val="18"/>
-                  <w:szCs w:val="18"/>
-                </w:rPr>
-                <w:t>Important</w:t>
-              </w:r>
-            </w:ins>
+            <w:r>
+              <w:rPr>
+                <w:b/>
+                <w:bCs/>
+                <w:color w:val="A8341A"/>
+                <w:sz w:val="18"/>
+                <w:szCs w:val="18"/>
+              </w:rPr>
+              <w:t>Important</w:t>
+            </w:r>
           </w:p>
         </w:tc>
       </w:tr>
@@ -17030,26 +16295,14 @@
         </w:rPr>
         <w:t xml:space="preserve">   ·   leads to Credit approved   ·   shown in GEX to Finance   ·   </w:t>
       </w:r>
-      <w:del w:id="9303" w:author="Claude" w:date="2026-10-21T19:00:00Z">
-        <w:r>
-          <w:rPr>
-            <w:color w:val="6A7A76"/>
-            <w:sz w:val="18"/>
-            <w:szCs w:val="18"/>
-          </w:rPr>
-          <w:delText>lender gate</w:delText>
-        </w:r>
-      </w:del>
-      <w:ins w:id="9304" w:author="Claude" w:date="2026-10-21T19:00:00Z">
-        <w:r>
-          <w:rPr>
-            <w:color w:val="6A7A76"/>
-            <w:sz w:val="18"/>
-            <w:szCs w:val="18"/>
-          </w:rPr>
-          <w:t>project finance only</w:t>
-        </w:r>
-      </w:ins>
+      <w:r>
+        <w:rPr>
+          <w:color w:val="6A7A76"/>
+          <w:sz w:val="18"/>
+          <w:szCs w:val="18"/>
+        </w:rPr>
+        <w:t>project finance only</w:t>
+      </w:r>
     </w:p>
     <w:tbl>
       <w:tblPr>
@@ -17189,24 +16442,13 @@
               </w:rPr>
               <w:t xml:space="preserve">A credit committee decides on a model. If the model is unaudited or still changing, the decision rests on numbers nobody has checked. </w:t>
             </w:r>
-            <w:del w:id="9309" w:author="Claude" w:date="2026-10-21T19:00:00Z">
-              <w:r>
-                <w:rPr>
-                  <w:sz w:val="19"/>
-                  <w:szCs w:val="19"/>
-                </w:rPr>
-                <w:delText>This gate is where the project becomes eligible for a senior debt commitment.</w:delText>
-              </w:r>
-            </w:del>
-            <w:ins w:id="9310" w:author="Claude" w:date="2026-10-21T19:00:00Z">
-              <w:r>
-                <w:rPr>
-                  <w:sz w:val="19"/>
-                  <w:szCs w:val="19"/>
-                </w:rPr>
-                <w:t>This gate makes the project eligible for a lender’s credit decision; an approval stays conditional until financial close.</w:t>
-              </w:r>
-            </w:ins>
+            <w:r>
+              <w:rPr>
+                <w:sz w:val="19"/>
+                <w:szCs w:val="19"/>
+              </w:rPr>
+              <w:t>This gate makes the project eligible for a lender’s credit decision; an approval stays conditional until financial close.</w:t>
+            </w:r>
           </w:p>
         </w:tc>
       </w:tr>
@@ -17320,24 +16562,13 @@
             </w:tcMar>
           </w:tcPr>
           <w:p>
-            <w:del w:id="9307" w:author="Claude" w:date="2026-10-21T19:00:00Z">
-              <w:r>
-                <w:rPr>
-                  <w:sz w:val="19"/>
-                  <w:szCs w:val="19"/>
-                </w:rPr>
-                <w:delText>Independent model auditor</w:delText>
-              </w:r>
-            </w:del>
-            <w:ins w:id="9308" w:author="Claude" w:date="2026-10-21T19:00:00Z">
-              <w:r>
-                <w:rPr>
-                  <w:sz w:val="19"/>
-                  <w:szCs w:val="19"/>
-                </w:rPr>
-                <w:t>The lenders’ adviser, on the independent model auditor’s opinion</w:t>
-              </w:r>
-            </w:ins>
+            <w:r>
+              <w:rPr>
+                <w:sz w:val="19"/>
+                <w:szCs w:val="19"/>
+              </w:rPr>
+              <w:t>The lenders’ adviser, on the independent model auditor’s opinion</w:t>
+            </w:r>
           </w:p>
         </w:tc>
       </w:tr>
@@ -17398,24 +16629,13 @@
               </w:rPr>
               <w:t xml:space="preserve">A senior debt </w:t>
             </w:r>
-            <w:del w:id="9305" w:author="Claude" w:date="2026-10-21T19:00:00Z">
-              <w:r>
-                <w:rPr>
-                  <w:sz w:val="19"/>
-                  <w:szCs w:val="19"/>
-                </w:rPr>
-                <w:delText>commitment</w:delText>
-              </w:r>
-            </w:del>
-            <w:ins w:id="9306" w:author="Claude" w:date="2026-10-21T19:00:00Z">
-              <w:r>
-                <w:rPr>
-                  <w:sz w:val="19"/>
-                  <w:szCs w:val="19"/>
-                </w:rPr>
-                <w:t>credit approval, conditional until financial close</w:t>
-              </w:r>
-            </w:ins>
+            <w:r>
+              <w:rPr>
+                <w:sz w:val="19"/>
+                <w:szCs w:val="19"/>
+              </w:rPr>
+              <w:t>credit approval, conditional until financial close</w:t>
+            </w:r>
           </w:p>
         </w:tc>
       </w:tr>
@@ -18400,16 +17620,14 @@
         </w:rPr>
         <w:t xml:space="preserve">   ·   leads to Financeable   ·   shown in GEX to Producer, Regulator</w:t>
       </w:r>
-      <w:ins w:id="9311" w:author="Claude" w:date="2026-10-21T19:00:00Z">
-        <w:r>
-          <w:rPr>
-            <w:color w:val="6A7A76"/>
-            <w:sz w:val="18"/>
-            <w:szCs w:val="18"/>
-          </w:rPr>
-          <w:t>, Offtaker</w:t>
-        </w:r>
-      </w:ins>
+      <w:r>
+        <w:rPr>
+          <w:color w:val="6A7A76"/>
+          <w:sz w:val="18"/>
+          <w:szCs w:val="18"/>
+        </w:rPr>
+        <w:t>, Offtaker</w:t>
+      </w:r>
     </w:p>
     <w:tbl>
       <w:tblPr>
@@ -18669,24 +17887,13 @@
               </w:rPr>
               <w:t xml:space="preserve">The </w:t>
             </w:r>
-            <w:del w:id="9312" w:author="Claude" w:date="2026-10-21T19:00:00Z">
-              <w:r>
-                <w:rPr>
-                  <w:sz w:val="19"/>
-                  <w:szCs w:val="19"/>
-                </w:rPr>
-                <w:delText>consenting authority itself</w:delText>
-              </w:r>
-            </w:del>
-            <w:ins w:id="9313" w:author="Claude" w:date="2026-10-21T19:00:00Z">
-              <w:r>
-                <w:rPr>
-                  <w:sz w:val="19"/>
-                  <w:szCs w:val="19"/>
-                </w:rPr>
-                <w:t>lenders’ adviser, against the authority’s own decision</w:t>
-              </w:r>
-            </w:ins>
+            <w:r>
+              <w:rPr>
+                <w:sz w:val="19"/>
+                <w:szCs w:val="19"/>
+              </w:rPr>
+              <w:t>lenders’ adviser, against the authority’s own decision</w:t>
+            </w:r>
           </w:p>
         </w:tc>
       </w:tr>
@@ -19633,26 +18840,14 @@
         </w:rPr>
         <w:t xml:space="preserve">   ·   leads to Financeable   ·   shown in GEX to Finance</w:t>
       </w:r>
-      <w:del w:id="9314" w:author="Claude" w:date="2026-10-21T19:00:00Z">
-        <w:r>
-          <w:rPr>
-            <w:color w:val="6A7A76"/>
-            <w:sz w:val="18"/>
-            <w:szCs w:val="18"/>
-          </w:rPr>
-          <w:delText xml:space="preserve">   ·   lender gate</w:delText>
-        </w:r>
-      </w:del>
-      <w:ins w:id="9315" w:author="Claude" w:date="2026-10-21T19:00:00Z">
-        <w:r>
-          <w:rPr>
-            <w:color w:val="6A7A76"/>
-            <w:sz w:val="18"/>
-            <w:szCs w:val="18"/>
-          </w:rPr>
-          <w:t>, Offtaker</w:t>
-        </w:r>
-      </w:ins>
+      <w:r>
+        <w:rPr>
+          <w:color w:val="6A7A76"/>
+          <w:sz w:val="18"/>
+          <w:szCs w:val="18"/>
+        </w:rPr>
+        <w:t>, Offtaker</w:t>
+      </w:r>
     </w:p>
     <w:tbl>
       <w:tblPr>
@@ -19732,81 +18927,41 @@
               </w:rPr>
               <w:t xml:space="preserve">Confirms </w:t>
             </w:r>
-            <w:del w:id="9320" w:author="Claude" w:date="2026-10-21T19:00:00Z">
-              <w:r>
-                <w:rPr>
-                  <w:sz w:val="19"/>
-                  <w:szCs w:val="19"/>
-                </w:rPr>
-                <w:delText xml:space="preserve">financial close</w:delText>
-              </w:r>
-            </w:del>
-            <w:ins w:id="9321" w:author="Claude" w:date="2026-10-21T19:00:00Z">
-              <w:r>
-                <w:rPr>
-                  <w:sz w:val="19"/>
-                  <w:szCs w:val="19"/>
-                </w:rPr>
-                <w:t>the investment decision: every major contract signed and in force, funding committed, an O&amp;M contract or operating organisation in place and insurance bound. Under project finance it also confirms the lenders’ conditions</w:t>
-              </w:r>
-            </w:ins>
             <w:r>
               <w:rPr>
                 <w:sz w:val="19"/>
                 <w:szCs w:val="19"/>
               </w:rPr>
-              <w:t xml:space="preserve">: conditions precedent satisfied, </w:t>
-            </w:r>
-            <w:del w:id="9319" w:author="Claude" w:date="2026-10-21T19:00:00Z">
-              <w:r>
-                <w:rPr>
-                  <w:sz w:val="19"/>
-                  <w:szCs w:val="19"/>
-                </w:rPr>
-                <w:delText xml:space="preserve">equity injected, </w:delText>
-              </w:r>
-            </w:del>
+              <w:t>the investment decision: every major contract signed and in force, funding committed, an O&amp;M contract or operating organisation in place and insurance bound. Under project finance it also confirms the lenders’ conditions</w:t>
+            </w:r>
             <w:r>
               <w:rPr>
                 <w:sz w:val="19"/>
                 <w:szCs w:val="19"/>
               </w:rPr>
-              <w:t xml:space="preserve">reserves funded, security </w:t>
-            </w:r>
-            <w:del w:id="9317" w:author="Claude" w:date="2026-10-21T19:00:00Z">
-              <w:r>
-                <w:rPr>
-                  <w:sz w:val="19"/>
-                  <w:szCs w:val="19"/>
-                </w:rPr>
-                <w:delText>in place, insurance bound,</w:delText>
-              </w:r>
-            </w:del>
-            <w:ins w:id="9318" w:author="Claude" w:date="2026-10-21T19:00:00Z">
-              <w:r>
-                <w:rPr>
-                  <w:sz w:val="19"/>
-                  <w:szCs w:val="19"/>
-                </w:rPr>
-                <w:t>perfected and</w:t>
-              </w:r>
-            </w:ins>
+              <w:t xml:space="preserve">: conditions precedent satisfied, </w:t>
+            </w:r>
             <w:r>
               <w:rPr>
                 <w:sz w:val="19"/>
                 <w:szCs w:val="19"/>
               </w:rPr>
+              <w:t xml:space="preserve">reserves funded, security </w:t>
+            </w:r>
+            <w:r>
+              <w:rPr>
+                <w:sz w:val="19"/>
+                <w:szCs w:val="19"/>
+              </w:rPr>
+              <w:t>perfected and</w:t>
+            </w:r>
+            <w:r>
+              <w:rPr>
+                <w:sz w:val="19"/>
+                <w:szCs w:val="19"/>
+              </w:rPr>
               <w:t xml:space="preserve"> legal opinions issued</w:t>
             </w:r>
-            <w:del w:id="9316" w:author="Claude" w:date="2026-10-21T19:00:00Z">
-              <w:r>
-                <w:rPr>
-                  <w:sz w:val="19"/>
-                  <w:szCs w:val="19"/>
-                </w:rPr>
-                <w:delText>, and every major contract signed</w:delText>
-              </w:r>
-            </w:del>
             <w:r>
               <w:rPr>
                 <w:sz w:val="19"/>
@@ -19987,49 +19142,27 @@
             </w:tcMar>
           </w:tcPr>
           <w:p>
-            <w:del w:id="9325" w:author="Claude" w:date="2026-10-21T19:00:00Z">
-              <w:r>
-                <w:rPr>
-                  <w:sz w:val="19"/>
-                  <w:szCs w:val="19"/>
-                </w:rPr>
-                <w:delText xml:space="preserve">Lender</w:delText>
-              </w:r>
-            </w:del>
-            <w:ins w:id="9326" w:author="Claude" w:date="2026-10-21T19:00:00Z">
-              <w:r>
-                <w:rPr>
-                  <w:sz w:val="19"/>
-                  <w:szCs w:val="19"/>
-                </w:rPr>
-                <w:t>The lenders’ adviser (lender</w:t>
-              </w:r>
-            </w:ins>
             <w:r>
               <w:rPr>
                 <w:sz w:val="19"/>
                 <w:szCs w:val="19"/>
               </w:rPr>
+              <w:t>The lenders’ adviser (lender</w:t>
+            </w:r>
+            <w:r>
+              <w:rPr>
+                <w:sz w:val="19"/>
+                <w:szCs w:val="19"/>
+              </w:rPr>
               <w:t xml:space="preserve"> counsel confirms </w:t>
             </w:r>
-            <w:del w:id="9323" w:author="Claude" w:date="2026-10-21T19:00:00Z">
-              <w:r>
-                <w:rPr>
-                  <w:sz w:val="19"/>
-                  <w:szCs w:val="19"/>
-                </w:rPr>
-                <w:delText>CP satisfaction</w:delText>
-              </w:r>
-            </w:del>
-            <w:ins w:id="9324" w:author="Claude" w:date="2026-10-21T19:00:00Z">
-              <w:r>
-                <w:rPr>
-                  <w:sz w:val="19"/>
-                  <w:szCs w:val="19"/>
-                </w:rPr>
-                <w:t>the conditions precedent)</w:t>
-              </w:r>
-            </w:ins>
+            <w:r>
+              <w:rPr>
+                <w:sz w:val="19"/>
+                <w:szCs w:val="19"/>
+              </w:rPr>
+              <w:t>the conditions precedent)</w:t>
+            </w:r>
           </w:p>
         </w:tc>
       </w:tr>
@@ -20090,15 +19223,13 @@
               </w:rPr>
               <w:t>Drawdown of the debt</w:t>
             </w:r>
-            <w:ins w:id="9322" w:author="Claude" w:date="2026-10-21T19:00:00Z">
-              <w:r>
-                <w:rPr>
-                  <w:sz w:val="19"/>
-                  <w:szCs w:val="19"/>
-                </w:rPr>
-                <w:t xml:space="preserve"> (project finance)</w:t>
-              </w:r>
-            </w:ins>
+            <w:r>
+              <w:rPr>
+                <w:sz w:val="19"/>
+                <w:szCs w:val="19"/>
+              </w:rPr>
+              <w:t xml:space="preserve"> (project finance)</w:t>
+            </w:r>
           </w:p>
         </w:tc>
       </w:tr>
@@ -20294,15 +19425,13 @@
               </w:rPr>
               <w:t>Conditions Precedent Satisfied</w:t>
             </w:r>
-            <w:ins w:id="9327" w:author="Claude" w:date="2026-10-21T19:00:00Z">
-              <w:r>
-                <w:rPr>
-                  <w:sz w:val="18"/>
-                  <w:szCs w:val="18"/>
-                </w:rPr>
-                <w:t xml:space="preserve"> (project finance only)</w:t>
-              </w:r>
-            </w:ins>
+            <w:r>
+              <w:rPr>
+                <w:sz w:val="18"/>
+                <w:szCs w:val="18"/>
+              </w:rPr>
+              <w:t xml:space="preserve"> (project finance only)</w:t>
+            </w:r>
           </w:p>
         </w:tc>
         <w:tc>
@@ -20387,274 +19516,6 @@
               </w:rPr>
               <w:t>Deal-breaker</w:t>
             </w:r>
-          </w:p>
-        </w:tc>
-      </w:tr>
-      <w:tr>
-        <w:trPr>
-          <w:cantSplit/>
-          <w:ins w:id="9328" w:author="Claude" w:date="2026-10-21T19:00:00Z"/>
-        </w:trPr>
-        <w:tc>
-          <w:tcPr>
-            <w:tcW w:w="4700" w:type="dxa"/>
-            <w:tcBorders>
-              <w:top w:val="single" w:sz="4" w:space="0" w:color="D6DFDB"/>
-              <w:left w:val="single" w:sz="4" w:space="0" w:color="D6DFDB"/>
-              <w:bottom w:val="single" w:sz="4" w:space="0" w:color="D6DFDB"/>
-              <w:right w:val="single" w:sz="4" w:space="0" w:color="D6DFDB"/>
-            </w:tcBorders>
-            <w:tcMar>
-              <w:top w:w="80" w:type="dxa"/>
-              <w:left w:w="120" w:type="dxa"/>
-              <w:bottom w:w="80" w:type="dxa"/>
-              <w:right w:w="120" w:type="dxa"/>
-            </w:tcMar>
-          </w:tcPr>
-          <w:p>
-            <w:pPr>
-              <w:rPr>
-                <w:ins w:id="9329" w:author="Claude" w:date="2026-10-21T19:00:00Z"/>
-              </w:rPr>
-            </w:pPr>
-            <w:ins w:id="9330" w:author="Claude" w:date="2026-10-21T19:00:00Z">
-              <w:r>
-                <w:rPr>
-                  <w:sz w:val="18"/>
-                  <w:szCs w:val="18"/>
-                </w:rPr>
-                <w:t>Funding Committed (equity injected, or board-approved funding)</w:t>
-              </w:r>
-            </w:ins>
-          </w:p>
-        </w:tc>
-        <w:tc>
-          <w:tcPr>
-            <w:tcW w:w="1760" w:type="dxa"/>
-            <w:tcBorders>
-              <w:top w:val="single" w:sz="4" w:space="0" w:color="D6DFDB"/>
-              <w:left w:val="single" w:sz="4" w:space="0" w:color="D6DFDB"/>
-              <w:bottom w:val="single" w:sz="4" w:space="0" w:color="D6DFDB"/>
-              <w:right w:val="single" w:sz="4" w:space="0" w:color="D6DFDB"/>
-            </w:tcBorders>
-            <w:tcMar>
-              <w:top w:w="80" w:type="dxa"/>
-              <w:left w:w="120" w:type="dxa"/>
-              <w:bottom w:w="80" w:type="dxa"/>
-              <w:right w:w="120" w:type="dxa"/>
-            </w:tcMar>
-          </w:tcPr>
-          <w:p>
-            <w:pPr>
-              <w:rPr>
-                <w:ins w:id="9331" w:author="Claude" w:date="2026-10-21T19:00:00Z"/>
-              </w:rPr>
-            </w:pPr>
-            <w:ins w:id="9332" w:author="Claude" w:date="2026-10-21T19:00:00Z">
-              <w:r>
-                <w:rPr>
-                  <w:sz w:val="18"/>
-                  <w:szCs w:val="18"/>
-                </w:rPr>
-                <w:t>Finance</w:t>
-              </w:r>
-            </w:ins>
-          </w:p>
-        </w:tc>
-        <w:tc>
-          <w:tcPr>
-            <w:tcW w:w="1600" w:type="dxa"/>
-            <w:tcBorders>
-              <w:top w:val="single" w:sz="4" w:space="0" w:color="D6DFDB"/>
-              <w:left w:val="single" w:sz="4" w:space="0" w:color="D6DFDB"/>
-              <w:bottom w:val="single" w:sz="4" w:space="0" w:color="D6DFDB"/>
-              <w:right w:val="single" w:sz="4" w:space="0" w:color="D6DFDB"/>
-            </w:tcBorders>
-            <w:tcMar>
-              <w:top w:w="80" w:type="dxa"/>
-              <w:left w:w="120" w:type="dxa"/>
-              <w:bottom w:w="80" w:type="dxa"/>
-              <w:right w:w="120" w:type="dxa"/>
-            </w:tcMar>
-          </w:tcPr>
-          <w:p>
-            <w:pPr>
-              <w:rPr>
-                <w:ins w:id="9333" w:author="Claude" w:date="2026-10-21T19:00:00Z"/>
-              </w:rPr>
-            </w:pPr>
-            <w:ins w:id="9334" w:author="Claude" w:date="2026-10-21T19:00:00Z">
-              <w:r>
-                <w:rPr>
-                  <w:b/>
-                  <w:bCs/>
-                  <w:color w:val="0D5754"/>
-                  <w:sz w:val="18"/>
-                  <w:szCs w:val="18"/>
-                </w:rPr>
-                <w:t>Signed / granted</w:t>
-              </w:r>
-            </w:ins>
-          </w:p>
-        </w:tc>
-        <w:tc>
-          <w:tcPr>
-            <w:tcW w:w="1300" w:type="dxa"/>
-            <w:tcBorders>
-              <w:top w:val="single" w:sz="4" w:space="0" w:color="D6DFDB"/>
-              <w:left w:val="single" w:sz="4" w:space="0" w:color="D6DFDB"/>
-              <w:bottom w:val="single" w:sz="4" w:space="0" w:color="D6DFDB"/>
-              <w:right w:val="single" w:sz="4" w:space="0" w:color="D6DFDB"/>
-            </w:tcBorders>
-            <w:tcMar>
-              <w:top w:w="80" w:type="dxa"/>
-              <w:left w:w="120" w:type="dxa"/>
-              <w:bottom w:w="80" w:type="dxa"/>
-              <w:right w:w="120" w:type="dxa"/>
-            </w:tcMar>
-          </w:tcPr>
-          <w:p>
-            <w:pPr>
-              <w:rPr>
-                <w:ins w:id="9335" w:author="Claude" w:date="2026-10-21T19:00:00Z"/>
-              </w:rPr>
-            </w:pPr>
-            <w:ins w:id="9336" w:author="Claude" w:date="2026-10-21T19:00:00Z">
-              <w:r>
-                <w:rPr>
-                  <w:b/>
-                  <w:bCs/>
-                  <w:color w:val="A8341A"/>
-                  <w:sz w:val="18"/>
-                  <w:szCs w:val="18"/>
-                </w:rPr>
-                <w:t>Deal-breaker</w:t>
-              </w:r>
-            </w:ins>
-          </w:p>
-        </w:tc>
-      </w:tr>
-      <w:tr>
-        <w:trPr>
-          <w:cantSplit/>
-          <w:del w:id="9358" w:author="Claude" w:date="2026-10-21T19:00:00Z"/>
-        </w:trPr>
-        <w:tc>
-          <w:tcPr>
-            <w:tcW w:w="4700" w:type="dxa"/>
-            <w:tcBorders>
-              <w:top w:val="single" w:sz="4" w:space="0" w:color="D6DFDB"/>
-              <w:left w:val="single" w:sz="4" w:space="0" w:color="D6DFDB"/>
-              <w:bottom w:val="single" w:sz="4" w:space="0" w:color="D6DFDB"/>
-              <w:right w:val="single" w:sz="4" w:space="0" w:color="D6DFDB"/>
-            </w:tcBorders>
-            <w:tcMar>
-              <w:top w:w="80" w:type="dxa"/>
-              <w:left w:w="120" w:type="dxa"/>
-              <w:bottom w:w="80" w:type="dxa"/>
-              <w:right w:w="120" w:type="dxa"/>
-            </w:tcMar>
-          </w:tcPr>
-          <w:p>
-            <w:del w:id="9359" w:author="Claude" w:date="2026-10-21T19:00:00Z">
-              <w:r>
-                <w:rPr>
-                  <w:sz w:val="18"/>
-                  <w:szCs w:val="18"/>
-                </w:rPr>
-                <w:delText>Sponsor Equity Injected</w:delText>
-              </w:r>
-            </w:del>
-          </w:p>
-        </w:tc>
-        <w:tc>
-          <w:tcPr>
-            <w:tcW w:w="1760" w:type="dxa"/>
-            <w:tcBorders>
-              <w:top w:val="single" w:sz="4" w:space="0" w:color="D6DFDB"/>
-              <w:left w:val="single" w:sz="4" w:space="0" w:color="D6DFDB"/>
-              <w:bottom w:val="single" w:sz="4" w:space="0" w:color="D6DFDB"/>
-              <w:right w:val="single" w:sz="4" w:space="0" w:color="D6DFDB"/>
-            </w:tcBorders>
-            <w:tcMar>
-              <w:top w:w="80" w:type="dxa"/>
-              <w:left w:w="120" w:type="dxa"/>
-              <w:bottom w:w="80" w:type="dxa"/>
-              <w:right w:w="120" w:type="dxa"/>
-            </w:tcMar>
-          </w:tcPr>
-          <w:p>
-            <w:del w:id="9360" w:author="Claude" w:date="2026-10-21T19:00:00Z">
-              <w:r>
-                <w:rPr>
-                  <w:sz w:val="18"/>
-                  <w:szCs w:val="18"/>
-                </w:rPr>
-                <w:delText>Finance</w:delText>
-              </w:r>
-            </w:del>
-          </w:p>
-        </w:tc>
-        <w:tc>
-          <w:tcPr>
-            <w:tcW w:w="1600" w:type="dxa"/>
-            <w:tcBorders>
-              <w:top w:val="single" w:sz="4" w:space="0" w:color="D6DFDB"/>
-              <w:left w:val="single" w:sz="4" w:space="0" w:color="D6DFDB"/>
-              <w:bottom w:val="single" w:sz="4" w:space="0" w:color="D6DFDB"/>
-              <w:right w:val="single" w:sz="4" w:space="0" w:color="D6DFDB"/>
-            </w:tcBorders>
-            <w:tcMar>
-              <w:top w:w="80" w:type="dxa"/>
-              <w:left w:w="120" w:type="dxa"/>
-              <w:bottom w:w="80" w:type="dxa"/>
-              <w:right w:w="120" w:type="dxa"/>
-            </w:tcMar>
-          </w:tcPr>
-          <w:p>
-            <w:del w:id="9361" w:author="Claude" w:date="2026-10-21T19:00:00Z">
-              <w:r>
-                <w:rPr>
-                  <w:b/>
-                  <w:bCs/>
-                  <w:color w:val="0D5754"/>
-                  <w:sz w:val="18"/>
-                  <w:szCs w:val="18"/>
-                </w:rPr>
-                <w:delText>Signed / granted</w:delText>
-              </w:r>
-            </w:del>
-          </w:p>
-        </w:tc>
-        <w:tc>
-          <w:tcPr>
-            <w:tcW w:w="1300" w:type="dxa"/>
-            <w:tcBorders>
-              <w:top w:val="single" w:sz="4" w:space="0" w:color="D6DFDB"/>
-              <w:left w:val="single" w:sz="4" w:space="0" w:color="D6DFDB"/>
-              <w:bottom w:val="single" w:sz="4" w:space="0" w:color="D6DFDB"/>
-              <w:right w:val="single" w:sz="4" w:space="0" w:color="D6DFDB"/>
-            </w:tcBorders>
-            <w:tcMar>
-              <w:top w:w="80" w:type="dxa"/>
-              <w:left w:w="120" w:type="dxa"/>
-              <w:bottom w:w="80" w:type="dxa"/>
-              <w:right w:w="120" w:type="dxa"/>
-            </w:tcMar>
-          </w:tcPr>
-          <w:p>
-            <w:del w:id="9362" w:author="Claude" w:date="2026-10-21T19:00:00Z">
-              <w:r>
-                <w:rPr>
-                  <w:b/>
-                  <w:bCs/>
-                  <w:color w:val="A8341A"/>
-                  <w:sz w:val="18"/>
-                  <w:szCs w:val="18"/>
-                </w:rPr>
-                <w:delText>Deal-breaker</w:delText>
-              </w:r>
-            </w:del>
           </w:p>
         </w:tc>
       </w:tr>
@@ -20679,22 +19540,16 @@
             </w:tcMar>
           </w:tcPr>
           <w:p>
-            <w:r>
-              <w:rPr>
-                <w:sz w:val="18"/>
-                <w:szCs w:val="18"/>
-              </w:rPr>
-              <w:t>Debt Service Reserve Funded</w:t>
-            </w:r>
-            <w:ins w:id="9337" w:author="Claude" w:date="2026-10-21T19:00:00Z">
-              <w:r>
-                <w:rPr>
-                  <w:sz w:val="18"/>
-                  <w:szCs w:val="18"/>
-                </w:rPr>
-                <w:t xml:space="preserve"> (project finance only)</w:t>
-              </w:r>
-            </w:ins>
+            <w:pPr>
+              <w:rPr/>
+            </w:pPr>
+            <w:r>
+              <w:rPr>
+                <w:sz w:val="18"/>
+                <w:szCs w:val="18"/>
+              </w:rPr>
+              <w:t>Funding Committed (equity injected, or board-approved funding)</w:t>
+            </w:r>
           </w:p>
         </w:tc>
         <w:tc>
@@ -20714,12 +19569,15 @@
             </w:tcMar>
           </w:tcPr>
           <w:p>
-            <w:r>
-              <w:rPr>
-                <w:sz w:val="18"/>
-                <w:szCs w:val="18"/>
-              </w:rPr>
-              <w:t>Treasury</w:t>
+            <w:pPr>
+              <w:rPr/>
+            </w:pPr>
+            <w:r>
+              <w:rPr>
+                <w:sz w:val="18"/>
+                <w:szCs w:val="18"/>
+              </w:rPr>
+              <w:t>Finance</w:t>
             </w:r>
           </w:p>
         </w:tc>
@@ -20740,6 +19598,9 @@
             </w:tcMar>
           </w:tcPr>
           <w:p>
+            <w:pPr>
+              <w:rPr/>
+            </w:pPr>
             <w:r>
               <w:rPr>
                 <w:b/>
@@ -20769,13 +19630,18 @@
             </w:tcMar>
           </w:tcPr>
           <w:p>
-            <w:r>
-              <w:rPr>
-                <w:color w:val="8A5F06"/>
-                <w:sz w:val="18"/>
-                <w:szCs w:val="18"/>
-              </w:rPr>
-              <w:t>Important</w:t>
+            <w:pPr>
+              <w:rPr/>
+            </w:pPr>
+            <w:r>
+              <w:rPr>
+                <w:b/>
+                <w:bCs/>
+                <w:color w:val="A8341A"/>
+                <w:sz w:val="18"/>
+                <w:szCs w:val="18"/>
+              </w:rPr>
+              <w:t>Deal-breaker</w:t>
             </w:r>
           </w:p>
         </w:tc>
@@ -20806,17 +19672,15 @@
                 <w:sz w:val="18"/>
                 <w:szCs w:val="18"/>
               </w:rPr>
-              <w:t>Security Package Perfected</w:t>
-            </w:r>
-            <w:ins w:id="9338" w:author="Claude" w:date="2026-10-21T19:00:00Z">
-              <w:r>
-                <w:rPr>
-                  <w:sz w:val="18"/>
-                  <w:szCs w:val="18"/>
-                </w:rPr>
-                <w:t xml:space="preserve"> (project finance only)</w:t>
-              </w:r>
-            </w:ins>
+              <w:t>Debt Service Reserve Funded</w:t>
+            </w:r>
+            <w:r>
+              <w:rPr>
+                <w:sz w:val="18"/>
+                <w:szCs w:val="18"/>
+              </w:rPr>
+              <w:t xml:space="preserve"> (project finance only)</w:t>
+            </w:r>
           </w:p>
         </w:tc>
         <w:tc>
@@ -20841,7 +19705,7 @@
                 <w:sz w:val="18"/>
                 <w:szCs w:val="18"/>
               </w:rPr>
-              <w:t>Legal</w:t>
+              <w:t>Treasury</w:t>
             </w:r>
           </w:p>
         </w:tc>
@@ -20870,7 +19734,7 @@
                 <w:sz w:val="18"/>
                 <w:szCs w:val="18"/>
               </w:rPr>
-              <w:t>In force</w:t>
+              <w:t>Signed / granted</w:t>
             </w:r>
           </w:p>
         </w:tc>
@@ -20893,280 +19757,12 @@
           <w:p>
             <w:r>
               <w:rPr>
-                <w:b/>
-                <w:bCs/>
-                <w:color w:val="A8341A"/>
-                <w:sz w:val="18"/>
-                <w:szCs w:val="18"/>
-              </w:rPr>
-              <w:t>Deal-breaker</w:t>
-            </w:r>
-          </w:p>
-        </w:tc>
-      </w:tr>
-      <w:tr>
-        <w:trPr>
-          <w:cantSplit/>
-          <w:ins w:id="9339" w:author="Claude" w:date="2026-10-21T19:00:00Z"/>
-        </w:trPr>
-        <w:tc>
-          <w:tcPr>
-            <w:tcW w:w="4700" w:type="dxa"/>
-            <w:tcBorders>
-              <w:top w:val="single" w:sz="4" w:space="0" w:color="D6DFDB"/>
-              <w:left w:val="single" w:sz="4" w:space="0" w:color="D6DFDB"/>
-              <w:bottom w:val="single" w:sz="4" w:space="0" w:color="D6DFDB"/>
-              <w:right w:val="single" w:sz="4" w:space="0" w:color="D6DFDB"/>
-            </w:tcBorders>
-            <w:tcMar>
-              <w:top w:w="80" w:type="dxa"/>
-              <w:left w:w="120" w:type="dxa"/>
-              <w:bottom w:w="80" w:type="dxa"/>
-              <w:right w:w="120" w:type="dxa"/>
-            </w:tcMar>
-          </w:tcPr>
-          <w:p>
-            <w:pPr>
-              <w:rPr>
-                <w:ins w:id="9340" w:author="Claude" w:date="2026-10-21T19:00:00Z"/>
-              </w:rPr>
-            </w:pPr>
-            <w:ins w:id="9341" w:author="Claude" w:date="2026-10-21T19:00:00Z">
-              <w:r>
-                <w:rPr>
-                  <w:sz w:val="18"/>
-                  <w:szCs w:val="18"/>
-                </w:rPr>
-                <w:t>Insurance Bound &amp; Certificates Delivered (lenders as loss payee where project-financed)</w:t>
-              </w:r>
-            </w:ins>
-          </w:p>
-        </w:tc>
-        <w:tc>
-          <w:tcPr>
-            <w:tcW w:w="1760" w:type="dxa"/>
-            <w:tcBorders>
-              <w:top w:val="single" w:sz="4" w:space="0" w:color="D6DFDB"/>
-              <w:left w:val="single" w:sz="4" w:space="0" w:color="D6DFDB"/>
-              <w:bottom w:val="single" w:sz="4" w:space="0" w:color="D6DFDB"/>
-              <w:right w:val="single" w:sz="4" w:space="0" w:color="D6DFDB"/>
-            </w:tcBorders>
-            <w:tcMar>
-              <w:top w:w="80" w:type="dxa"/>
-              <w:left w:w="120" w:type="dxa"/>
-              <w:bottom w:w="80" w:type="dxa"/>
-              <w:right w:w="120" w:type="dxa"/>
-            </w:tcMar>
-          </w:tcPr>
-          <w:p>
-            <w:pPr>
-              <w:rPr>
-                <w:ins w:id="9342" w:author="Claude" w:date="2026-10-21T19:00:00Z"/>
-              </w:rPr>
-            </w:pPr>
-            <w:ins w:id="9343" w:author="Claude" w:date="2026-10-21T19:00:00Z">
-              <w:r>
-                <w:rPr>
-                  <w:sz w:val="18"/>
-                  <w:szCs w:val="18"/>
-                </w:rPr>
-                <w:t>Treasury</w:t>
-              </w:r>
-            </w:ins>
-          </w:p>
-        </w:tc>
-        <w:tc>
-          <w:tcPr>
-            <w:tcW w:w="1600" w:type="dxa"/>
-            <w:tcBorders>
-              <w:top w:val="single" w:sz="4" w:space="0" w:color="D6DFDB"/>
-              <w:left w:val="single" w:sz="4" w:space="0" w:color="D6DFDB"/>
-              <w:bottom w:val="single" w:sz="4" w:space="0" w:color="D6DFDB"/>
-              <w:right w:val="single" w:sz="4" w:space="0" w:color="D6DFDB"/>
-            </w:tcBorders>
-            <w:tcMar>
-              <w:top w:w="80" w:type="dxa"/>
-              <w:left w:w="120" w:type="dxa"/>
-              <w:bottom w:w="80" w:type="dxa"/>
-              <w:right w:w="120" w:type="dxa"/>
-            </w:tcMar>
-          </w:tcPr>
-          <w:p>
-            <w:pPr>
-              <w:rPr>
-                <w:ins w:id="9344" w:author="Claude" w:date="2026-10-21T19:00:00Z"/>
-              </w:rPr>
-            </w:pPr>
-            <w:ins w:id="9345" w:author="Claude" w:date="2026-10-21T19:00:00Z">
-              <w:r>
-                <w:rPr>
-                  <w:b/>
-                  <w:bCs/>
-                  <w:color w:val="0D5754"/>
-                  <w:sz w:val="18"/>
-                  <w:szCs w:val="18"/>
-                </w:rPr>
-                <w:t>In force</w:t>
-              </w:r>
-            </w:ins>
-          </w:p>
-        </w:tc>
-        <w:tc>
-          <w:tcPr>
-            <w:tcW w:w="1300" w:type="dxa"/>
-            <w:tcBorders>
-              <w:top w:val="single" w:sz="4" w:space="0" w:color="D6DFDB"/>
-              <w:left w:val="single" w:sz="4" w:space="0" w:color="D6DFDB"/>
-              <w:bottom w:val="single" w:sz="4" w:space="0" w:color="D6DFDB"/>
-              <w:right w:val="single" w:sz="4" w:space="0" w:color="D6DFDB"/>
-            </w:tcBorders>
-            <w:tcMar>
-              <w:top w:w="80" w:type="dxa"/>
-              <w:left w:w="120" w:type="dxa"/>
-              <w:bottom w:w="80" w:type="dxa"/>
-              <w:right w:w="120" w:type="dxa"/>
-            </w:tcMar>
-          </w:tcPr>
-          <w:p>
-            <w:pPr>
-              <w:rPr>
-                <w:ins w:id="9346" w:author="Claude" w:date="2026-10-21T19:00:00Z"/>
-              </w:rPr>
-            </w:pPr>
-            <w:ins w:id="9347" w:author="Claude" w:date="2026-10-21T19:00:00Z">
-              <w:r>
-                <w:rPr>
-                  <w:b/>
-                  <w:bCs/>
-                  <w:color w:val="A8341A"/>
-                  <w:sz w:val="18"/>
-                  <w:szCs w:val="18"/>
-                </w:rPr>
-                <w:t>Important</w:t>
-              </w:r>
-            </w:ins>
-          </w:p>
-        </w:tc>
-      </w:tr>
-      <w:tr>
-        <w:trPr>
-          <w:cantSplit/>
-          <w:del w:id="9363" w:author="Claude" w:date="2026-10-21T19:00:00Z"/>
-        </w:trPr>
-        <w:tc>
-          <w:tcPr>
-            <w:tcW w:w="4700" w:type="dxa"/>
-            <w:tcBorders>
-              <w:top w:val="single" w:sz="4" w:space="0" w:color="D6DFDB"/>
-              <w:left w:val="single" w:sz="4" w:space="0" w:color="D6DFDB"/>
-              <w:bottom w:val="single" w:sz="4" w:space="0" w:color="D6DFDB"/>
-              <w:right w:val="single" w:sz="4" w:space="0" w:color="D6DFDB"/>
-            </w:tcBorders>
-            <w:tcMar>
-              <w:top w:w="80" w:type="dxa"/>
-              <w:left w:w="120" w:type="dxa"/>
-              <w:bottom w:w="80" w:type="dxa"/>
-              <w:right w:w="120" w:type="dxa"/>
-            </w:tcMar>
-          </w:tcPr>
-          <w:p>
-            <w:del w:id="9364" w:author="Claude" w:date="2026-10-21T19:00:00Z">
-              <w:r>
-                <w:rPr>
-                  <w:sz w:val="18"/>
-                  <w:szCs w:val="18"/>
-                </w:rPr>
-                <w:delText>Insurance Bound &amp; Certificates Delivered (lenders as loss payee)</w:delText>
-              </w:r>
-            </w:del>
-          </w:p>
-        </w:tc>
-        <w:tc>
-          <w:tcPr>
-            <w:tcW w:w="1760" w:type="dxa"/>
-            <w:tcBorders>
-              <w:top w:val="single" w:sz="4" w:space="0" w:color="D6DFDB"/>
-              <w:left w:val="single" w:sz="4" w:space="0" w:color="D6DFDB"/>
-              <w:bottom w:val="single" w:sz="4" w:space="0" w:color="D6DFDB"/>
-              <w:right w:val="single" w:sz="4" w:space="0" w:color="D6DFDB"/>
-            </w:tcBorders>
-            <w:tcMar>
-              <w:top w:w="80" w:type="dxa"/>
-              <w:left w:w="120" w:type="dxa"/>
-              <w:bottom w:w="80" w:type="dxa"/>
-              <w:right w:w="120" w:type="dxa"/>
-            </w:tcMar>
-          </w:tcPr>
-          <w:p>
-            <w:del w:id="9365" w:author="Claude" w:date="2026-10-21T19:00:00Z">
-              <w:r>
-                <w:rPr>
-                  <w:sz w:val="18"/>
-                  <w:szCs w:val="18"/>
-                </w:rPr>
-                <w:delText>Treasury</w:delText>
-              </w:r>
-            </w:del>
-          </w:p>
-        </w:tc>
-        <w:tc>
-          <w:tcPr>
-            <w:tcW w:w="1600" w:type="dxa"/>
-            <w:tcBorders>
-              <w:top w:val="single" w:sz="4" w:space="0" w:color="D6DFDB"/>
-              <w:left w:val="single" w:sz="4" w:space="0" w:color="D6DFDB"/>
-              <w:bottom w:val="single" w:sz="4" w:space="0" w:color="D6DFDB"/>
-              <w:right w:val="single" w:sz="4" w:space="0" w:color="D6DFDB"/>
-            </w:tcBorders>
-            <w:tcMar>
-              <w:top w:w="80" w:type="dxa"/>
-              <w:left w:w="120" w:type="dxa"/>
-              <w:bottom w:w="80" w:type="dxa"/>
-              <w:right w:w="120" w:type="dxa"/>
-            </w:tcMar>
-          </w:tcPr>
-          <w:p>
-            <w:del w:id="9366" w:author="Claude" w:date="2026-10-21T19:00:00Z">
-              <w:r>
-                <w:rPr>
-                  <w:b/>
-                  <w:bCs/>
-                  <w:color w:val="0D5754"/>
-                  <w:sz w:val="18"/>
-                  <w:szCs w:val="18"/>
-                </w:rPr>
-                <w:delText>In force</w:delText>
-              </w:r>
-            </w:del>
-          </w:p>
-        </w:tc>
-        <w:tc>
-          <w:tcPr>
-            <w:tcW w:w="1300" w:type="dxa"/>
-            <w:tcBorders>
-              <w:top w:val="single" w:sz="4" w:space="0" w:color="D6DFDB"/>
-              <w:left w:val="single" w:sz="4" w:space="0" w:color="D6DFDB"/>
-              <w:bottom w:val="single" w:sz="4" w:space="0" w:color="D6DFDB"/>
-              <w:right w:val="single" w:sz="4" w:space="0" w:color="D6DFDB"/>
-            </w:tcBorders>
-            <w:tcMar>
-              <w:top w:w="80" w:type="dxa"/>
-              <w:left w:w="120" w:type="dxa"/>
-              <w:bottom w:w="80" w:type="dxa"/>
-              <w:right w:w="120" w:type="dxa"/>
-            </w:tcMar>
-          </w:tcPr>
-          <w:p>
-            <w:del w:id="9367" w:author="Claude" w:date="2026-10-21T19:00:00Z">
-              <w:r>
-                <w:rPr>
-                  <w:color w:val="8A5F06"/>
-                  <w:sz w:val="18"/>
-                  <w:szCs w:val="18"/>
-                </w:rPr>
-                <w:delText>Important</w:delText>
-              </w:r>
-            </w:del>
+                <w:color w:val="8A5F06"/>
+                <w:sz w:val="18"/>
+                <w:szCs w:val="18"/>
+              </w:rPr>
+              <w:t>Important</w:t>
+            </w:r>
           </w:p>
         </w:tc>
       </w:tr>
@@ -21196,7 +19792,14 @@
                 <w:sz w:val="18"/>
                 <w:szCs w:val="18"/>
               </w:rPr>
-              <w:t>All Major Project Contracts Executed (PPA, feedstock, EPC, O&amp;M, offtake)</w:t>
+              <w:t>Security Package Perfected</w:t>
+            </w:r>
+            <w:r>
+              <w:rPr>
+                <w:sz w:val="18"/>
+                <w:szCs w:val="18"/>
+              </w:rPr>
+              <w:t xml:space="preserve"> (project finance only)</w:t>
             </w:r>
           </w:p>
         </w:tc>
@@ -21251,7 +19854,7 @@
                 <w:sz w:val="18"/>
                 <w:szCs w:val="18"/>
               </w:rPr>
-              <w:t>Signed / granted</w:t>
+              <w:t>In force</w:t>
             </w:r>
           </w:p>
         </w:tc>
@@ -21306,22 +19909,16 @@
             </w:tcMar>
           </w:tcPr>
           <w:p>
-            <w:r>
-              <w:rPr>
-                <w:sz w:val="18"/>
-                <w:szCs w:val="18"/>
-              </w:rPr>
-              <w:t>Legal Opinions — Issued</w:t>
-            </w:r>
-            <w:ins w:id="9348" w:author="Claude" w:date="2026-10-21T19:00:00Z">
-              <w:r>
-                <w:rPr>
-                  <w:sz w:val="18"/>
-                  <w:szCs w:val="18"/>
-                </w:rPr>
-                <w:t xml:space="preserve"> (project finance only)</w:t>
-              </w:r>
-            </w:ins>
+            <w:pPr>
+              <w:rPr/>
+            </w:pPr>
+            <w:r>
+              <w:rPr>
+                <w:sz w:val="18"/>
+                <w:szCs w:val="18"/>
+              </w:rPr>
+              <w:t>Insurance Bound &amp; Certificates Delivered (lenders as loss payee where project-financed)</w:t>
+            </w:r>
           </w:p>
         </w:tc>
         <w:tc>
@@ -21341,12 +19938,15 @@
             </w:tcMar>
           </w:tcPr>
           <w:p>
-            <w:r>
-              <w:rPr>
-                <w:sz w:val="18"/>
-                <w:szCs w:val="18"/>
-              </w:rPr>
-              <w:t>Legal</w:t>
+            <w:pPr>
+              <w:rPr/>
+            </w:pPr>
+            <w:r>
+              <w:rPr>
+                <w:sz w:val="18"/>
+                <w:szCs w:val="18"/>
+              </w:rPr>
+              <w:t>Treasury</w:t>
             </w:r>
           </w:p>
         </w:tc>
@@ -21367,6 +19967,9 @@
             </w:tcMar>
           </w:tcPr>
           <w:p>
+            <w:pPr>
+              <w:rPr/>
+            </w:pPr>
             <w:r>
               <w:rPr>
                 <w:b/>
@@ -21375,7 +19978,7 @@
                 <w:sz w:val="18"/>
                 <w:szCs w:val="18"/>
               </w:rPr>
-              <w:t>Signed / granted</w:t>
+              <w:t>In force</w:t>
             </w:r>
           </w:p>
         </w:tc>
@@ -21396,6 +19999,9 @@
             </w:tcMar>
           </w:tcPr>
           <w:p>
+            <w:pPr>
+              <w:rPr/>
+            </w:pPr>
             <w:r>
               <w:rPr>
                 <w:b/>
@@ -21404,7 +20010,7 @@
                 <w:sz w:val="18"/>
                 <w:szCs w:val="18"/>
               </w:rPr>
-              <w:t>Deal-breaker</w:t>
+              <w:t>Important</w:t>
             </w:r>
           </w:p>
         </w:tc>
@@ -21412,7 +20018,6 @@
       <w:tr>
         <w:trPr>
           <w:cantSplit/>
-          <w:ins w:id="9349" w:author="Claude" w:date="2026-10-21T19:00:00Z"/>
         </w:trPr>
         <w:tc>
           <w:tcPr>
@@ -21431,20 +20036,253 @@
             </w:tcMar>
           </w:tcPr>
           <w:p>
+            <w:r>
+              <w:rPr>
+                <w:sz w:val="18"/>
+                <w:szCs w:val="18"/>
+              </w:rPr>
+              <w:t>All Major Project Contracts Executed (PPA, feedstock, EPC, O&amp;M, offtake)</w:t>
+            </w:r>
+          </w:p>
+        </w:tc>
+        <w:tc>
+          <w:tcPr>
+            <w:tcW w:w="1760" w:type="dxa"/>
+            <w:tcBorders>
+              <w:top w:val="single" w:sz="4" w:space="0" w:color="D6DFDB"/>
+              <w:left w:val="single" w:sz="4" w:space="0" w:color="D6DFDB"/>
+              <w:bottom w:val="single" w:sz="4" w:space="0" w:color="D6DFDB"/>
+              <w:right w:val="single" w:sz="4" w:space="0" w:color="D6DFDB"/>
+            </w:tcBorders>
+            <w:tcMar>
+              <w:top w:w="80" w:type="dxa"/>
+              <w:left w:w="120" w:type="dxa"/>
+              <w:bottom w:w="80" w:type="dxa"/>
+              <w:right w:w="120" w:type="dxa"/>
+            </w:tcMar>
+          </w:tcPr>
+          <w:p>
+            <w:r>
+              <w:rPr>
+                <w:sz w:val="18"/>
+                <w:szCs w:val="18"/>
+              </w:rPr>
+              <w:t>Legal</w:t>
+            </w:r>
+          </w:p>
+        </w:tc>
+        <w:tc>
+          <w:tcPr>
+            <w:tcW w:w="1600" w:type="dxa"/>
+            <w:tcBorders>
+              <w:top w:val="single" w:sz="4" w:space="0" w:color="D6DFDB"/>
+              <w:left w:val="single" w:sz="4" w:space="0" w:color="D6DFDB"/>
+              <w:bottom w:val="single" w:sz="4" w:space="0" w:color="D6DFDB"/>
+              <w:right w:val="single" w:sz="4" w:space="0" w:color="D6DFDB"/>
+            </w:tcBorders>
+            <w:tcMar>
+              <w:top w:w="80" w:type="dxa"/>
+              <w:left w:w="120" w:type="dxa"/>
+              <w:bottom w:w="80" w:type="dxa"/>
+              <w:right w:w="120" w:type="dxa"/>
+            </w:tcMar>
+          </w:tcPr>
+          <w:p>
+            <w:r>
+              <w:rPr>
+                <w:b/>
+                <w:bCs/>
+                <w:color w:val="0D5754"/>
+                <w:sz w:val="18"/>
+                <w:szCs w:val="18"/>
+              </w:rPr>
+              <w:t>Signed / granted</w:t>
+            </w:r>
+          </w:p>
+        </w:tc>
+        <w:tc>
+          <w:tcPr>
+            <w:tcW w:w="1300" w:type="dxa"/>
+            <w:tcBorders>
+              <w:top w:val="single" w:sz="4" w:space="0" w:color="D6DFDB"/>
+              <w:left w:val="single" w:sz="4" w:space="0" w:color="D6DFDB"/>
+              <w:bottom w:val="single" w:sz="4" w:space="0" w:color="D6DFDB"/>
+              <w:right w:val="single" w:sz="4" w:space="0" w:color="D6DFDB"/>
+            </w:tcBorders>
+            <w:tcMar>
+              <w:top w:w="80" w:type="dxa"/>
+              <w:left w:w="120" w:type="dxa"/>
+              <w:bottom w:w="80" w:type="dxa"/>
+              <w:right w:w="120" w:type="dxa"/>
+            </w:tcMar>
+          </w:tcPr>
+          <w:p>
+            <w:r>
+              <w:rPr>
+                <w:b/>
+                <w:bCs/>
+                <w:color w:val="A8341A"/>
+                <w:sz w:val="18"/>
+                <w:szCs w:val="18"/>
+              </w:rPr>
+              <w:t>Deal-breaker</w:t>
+            </w:r>
+          </w:p>
+        </w:tc>
+      </w:tr>
+      <w:tr>
+        <w:trPr>
+          <w:cantSplit/>
+        </w:trPr>
+        <w:tc>
+          <w:tcPr>
+            <w:tcW w:w="4700" w:type="dxa"/>
+            <w:tcBorders>
+              <w:top w:val="single" w:sz="4" w:space="0" w:color="D6DFDB"/>
+              <w:left w:val="single" w:sz="4" w:space="0" w:color="D6DFDB"/>
+              <w:bottom w:val="single" w:sz="4" w:space="0" w:color="D6DFDB"/>
+              <w:right w:val="single" w:sz="4" w:space="0" w:color="D6DFDB"/>
+            </w:tcBorders>
+            <w:tcMar>
+              <w:top w:w="80" w:type="dxa"/>
+              <w:left w:w="120" w:type="dxa"/>
+              <w:bottom w:w="80" w:type="dxa"/>
+              <w:right w:w="120" w:type="dxa"/>
+            </w:tcMar>
+          </w:tcPr>
+          <w:p>
+            <w:r>
+              <w:rPr>
+                <w:sz w:val="18"/>
+                <w:szCs w:val="18"/>
+              </w:rPr>
+              <w:t>Legal Opinions — Issued</w:t>
+            </w:r>
+            <w:r>
+              <w:rPr>
+                <w:sz w:val="18"/>
+                <w:szCs w:val="18"/>
+              </w:rPr>
+              <w:t xml:space="preserve"> (project finance only)</w:t>
+            </w:r>
+          </w:p>
+        </w:tc>
+        <w:tc>
+          <w:tcPr>
+            <w:tcW w:w="1760" w:type="dxa"/>
+            <w:tcBorders>
+              <w:top w:val="single" w:sz="4" w:space="0" w:color="D6DFDB"/>
+              <w:left w:val="single" w:sz="4" w:space="0" w:color="D6DFDB"/>
+              <w:bottom w:val="single" w:sz="4" w:space="0" w:color="D6DFDB"/>
+              <w:right w:val="single" w:sz="4" w:space="0" w:color="D6DFDB"/>
+            </w:tcBorders>
+            <w:tcMar>
+              <w:top w:w="80" w:type="dxa"/>
+              <w:left w:w="120" w:type="dxa"/>
+              <w:bottom w:w="80" w:type="dxa"/>
+              <w:right w:w="120" w:type="dxa"/>
+            </w:tcMar>
+          </w:tcPr>
+          <w:p>
+            <w:r>
+              <w:rPr>
+                <w:sz w:val="18"/>
+                <w:szCs w:val="18"/>
+              </w:rPr>
+              <w:t>Legal</w:t>
+            </w:r>
+          </w:p>
+        </w:tc>
+        <w:tc>
+          <w:tcPr>
+            <w:tcW w:w="1600" w:type="dxa"/>
+            <w:tcBorders>
+              <w:top w:val="single" w:sz="4" w:space="0" w:color="D6DFDB"/>
+              <w:left w:val="single" w:sz="4" w:space="0" w:color="D6DFDB"/>
+              <w:bottom w:val="single" w:sz="4" w:space="0" w:color="D6DFDB"/>
+              <w:right w:val="single" w:sz="4" w:space="0" w:color="D6DFDB"/>
+            </w:tcBorders>
+            <w:tcMar>
+              <w:top w:w="80" w:type="dxa"/>
+              <w:left w:w="120" w:type="dxa"/>
+              <w:bottom w:w="80" w:type="dxa"/>
+              <w:right w:w="120" w:type="dxa"/>
+            </w:tcMar>
+          </w:tcPr>
+          <w:p>
+            <w:r>
+              <w:rPr>
+                <w:b/>
+                <w:bCs/>
+                <w:color w:val="0D5754"/>
+                <w:sz w:val="18"/>
+                <w:szCs w:val="18"/>
+              </w:rPr>
+              <w:t>Signed / granted</w:t>
+            </w:r>
+          </w:p>
+        </w:tc>
+        <w:tc>
+          <w:tcPr>
+            <w:tcW w:w="1300" w:type="dxa"/>
+            <w:tcBorders>
+              <w:top w:val="single" w:sz="4" w:space="0" w:color="D6DFDB"/>
+              <w:left w:val="single" w:sz="4" w:space="0" w:color="D6DFDB"/>
+              <w:bottom w:val="single" w:sz="4" w:space="0" w:color="D6DFDB"/>
+              <w:right w:val="single" w:sz="4" w:space="0" w:color="D6DFDB"/>
+            </w:tcBorders>
+            <w:tcMar>
+              <w:top w:w="80" w:type="dxa"/>
+              <w:left w:w="120" w:type="dxa"/>
+              <w:bottom w:w="80" w:type="dxa"/>
+              <w:right w:w="120" w:type="dxa"/>
+            </w:tcMar>
+          </w:tcPr>
+          <w:p>
+            <w:r>
+              <w:rPr>
+                <w:b/>
+                <w:bCs/>
+                <w:color w:val="A8341A"/>
+                <w:sz w:val="18"/>
+                <w:szCs w:val="18"/>
+              </w:rPr>
+              <w:t>Deal-breaker</w:t>
+            </w:r>
+          </w:p>
+        </w:tc>
+      </w:tr>
+      <w:tr>
+        <w:trPr>
+          <w:cantSplit/>
+        </w:trPr>
+        <w:tc>
+          <w:tcPr>
+            <w:tcW w:w="4700" w:type="dxa"/>
+            <w:tcBorders>
+              <w:top w:val="single" w:sz="4" w:space="0" w:color="D6DFDB"/>
+              <w:left w:val="single" w:sz="4" w:space="0" w:color="D6DFDB"/>
+              <w:bottom w:val="single" w:sz="4" w:space="0" w:color="D6DFDB"/>
+              <w:right w:val="single" w:sz="4" w:space="0" w:color="D6DFDB"/>
+            </w:tcBorders>
+            <w:tcMar>
+              <w:top w:w="80" w:type="dxa"/>
+              <w:left w:w="120" w:type="dxa"/>
+              <w:bottom w:w="80" w:type="dxa"/>
+              <w:right w:w="120" w:type="dxa"/>
+            </w:tcMar>
+          </w:tcPr>
+          <w:p>
             <w:pPr>
-              <w:rPr>
-                <w:ins w:id="9350" w:author="Claude" w:date="2026-10-21T19:00:00Z"/>
-              </w:rPr>
+              <w:rPr/>
             </w:pPr>
-            <w:ins w:id="9351" w:author="Claude" w:date="2026-10-21T19:00:00Z">
-              <w:r>
-                <w:rPr>
-                  <w:sz w:val="18"/>
-                  <w:szCs w:val="18"/>
-                </w:rPr>
-                <w:t>O&amp;M Contract or Operating Organisation in Place</w:t>
-              </w:r>
-            </w:ins>
+            <w:r>
+              <w:rPr>
+                <w:sz w:val="18"/>
+                <w:szCs w:val="18"/>
+              </w:rPr>
+              <w:t>O&amp;M Contract or Operating Organisation in Place</w:t>
+            </w:r>
           </w:p>
         </w:tc>
         <w:tc>
@@ -21465,19 +20303,15 @@
           </w:tcPr>
           <w:p>
             <w:pPr>
-              <w:rPr>
-                <w:ins w:id="9352" w:author="Claude" w:date="2026-10-21T19:00:00Z"/>
-              </w:rPr>
+              <w:rPr/>
             </w:pPr>
-            <w:ins w:id="9353" w:author="Claude" w:date="2026-10-21T19:00:00Z">
-              <w:r>
-                <w:rPr>
-                  <w:sz w:val="18"/>
-                  <w:szCs w:val="18"/>
-                </w:rPr>
-                <w:t>Project team</w:t>
-              </w:r>
-            </w:ins>
+            <w:r>
+              <w:rPr>
+                <w:sz w:val="18"/>
+                <w:szCs w:val="18"/>
+              </w:rPr>
+              <w:t>Project team</w:t>
+            </w:r>
           </w:p>
         </w:tc>
         <w:tc>
@@ -21498,22 +20332,18 @@
           </w:tcPr>
           <w:p>
             <w:pPr>
-              <w:rPr>
-                <w:ins w:id="9354" w:author="Claude" w:date="2026-10-21T19:00:00Z"/>
-              </w:rPr>
+              <w:rPr/>
             </w:pPr>
-            <w:ins w:id="9355" w:author="Claude" w:date="2026-10-21T19:00:00Z">
-              <w:r>
-                <w:rPr>
-                  <w:b/>
-                  <w:bCs/>
-                  <w:color w:val="0D5754"/>
-                  <w:sz w:val="18"/>
-                  <w:szCs w:val="18"/>
-                </w:rPr>
-                <w:t>Signed / granted</w:t>
-              </w:r>
-            </w:ins>
+            <w:r>
+              <w:rPr>
+                <w:b/>
+                <w:bCs/>
+                <w:color w:val="0D5754"/>
+                <w:sz w:val="18"/>
+                <w:szCs w:val="18"/>
+              </w:rPr>
+              <w:t>Signed / granted</w:t>
+            </w:r>
           </w:p>
         </w:tc>
         <w:tc>
@@ -21534,22 +20364,18 @@
           </w:tcPr>
           <w:p>
             <w:pPr>
-              <w:rPr>
-                <w:ins w:id="9356" w:author="Claude" w:date="2026-10-21T19:00:00Z"/>
-              </w:rPr>
+              <w:rPr/>
             </w:pPr>
-            <w:ins w:id="9357" w:author="Claude" w:date="2026-10-21T19:00:00Z">
-              <w:r>
-                <w:rPr>
-                  <w:b/>
-                  <w:bCs/>
-                  <w:color w:val="A8341A"/>
-                  <w:sz w:val="18"/>
-                  <w:szCs w:val="18"/>
-                </w:rPr>
-                <w:t>Important</w:t>
-              </w:r>
-            </w:ins>
+            <w:r>
+              <w:rPr>
+                <w:b/>
+                <w:bCs/>
+                <w:color w:val="A8341A"/>
+                <w:sz w:val="18"/>
+                <w:szCs w:val="18"/>
+              </w:rPr>
+              <w:t>Important</w:t>
+            </w:r>
           </w:p>
         </w:tc>
       </w:tr>
@@ -21587,16 +20413,14 @@
         </w:rPr>
         <w:t xml:space="preserve">   ·   leads to Operational   ·   shown in GEX to Producer, Executive</w:t>
       </w:r>
-      <w:ins w:id="9368" w:author="Claude" w:date="2026-10-21T19:00:00Z">
-        <w:r>
-          <w:rPr>
-            <w:color w:val="6A7A76"/>
-            <w:sz w:val="18"/>
-            <w:szCs w:val="18"/>
-          </w:rPr>
-          <w:t>, Offtaker</w:t>
-        </w:r>
-      </w:ins>
+      <w:r>
+        <w:rPr>
+          <w:color w:val="6A7A76"/>
+          <w:sz w:val="18"/>
+          <w:szCs w:val="18"/>
+        </w:rPr>
+        <w:t>, Offtaker</w:t>
+      </w:r>
     </w:p>
     <w:tbl>
       <w:tblPr>
@@ -21676,15 +20500,6 @@
               </w:rPr>
               <w:t xml:space="preserve">Confirms that the plant has reached commercial operation, passed its performance tests, holds its operating permit, reports its carbon, </w:t>
             </w:r>
-            <w:del w:id="9370" w:author="Claude" w:date="2026-10-21T19:00:00Z">
-              <w:r>
-                <w:rPr>
-                  <w:sz w:val="19"/>
-                  <w:szCs w:val="19"/>
-                </w:rPr>
-                <w:delText xml:space="preserve">and </w:delText>
-              </w:r>
-            </w:del>
             <w:r>
               <w:rPr>
                 <w:sz w:val="19"/>
@@ -21692,15 +20507,13 @@
               </w:rPr>
               <w:t>has run stably for 6 to 12 months</w:t>
             </w:r>
-            <w:ins w:id="9369" w:author="Claude" w:date="2026-10-21T19:00:00Z">
-              <w:r>
-                <w:rPr>
-                  <w:sz w:val="19"/>
-                  <w:szCs w:val="19"/>
-                </w:rPr>
-                <w:t>, has its first certificates issued, and has had its first on-specification deliveries accepted by the buyer</w:t>
-              </w:r>
-            </w:ins>
+            <w:r>
+              <w:rPr>
+                <w:sz w:val="19"/>
+                <w:szCs w:val="19"/>
+              </w:rPr>
+              <w:t>, has its first certificates issued, and has had its first on-specification deliveries accepted by the buyer</w:t>
+            </w:r>
             <w:r>
               <w:rPr>
                 <w:sz w:val="19"/>
@@ -21881,24 +20694,13 @@
             </w:tcMar>
           </w:tcPr>
           <w:p>
-            <w:del w:id="9371" w:author="Claude" w:date="2026-10-21T19:00:00Z">
-              <w:r>
-                <w:rPr>
-                  <w:sz w:val="19"/>
-                  <w:szCs w:val="19"/>
-                </w:rPr>
-                <w:delText>IE performance test certificate</w:delText>
-              </w:r>
-            </w:del>
-            <w:ins w:id="9372" w:author="Claude" w:date="2026-10-21T19:00:00Z">
-              <w:r>
-                <w:rPr>
-                  <w:sz w:val="19"/>
-                  <w:szCs w:val="19"/>
-                </w:rPr>
-                <w:t>The independent engineer (performance tests) and the certification body (certificates)</w:t>
-              </w:r>
-            </w:ins>
+            <w:r>
+              <w:rPr>
+                <w:sz w:val="19"/>
+                <w:szCs w:val="19"/>
+              </w:rPr>
+              <w:t>The independent engineer (performance tests) and the certification body (certificates)</w:t>
+            </w:r>
           </w:p>
         </w:tc>
       </w:tr>
@@ -22697,7 +21499,6 @@
       <w:tr>
         <w:trPr>
           <w:cantSplit/>
-          <w:ins w:id="9373" w:author="Claude" w:date="2026-10-21T19:00:00Z"/>
         </w:trPr>
         <w:tc>
           <w:tcPr>
@@ -22717,19 +21518,15 @@
           </w:tcPr>
           <w:p>
             <w:pPr>
-              <w:rPr>
-                <w:ins w:id="9374" w:author="Claude" w:date="2026-10-21T19:00:00Z"/>
-              </w:rPr>
+              <w:rPr/>
             </w:pPr>
-            <w:ins w:id="9375" w:author="Claude" w:date="2026-10-21T19:00:00Z">
-              <w:r>
-                <w:rPr>
-                  <w:sz w:val="18"/>
-                  <w:szCs w:val="18"/>
-                </w:rPr>
-                <w:t>Certification Audit Passed &amp; First Certificates / Proofs of Sustainability Issued</w:t>
-              </w:r>
-            </w:ins>
+            <w:r>
+              <w:rPr>
+                <w:sz w:val="18"/>
+                <w:szCs w:val="18"/>
+              </w:rPr>
+              <w:t>Certification Audit Passed &amp; First Certificates / Proofs of Sustainability Issued</w:t>
+            </w:r>
           </w:p>
         </w:tc>
         <w:tc>
@@ -22750,19 +21547,15 @@
           </w:tcPr>
           <w:p>
             <w:pPr>
-              <w:rPr>
-                <w:ins w:id="9376" w:author="Claude" w:date="2026-10-21T19:00:00Z"/>
-              </w:rPr>
+              <w:rPr/>
             </w:pPr>
-            <w:ins w:id="9377" w:author="Claude" w:date="2026-10-21T19:00:00Z">
-              <w:r>
-                <w:rPr>
-                  <w:sz w:val="18"/>
-                  <w:szCs w:val="18"/>
-                </w:rPr>
-                <w:t>Engineering</w:t>
-              </w:r>
-            </w:ins>
+            <w:r>
+              <w:rPr>
+                <w:sz w:val="18"/>
+                <w:szCs w:val="18"/>
+              </w:rPr>
+              <w:t>Engineering</w:t>
+            </w:r>
           </w:p>
         </w:tc>
         <w:tc>
@@ -22783,22 +21576,18 @@
           </w:tcPr>
           <w:p>
             <w:pPr>
-              <w:rPr>
-                <w:ins w:id="9378" w:author="Claude" w:date="2026-10-21T19:00:00Z"/>
-              </w:rPr>
+              <w:rPr/>
             </w:pPr>
-            <w:ins w:id="9379" w:author="Claude" w:date="2026-10-21T19:00:00Z">
-              <w:r>
-                <w:rPr>
-                  <w:b/>
-                  <w:bCs/>
-                  <w:color w:val="0D5754"/>
-                  <w:sz w:val="18"/>
-                  <w:szCs w:val="18"/>
-                </w:rPr>
-                <w:t>Signed / granted</w:t>
-              </w:r>
-            </w:ins>
+            <w:r>
+              <w:rPr>
+                <w:b/>
+                <w:bCs/>
+                <w:color w:val="0D5754"/>
+                <w:sz w:val="18"/>
+                <w:szCs w:val="18"/>
+              </w:rPr>
+              <w:t>Signed / granted</w:t>
+            </w:r>
           </w:p>
         </w:tc>
         <w:tc>
@@ -22819,29 +21608,24 @@
           </w:tcPr>
           <w:p>
             <w:pPr>
-              <w:rPr>
-                <w:ins w:id="9380" w:author="Claude" w:date="2026-10-21T19:00:00Z"/>
-              </w:rPr>
+              <w:rPr/>
             </w:pPr>
-            <w:ins w:id="9381" w:author="Claude" w:date="2026-10-21T19:00:00Z">
-              <w:r>
-                <w:rPr>
-                  <w:b/>
-                  <w:bCs/>
-                  <w:color w:val="A8341A"/>
-                  <w:sz w:val="18"/>
-                  <w:szCs w:val="18"/>
-                </w:rPr>
-                <w:t>Deal-breaker</w:t>
-              </w:r>
-            </w:ins>
+            <w:r>
+              <w:rPr>
+                <w:b/>
+                <w:bCs/>
+                <w:color w:val="A8341A"/>
+                <w:sz w:val="18"/>
+                <w:szCs w:val="18"/>
+              </w:rPr>
+              <w:t>Deal-breaker</w:t>
+            </w:r>
           </w:p>
         </w:tc>
       </w:tr>
       <w:tr>
         <w:trPr>
           <w:cantSplit/>
-          <w:ins w:id="9382" w:author="Claude" w:date="2026-10-21T19:00:00Z"/>
         </w:trPr>
         <w:tc>
           <w:tcPr>
@@ -22861,19 +21645,15 @@
           </w:tcPr>
           <w:p>
             <w:pPr>
-              <w:rPr>
-                <w:ins w:id="9383" w:author="Claude" w:date="2026-10-21T19:00:00Z"/>
-              </w:rPr>
+              <w:rPr/>
             </w:pPr>
-            <w:ins w:id="9384" w:author="Claude" w:date="2026-10-21T19:00:00Z">
-              <w:r>
-                <w:rPr>
-                  <w:sz w:val="18"/>
-                  <w:szCs w:val="18"/>
-                </w:rPr>
-                <w:t>First On-Specification Deliveries Accepted by the Offtaker</w:t>
-              </w:r>
-            </w:ins>
+            <w:r>
+              <w:rPr>
+                <w:sz w:val="18"/>
+                <w:szCs w:val="18"/>
+              </w:rPr>
+              <w:t>First On-Specification Deliveries Accepted by the Offtaker</w:t>
+            </w:r>
           </w:p>
         </w:tc>
         <w:tc>
@@ -22894,19 +21674,15 @@
           </w:tcPr>
           <w:p>
             <w:pPr>
-              <w:rPr>
-                <w:ins w:id="9385" w:author="Claude" w:date="2026-10-21T19:00:00Z"/>
-              </w:rPr>
+              <w:rPr/>
             </w:pPr>
-            <w:ins w:id="9386" w:author="Claude" w:date="2026-10-21T19:00:00Z">
-              <w:r>
-                <w:rPr>
-                  <w:sz w:val="18"/>
-                  <w:szCs w:val="18"/>
-                </w:rPr>
-                <w:t>Commercial</w:t>
-              </w:r>
-            </w:ins>
+            <w:r>
+              <w:rPr>
+                <w:sz w:val="18"/>
+                <w:szCs w:val="18"/>
+              </w:rPr>
+              <w:t>Commercial</w:t>
+            </w:r>
           </w:p>
         </w:tc>
         <w:tc>
@@ -22927,22 +21703,18 @@
           </w:tcPr>
           <w:p>
             <w:pPr>
-              <w:rPr>
-                <w:ins w:id="9387" w:author="Claude" w:date="2026-10-21T19:00:00Z"/>
-              </w:rPr>
+              <w:rPr/>
             </w:pPr>
-            <w:ins w:id="9388" w:author="Claude" w:date="2026-10-21T19:00:00Z">
-              <w:r>
-                <w:rPr>
-                  <w:b/>
-                  <w:bCs/>
-                  <w:color w:val="0D5754"/>
-                  <w:sz w:val="18"/>
-                  <w:szCs w:val="18"/>
-                </w:rPr>
-                <w:t>Signed / granted</w:t>
-              </w:r>
-            </w:ins>
+            <w:r>
+              <w:rPr>
+                <w:b/>
+                <w:bCs/>
+                <w:color w:val="0D5754"/>
+                <w:sz w:val="18"/>
+                <w:szCs w:val="18"/>
+              </w:rPr>
+              <w:t>Signed / granted</w:t>
+            </w:r>
           </w:p>
         </w:tc>
         <w:tc>
@@ -22963,22 +21735,18 @@
           </w:tcPr>
           <w:p>
             <w:pPr>
-              <w:rPr>
-                <w:ins w:id="9389" w:author="Claude" w:date="2026-10-21T19:00:00Z"/>
-              </w:rPr>
+              <w:rPr/>
             </w:pPr>
-            <w:ins w:id="9390" w:author="Claude" w:date="2026-10-21T19:00:00Z">
-              <w:r>
-                <w:rPr>
-                  <w:b/>
-                  <w:bCs/>
-                  <w:color w:val="A8341A"/>
-                  <w:sz w:val="18"/>
-                  <w:szCs w:val="18"/>
-                </w:rPr>
-                <w:t>Important</w:t>
-              </w:r>
-            </w:ins>
+            <w:r>
+              <w:rPr>
+                <w:b/>
+                <w:bCs/>
+                <w:color w:val="A8341A"/>
+                <w:sz w:val="18"/>
+                <w:szCs w:val="18"/>
+              </w:rPr>
+              <w:t>Important</w:t>
+            </w:r>
           </w:p>
         </w:tc>
       </w:tr>
@@ -22994,17 +21762,9 @@
         <w:keepNext/>
         <w:spacing w:before="360" w:after="160"/>
       </w:pPr>
-      <w:del w:id="9137" w:author="Claude" w:date="2026-10-21T19:00:00Z">
-        <w:r>
-          <w:lastRenderedPageBreak/>
-          <w:delText>6</w:delText>
-        </w:r>
-      </w:del>
-      <w:ins w:id="9138" w:author="Claude" w:date="2026-10-21T19:00:00Z">
-        <w:r>
-          <w:t>7</w:t>
-        </w:r>
-      </w:ins>
+      <w:r>
+        <w:t>7</w:t>
+      </w:r>
       <w:r>
         <w:t>. Who does what</w:t>
       </w:r>
@@ -23277,66 +22037,53 @@
               </w:rPr>
               <w:t xml:space="preserve">The rules (what counts, at what stage, with what priority), </w:t>
             </w:r>
-            <w:del w:id="9391" w:author="Claude" w:date="2026-10-21T19:00:00Z">
-              <w:r>
-                <w:rPr>
-                  <w:sz w:val="19"/>
-                  <w:szCs w:val="19"/>
-                </w:rPr>
-                <w:delText>the scoring</w:delText>
-              </w:r>
-            </w:del>
-            <w:ins w:id="9392" w:author="Claude" w:date="2026-10-21T19:00:00Z">
-              <w:r>
-                <w:rPr>
-                  <w:sz w:val="19"/>
-                  <w:szCs w:val="19"/>
-                </w:rPr>
-                <w:t>appointing reviewers on the instruction of the party whose decision relies on the gate</w:t>
-              </w:r>
-            </w:ins>
             <w:r>
               <w:rPr>
                 <w:sz w:val="19"/>
                 <w:szCs w:val="19"/>
               </w:rPr>
-              <w:t>, and the record of who asserted what and when</w:t>
-            </w:r>
-          </w:p>
-        </w:tc>
-        <w:tc>
-          <w:tcPr>
-            <w:tcW w:w="3460" w:type="dxa"/>
-            <w:tcBorders>
-              <w:top w:val="single" w:sz="4" w:space="0" w:color="D6DFDB"/>
-              <w:left w:val="single" w:sz="4" w:space="0" w:color="D6DFDB"/>
-              <w:bottom w:val="single" w:sz="4" w:space="0" w:color="D6DFDB"/>
-              <w:right w:val="single" w:sz="4" w:space="0" w:color="D6DFDB"/>
-            </w:tcBorders>
-            <w:tcMar>
-              <w:top w:w="80" w:type="dxa"/>
-              <w:left w:w="120" w:type="dxa"/>
-              <w:bottom w:w="80" w:type="dxa"/>
-              <w:right w:w="120" w:type="dxa"/>
-            </w:tcMar>
-          </w:tcPr>
-          <w:p>
+              <w:t>appointing reviewers on the instruction of the party whose decision relies on the gate</w:t>
+            </w:r>
             <w:r>
               <w:rPr>
                 <w:sz w:val="19"/>
                 <w:szCs w:val="19"/>
               </w:rPr>
+              <w:t>, and the record of who asserted what and when</w:t>
+            </w:r>
+          </w:p>
+        </w:tc>
+        <w:tc>
+          <w:tcPr>
+            <w:tcW w:w="3460" w:type="dxa"/>
+            <w:tcBorders>
+              <w:top w:val="single" w:sz="4" w:space="0" w:color="D6DFDB"/>
+              <w:left w:val="single" w:sz="4" w:space="0" w:color="D6DFDB"/>
+              <w:bottom w:val="single" w:sz="4" w:space="0" w:color="D6DFDB"/>
+              <w:right w:val="single" w:sz="4" w:space="0" w:color="D6DFDB"/>
+            </w:tcBorders>
+            <w:tcMar>
+              <w:top w:w="80" w:type="dxa"/>
+              <w:left w:w="120" w:type="dxa"/>
+              <w:bottom w:w="80" w:type="dxa"/>
+              <w:right w:w="120" w:type="dxa"/>
+            </w:tcMar>
+          </w:tcPr>
+          <w:p>
+            <w:r>
+              <w:rPr>
+                <w:sz w:val="19"/>
+                <w:szCs w:val="19"/>
+              </w:rPr>
               <w:t>Owns your evidence</w:t>
             </w:r>
-            <w:ins w:id="9393" w:author="Claude" w:date="2026-10-21T19:00:00Z">
-              <w:r>
-                <w:rPr>
-                  <w:sz w:val="19"/>
-                  <w:szCs w:val="19"/>
-                </w:rPr>
-                <w:t>, verifies it,</w:t>
-              </w:r>
-            </w:ins>
+            <w:r>
+              <w:rPr>
+                <w:sz w:val="19"/>
+                <w:szCs w:val="19"/>
+              </w:rPr>
+              <w:t>, verifies it,</w:t>
+            </w:r>
             <w:r>
               <w:rPr>
                 <w:sz w:val="19"/>
@@ -23378,63 +22125,48 @@
               </w:rPr>
               <w:t xml:space="preserve">The independent </w:t>
             </w:r>
-            <w:del w:id="9394" w:author="Claude" w:date="2026-10-21T19:00:00Z">
-              <w:r>
-                <w:rPr>
-                  <w:b/>
-                  <w:bCs/>
-                  <w:sz w:val="19"/>
-                  <w:szCs w:val="19"/>
-                </w:rPr>
-                <w:delText>verifier</w:delText>
-              </w:r>
-            </w:del>
-            <w:ins w:id="9395" w:author="Claude" w:date="2026-10-21T19:00:00Z">
-              <w:r>
-                <w:rPr>
-                  <w:b/>
-                  <w:bCs/>
-                  <w:sz w:val="19"/>
-                  <w:szCs w:val="19"/>
-                </w:rPr>
-                <w:t>reviewer</w:t>
-              </w:r>
-            </w:ins>
-          </w:p>
-        </w:tc>
-        <w:tc>
-          <w:tcPr>
-            <w:tcW w:w="3600" w:type="dxa"/>
-            <w:tcBorders>
-              <w:top w:val="single" w:sz="4" w:space="0" w:color="D6DFDB"/>
-              <w:left w:val="single" w:sz="4" w:space="0" w:color="D6DFDB"/>
-              <w:bottom w:val="single" w:sz="4" w:space="0" w:color="D6DFDB"/>
-              <w:right w:val="single" w:sz="4" w:space="0" w:color="D6DFDB"/>
-            </w:tcBorders>
-            <w:tcMar>
-              <w:top w:w="80" w:type="dxa"/>
-              <w:left w:w="120" w:type="dxa"/>
-              <w:bottom w:w="80" w:type="dxa"/>
-              <w:right w:w="120" w:type="dxa"/>
-            </w:tcMar>
-          </w:tcPr>
-          <w:p>
-            <w:r>
-              <w:rPr>
+            <w:r>
+              <w:rPr>
+                <w:b/>
+                <w:bCs/>
                 <w:sz w:val="19"/>
                 <w:szCs w:val="19"/>
               </w:rPr>
+              <w:t>reviewer</w:t>
+            </w:r>
+          </w:p>
+        </w:tc>
+        <w:tc>
+          <w:tcPr>
+            <w:tcW w:w="3600" w:type="dxa"/>
+            <w:tcBorders>
+              <w:top w:val="single" w:sz="4" w:space="0" w:color="D6DFDB"/>
+              <w:left w:val="single" w:sz="4" w:space="0" w:color="D6DFDB"/>
+              <w:bottom w:val="single" w:sz="4" w:space="0" w:color="D6DFDB"/>
+              <w:right w:val="single" w:sz="4" w:space="0" w:color="D6DFDB"/>
+            </w:tcBorders>
+            <w:tcMar>
+              <w:top w:w="80" w:type="dxa"/>
+              <w:left w:w="120" w:type="dxa"/>
+              <w:bottom w:w="80" w:type="dxa"/>
+              <w:right w:w="120" w:type="dxa"/>
+            </w:tcMar>
+          </w:tcPr>
+          <w:p>
+            <w:r>
+              <w:rPr>
+                <w:sz w:val="19"/>
+                <w:szCs w:val="19"/>
+              </w:rPr>
               <w:t>Confirming that the evidence is authentic and is what it claims to be</w:t>
             </w:r>
-            <w:ins w:id="9396" w:author="Claude" w:date="2026-10-21T19:00:00Z">
-              <w:r>
-                <w:rPr>
-                  <w:sz w:val="19"/>
-                  <w:szCs w:val="19"/>
-                </w:rPr>
-                <w:t>, for the gates its role covers: a certifier (G2, G11), the independent engineer (G0, G1, G3, G5, G6, G11), the lenders’ adviser (G0, G4, G7 to G10), the insurer (G7), or the grant body’s or investor’s own reviewer (G0, G1, G3)</w:t>
-              </w:r>
-            </w:ins>
+            <w:r>
+              <w:rPr>
+                <w:sz w:val="19"/>
+                <w:szCs w:val="19"/>
+              </w:rPr>
+              <w:t>, for the gates its role covers: a certifier (G2, G11), the independent engineer (G0, G1, G3, G5, G6, G11), the lenders’ adviser (G0, G4, G7 to G10), the insurer (G7), or the grant body’s or investor’s own reviewer (G0, G1, G3)</w:t>
+            </w:r>
           </w:p>
         </w:tc>
         <w:tc>
@@ -23454,24 +22186,13 @@
             </w:tcMar>
           </w:tcPr>
           <w:p>
-            <w:del w:id="9397" w:author="Claude" w:date="2026-10-21T19:00:00Z">
-              <w:r>
-                <w:rPr>
-                  <w:sz w:val="19"/>
-                  <w:szCs w:val="19"/>
-                </w:rPr>
-                <w:delText>Has a commercial interest in the outcome</w:delText>
-              </w:r>
-            </w:del>
-            <w:ins w:id="9398" w:author="Claude" w:date="2026-10-21T19:00:00Z">
-              <w:r>
-                <w:rPr>
-                  <w:sz w:val="19"/>
-                  <w:szCs w:val="19"/>
-                </w:rPr>
-                <w:t>Belongs to your organisation or to GEX</w:t>
-              </w:r>
-            </w:ins>
+            <w:r>
+              <w:rPr>
+                <w:sz w:val="19"/>
+                <w:szCs w:val="19"/>
+              </w:rPr>
+              <w:t>Belongs to your organisation or to GEX</w:t>
+            </w:r>
             <w:r>
               <w:rPr>
                 <w:sz w:val="19"/>
@@ -23651,16 +22372,9 @@
         <w:keepNext/>
         <w:spacing w:before="360" w:after="160"/>
       </w:pPr>
-      <w:del w:id="9139" w:author="Claude" w:date="2026-10-21T19:00:00Z">
-        <w:r>
-          <w:delText>7</w:delText>
-        </w:r>
-      </w:del>
-      <w:ins w:id="9140" w:author="Claude" w:date="2026-10-21T19:00:00Z">
-        <w:r>
-          <w:t>8</w:t>
-        </w:r>
-      </w:ins>
+      <w:r>
+        <w:t>8</w:t>
+      </w:r>
       <w:r>
         <w:t>. Getting started</w:t>
       </w:r>
@@ -23693,19 +22407,15 @@
           <w:numId w:val="2"/>
         </w:numPr>
         <w:spacing w:after="90"/>
+        <w:rPr/>
+      </w:pPr>
+      <w:r>
         <w:rPr>
-          <w:ins w:id="9399" w:author="Claude" w:date="2026-10-21T19:00:00Z"/>
+          <w:b/>
+          <w:bCs/>
         </w:rPr>
-      </w:pPr>
-      <w:ins w:id="9400" w:author="Claude" w:date="2026-10-21T19:00:00Z">
-        <w:r>
-          <w:rPr>
-            <w:b/>
-            <w:bCs/>
-          </w:rPr>
-          <w:t>Ask for your reviewers early. Nothing counts until an independent reviewer is appointed to your project for its gates. GEX appoints reviewers on the instruction of your lender, grant body, investor or insurer, so ask them to instruct GEX as soon as they are engaged.</w:t>
-        </w:r>
-      </w:ins>
+        <w:t>Ask for your reviewers early. Nothing counts until an independent reviewer is appointed to your project for its gates. GEX appoints reviewers on the instruction of your lender, grant body, investor or insurer, so ask them to instruct GEX as soon as they are engaged.</w:t>
+      </w:r>
     </w:p>
     <w:p>
       <w:pPr>
@@ -23715,19 +22425,15 @@
           <w:numId w:val="2"/>
         </w:numPr>
         <w:spacing w:after="90"/>
+        <w:rPr/>
+      </w:pPr>
+      <w:r>
         <w:rPr>
-          <w:ins w:id="9401" w:author="Claude" w:date="2026-10-21T19:00:00Z"/>
+          <w:b/>
+          <w:bCs/>
         </w:rPr>
-      </w:pPr>
-      <w:ins w:id="9402" w:author="Claude" w:date="2026-10-21T19:00:00Z">
-        <w:r>
-          <w:rPr>
-            <w:b/>
-            <w:bCs/>
-          </w:rPr>
-          <w:t>Record your commitments on the cards. Enter the terms of your offtake, EPC, schedule, supply and model on the commitment cards. GEX derives the offtake and EPC levels from them and runs the coherence checks.</w:t>
-        </w:r>
-      </w:ins>
+        <w:t>Record your commitments on the cards. Enter the terms of your offtake, EPC, schedule, supply and model on the commitment cards. GEX derives the offtake and EPC levels from them and runs the coherence checks.</w:t>
+      </w:r>
     </w:p>
     <w:p>
       <w:pPr>

--- a/gex-platform-enhanced/docs/WHY  12GATES-easily explained.docx
+++ b/gex-platform-enhanced/docs/WHY  12GATES-easily explained.docx
@@ -144,14 +144,558 @@
     </w:p>
     <w:p>
       <w:pPr>
+        <w:pStyle w:val="TOCHeading"/>
+      </w:pPr>
+      <w:r>
+        <w:t>Contents</w:t>
+      </w:r>
+    </w:p>
+    <w:p>
+      <w:pPr>
+        <w:pStyle w:val="TOC1"/>
+        <w:tabs>
+          <w:tab w:val="right" w:leader="dot" w:pos="9350"/>
+        </w:tabs>
+      </w:pPr>
+      <w:r>
+        <w:rPr>
+          <w:noProof/>
+        </w:rPr>
+        <w:fldChar w:fldCharType="begin" w:dirty="true"/>
+        <w:instrText xml:space="preserve"> TOC \o "1-2" \h \z \u </w:instrText>
+        <w:fldChar w:fldCharType="separate"/>
+      </w:r>
+      <w:hyperlink w:anchor="_Toc2610221000" w:history="1">
+        <w:r>
+          <w:rPr>
+            <w:noProof/>
+          </w:rPr>
+          <w:t>1. Why the gates exist</w:t>
+        </w:r>
+        <w:r>
+          <w:rPr>
+            <w:noProof/>
+          </w:rPr>
+          <w:tab/>
+          <w:fldChar w:fldCharType="begin"/>
+          <w:instrText xml:space="preserve"> PAGEREF _Toc2610221000 \h </w:instrText>
+          <w:fldChar w:fldCharType="separate"/>
+          <w:fldChar w:fldCharType="end"/>
+        </w:r>
+      </w:hyperlink>
+    </w:p>
+    <w:p>
+      <w:pPr>
+        <w:pStyle w:val="TOC1"/>
+        <w:tabs>
+          <w:tab w:val="right" w:leader="dot" w:pos="9350"/>
+        </w:tabs>
+      </w:pPr>
+      <w:hyperlink w:anchor="_Toc2610221001" w:history="1">
+        <w:r>
+          <w:rPr>
+            <w:noProof/>
+          </w:rPr>
+          <w:t>2. How a gate works in GEX</w:t>
+        </w:r>
+        <w:r>
+          <w:rPr>
+            <w:noProof/>
+          </w:rPr>
+          <w:tab/>
+          <w:fldChar w:fldCharType="begin"/>
+          <w:instrText xml:space="preserve"> PAGEREF _Toc2610221001 \h </w:instrText>
+          <w:fldChar w:fldCharType="separate"/>
+          <w:fldChar w:fldCharType="end"/>
+        </w:r>
+      </w:hyperlink>
+    </w:p>
+    <w:p>
+      <w:pPr>
+        <w:pStyle w:val="TOC1"/>
+        <w:tabs>
+          <w:tab w:val="right" w:leader="dot" w:pos="9350"/>
+        </w:tabs>
+      </w:pPr>
+      <w:hyperlink w:anchor="_Toc2610221002" w:history="1">
+        <w:r>
+          <w:rPr>
+            <w:noProof/>
+          </w:rPr>
+          <w:t>3. Document stages</w:t>
+        </w:r>
+        <w:r>
+          <w:rPr>
+            <w:noProof/>
+          </w:rPr>
+          <w:tab/>
+          <w:fldChar w:fldCharType="begin"/>
+          <w:instrText xml:space="preserve"> PAGEREF _Toc2610221002 \h </w:instrText>
+          <w:fldChar w:fldCharType="separate"/>
+          <w:fldChar w:fldCharType="end"/>
+        </w:r>
+      </w:hyperlink>
+    </w:p>
+    <w:p>
+      <w:pPr>
+        <w:pStyle w:val="TOC1"/>
+        <w:tabs>
+          <w:tab w:val="right" w:leader="dot" w:pos="9350"/>
+        </w:tabs>
+      </w:pPr>
+      <w:hyperlink w:anchor="_Toc2610221003" w:history="1">
+        <w:r>
+          <w:rPr>
+            <w:noProof/>
+          </w:rPr>
+          <w:t>4. The path from idea to operation</w:t>
+        </w:r>
+        <w:r>
+          <w:rPr>
+            <w:noProof/>
+          </w:rPr>
+          <w:tab/>
+          <w:fldChar w:fldCharType="begin"/>
+          <w:instrText xml:space="preserve"> PAGEREF _Toc2610221003 \h </w:instrText>
+          <w:fldChar w:fldCharType="separate"/>
+          <w:fldChar w:fldCharType="end"/>
+        </w:r>
+      </w:hyperlink>
+    </w:p>
+    <w:p>
+      <w:pPr>
+        <w:pStyle w:val="TOC1"/>
+        <w:tabs>
+          <w:tab w:val="right" w:leader="dot" w:pos="9350"/>
+        </w:tabs>
+      </w:pPr>
+      <w:hyperlink w:anchor="_Toc2610221004" w:history="1">
+        <w:r>
+          <w:rPr>
+            <w:noProof/>
+          </w:rPr>
+          <w:t>5. What GEX checks beyond documents</w:t>
+        </w:r>
+        <w:r>
+          <w:rPr>
+            <w:noProof/>
+          </w:rPr>
+          <w:tab/>
+          <w:fldChar w:fldCharType="begin"/>
+          <w:instrText xml:space="preserve"> PAGEREF _Toc2610221004 \h </w:instrText>
+          <w:fldChar w:fldCharType="separate"/>
+          <w:fldChar w:fldCharType="end"/>
+        </w:r>
+      </w:hyperlink>
+    </w:p>
+    <w:p>
+      <w:pPr>
+        <w:pStyle w:val="TOC1"/>
+        <w:tabs>
+          <w:tab w:val="right" w:leader="dot" w:pos="9350"/>
+        </w:tabs>
+      </w:pPr>
+      <w:hyperlink w:anchor="_Toc2610221005" w:history="1">
+        <w:r>
+          <w:rPr>
+            <w:noProof/>
+          </w:rPr>
+          <w:t>6. The twelve gates</w:t>
+        </w:r>
+        <w:r>
+          <w:rPr>
+            <w:noProof/>
+          </w:rPr>
+          <w:tab/>
+          <w:fldChar w:fldCharType="begin"/>
+          <w:instrText xml:space="preserve"> PAGEREF _Toc2610221005 \h </w:instrText>
+          <w:fldChar w:fldCharType="separate"/>
+          <w:fldChar w:fldCharType="end"/>
+        </w:r>
+      </w:hyperlink>
+    </w:p>
+    <w:p>
+      <w:pPr>
+        <w:pStyle w:val="TOC2"/>
+        <w:tabs>
+          <w:tab w:val="right" w:leader="dot" w:pos="9350"/>
+        </w:tabs>
+      </w:pPr>
+      <w:hyperlink w:anchor="_Toc2610221006" w:history="1">
+        <w:r>
+          <w:rPr>
+            <w:noProof/>
+          </w:rPr>
+          <w:t>G0 · Site Rights &amp; Social License</w:t>
+        </w:r>
+        <w:r>
+          <w:rPr>
+            <w:noProof/>
+          </w:rPr>
+          <w:tab/>
+          <w:fldChar w:fldCharType="begin"/>
+          <w:instrText xml:space="preserve"> PAGEREF _Toc2610221006 \h </w:instrText>
+          <w:fldChar w:fldCharType="separate"/>
+          <w:fldChar w:fldCharType="end"/>
+        </w:r>
+      </w:hyperlink>
+    </w:p>
+    <w:p>
+      <w:pPr>
+        <w:pStyle w:val="TOC2"/>
+        <w:tabs>
+          <w:tab w:val="right" w:leader="dot" w:pos="9350"/>
+        </w:tabs>
+      </w:pPr>
+      <w:hyperlink w:anchor="_Toc2610221007" w:history="1">
+        <w:r>
+          <w:rPr>
+            <w:noProof/>
+          </w:rPr>
+          <w:t>G1 · Power, Utilities &amp; Technology Basis</w:t>
+        </w:r>
+        <w:r>
+          <w:rPr>
+            <w:noProof/>
+          </w:rPr>
+          <w:tab/>
+          <w:fldChar w:fldCharType="begin"/>
+          <w:instrText xml:space="preserve"> PAGEREF _Toc2610221007 \h </w:instrText>
+          <w:fldChar w:fldCharType="separate"/>
+          <w:fldChar w:fldCharType="end"/>
+        </w:r>
+      </w:hyperlink>
+    </w:p>
+    <w:p>
+      <w:pPr>
+        <w:pStyle w:val="TOC2"/>
+        <w:tabs>
+          <w:tab w:val="right" w:leader="dot" w:pos="9350"/>
+        </w:tabs>
+      </w:pPr>
+      <w:hyperlink w:anchor="_Toc2610221008" w:history="1">
+        <w:r>
+          <w:rPr>
+            <w:noProof/>
+          </w:rPr>
+          <w:t>G2 · Green Certification Pathway</w:t>
+        </w:r>
+        <w:r>
+          <w:rPr>
+            <w:noProof/>
+          </w:rPr>
+          <w:tab/>
+          <w:fldChar w:fldCharType="begin"/>
+          <w:instrText xml:space="preserve"> PAGEREF _Toc2610221008 \h </w:instrText>
+          <w:fldChar w:fldCharType="separate"/>
+          <w:fldChar w:fldCharType="end"/>
+        </w:r>
+      </w:hyperlink>
+    </w:p>
+    <w:p>
+      <w:pPr>
+        <w:pStyle w:val="TOC2"/>
+        <w:tabs>
+          <w:tab w:val="right" w:leader="dot" w:pos="9350"/>
+        </w:tabs>
+      </w:pPr>
+      <w:hyperlink w:anchor="_Toc2610221009" w:history="1">
+        <w:r>
+          <w:rPr>
+            <w:noProof/>
+          </w:rPr>
+          <w:t>G3 · Feedstock &amp; Logistics Terms</w:t>
+        </w:r>
+        <w:r>
+          <w:rPr>
+            <w:noProof/>
+          </w:rPr>
+          <w:tab/>
+          <w:fldChar w:fldCharType="begin"/>
+          <w:instrText xml:space="preserve"> PAGEREF _Toc2610221009 \h </w:instrText>
+          <w:fldChar w:fldCharType="separate"/>
+          <w:fldChar w:fldCharType="end"/>
+        </w:r>
+      </w:hyperlink>
+    </w:p>
+    <w:p>
+      <w:pPr>
+        <w:pStyle w:val="TOC2"/>
+        <w:tabs>
+          <w:tab w:val="right" w:leader="dot" w:pos="9350"/>
+        </w:tabs>
+      </w:pPr>
+      <w:hyperlink w:anchor="_Toc2610221010" w:history="1">
+        <w:r>
+          <w:rPr>
+            <w:noProof/>
+          </w:rPr>
+          <w:t>G4 · Binding Offtake</w:t>
+        </w:r>
+        <w:r>
+          <w:rPr>
+            <w:noProof/>
+          </w:rPr>
+          <w:tab/>
+          <w:fldChar w:fldCharType="begin"/>
+          <w:instrText xml:space="preserve"> PAGEREF _Toc2610221010 \h </w:instrText>
+          <w:fldChar w:fldCharType="separate"/>
+          <w:fldChar w:fldCharType="end"/>
+        </w:r>
+      </w:hyperlink>
+    </w:p>
+    <w:p>
+      <w:pPr>
+        <w:pStyle w:val="TOC2"/>
+        <w:tabs>
+          <w:tab w:val="right" w:leader="dot" w:pos="9350"/>
+        </w:tabs>
+      </w:pPr>
+      <w:hyperlink w:anchor="_Toc2610221011" w:history="1">
+        <w:r>
+          <w:rPr>
+            <w:noProof/>
+          </w:rPr>
+          <w:t>G5 · EPC Risk Priced</w:t>
+        </w:r>
+        <w:r>
+          <w:rPr>
+            <w:noProof/>
+          </w:rPr>
+          <w:tab/>
+          <w:fldChar w:fldCharType="begin"/>
+          <w:instrText xml:space="preserve"> PAGEREF _Toc2610221011 \h </w:instrText>
+          <w:fldChar w:fldCharType="separate"/>
+          <w:fldChar w:fldCharType="end"/>
+        </w:r>
+      </w:hyperlink>
+    </w:p>
+    <w:p>
+      <w:pPr>
+        <w:pStyle w:val="TOC2"/>
+        <w:tabs>
+          <w:tab w:val="right" w:leader="dot" w:pos="9350"/>
+        </w:tabs>
+      </w:pPr>
+      <w:hyperlink w:anchor="_Toc2610221012" w:history="1">
+        <w:r>
+          <w:rPr>
+            <w:noProof/>
+          </w:rPr>
+          <w:t>G6 · Independent Engineer Sign-off</w:t>
+        </w:r>
+        <w:r>
+          <w:rPr>
+            <w:noProof/>
+          </w:rPr>
+          <w:tab/>
+          <w:fldChar w:fldCharType="begin"/>
+          <w:instrText xml:space="preserve"> PAGEREF _Toc2610221012 \h </w:instrText>
+          <w:fldChar w:fldCharType="separate"/>
+          <w:fldChar w:fldCharType="end"/>
+        </w:r>
+      </w:hyperlink>
+    </w:p>
+    <w:p>
+      <w:pPr>
+        <w:pStyle w:val="TOC2"/>
+        <w:tabs>
+          <w:tab w:val="right" w:leader="dot" w:pos="9350"/>
+        </w:tabs>
+      </w:pPr>
+      <w:hyperlink w:anchor="_Toc2610221013" w:history="1">
+        <w:r>
+          <w:rPr>
+            <w:noProof/>
+          </w:rPr>
+          <w:t>G7 · Insurability Confirmed</w:t>
+        </w:r>
+        <w:r>
+          <w:rPr>
+            <w:noProof/>
+          </w:rPr>
+          <w:tab/>
+          <w:fldChar w:fldCharType="begin"/>
+          <w:instrText xml:space="preserve"> PAGEREF _Toc2610221013 \h </w:instrText>
+          <w:fldChar w:fldCharType="separate"/>
+          <w:fldChar w:fldCharType="end"/>
+        </w:r>
+      </w:hyperlink>
+    </w:p>
+    <w:p>
+      <w:pPr>
+        <w:pStyle w:val="TOC2"/>
+        <w:tabs>
+          <w:tab w:val="right" w:leader="dot" w:pos="9350"/>
+        </w:tabs>
+      </w:pPr>
+      <w:hyperlink w:anchor="_Toc2610221014" w:history="1">
+        <w:r>
+          <w:rPr>
+            <w:noProof/>
+          </w:rPr>
+          <w:t>G8 · Audit-Grade Financial Model</w:t>
+        </w:r>
+        <w:r>
+          <w:rPr>
+            <w:noProof/>
+          </w:rPr>
+          <w:tab/>
+          <w:fldChar w:fldCharType="begin"/>
+          <w:instrText xml:space="preserve"> PAGEREF _Toc2610221014 \h </w:instrText>
+          <w:fldChar w:fldCharType="separate"/>
+          <w:fldChar w:fldCharType="end"/>
+        </w:r>
+      </w:hyperlink>
+    </w:p>
+    <w:p>
+      <w:pPr>
+        <w:pStyle w:val="TOC2"/>
+        <w:tabs>
+          <w:tab w:val="right" w:leader="dot" w:pos="9350"/>
+        </w:tabs>
+      </w:pPr>
+      <w:hyperlink w:anchor="_Toc2610221015" w:history="1">
+        <w:r>
+          <w:rPr>
+            <w:noProof/>
+          </w:rPr>
+          <w:t>G9 · Permits Granted &amp; Appeal Risk Managed</w:t>
+        </w:r>
+        <w:r>
+          <w:rPr>
+            <w:noProof/>
+          </w:rPr>
+          <w:tab/>
+          <w:fldChar w:fldCharType="begin"/>
+          <w:instrText xml:space="preserve"> PAGEREF _Toc2610221015 \h </w:instrText>
+          <w:fldChar w:fldCharType="separate"/>
+          <w:fldChar w:fldCharType="end"/>
+        </w:r>
+      </w:hyperlink>
+    </w:p>
+    <w:p>
+      <w:pPr>
+        <w:pStyle w:val="TOC2"/>
+        <w:tabs>
+          <w:tab w:val="right" w:leader="dot" w:pos="9350"/>
+        </w:tabs>
+      </w:pPr>
+      <w:hyperlink w:anchor="_Toc2610221016" w:history="1">
+        <w:r>
+          <w:rPr>
+            <w:noProof/>
+          </w:rPr>
+          <w:t>G10 · Financial Close</w:t>
+        </w:r>
+        <w:r>
+          <w:rPr>
+            <w:noProof/>
+          </w:rPr>
+          <w:tab/>
+          <w:fldChar w:fldCharType="begin"/>
+          <w:instrText xml:space="preserve"> PAGEREF _Toc2610221016 \h </w:instrText>
+          <w:fldChar w:fldCharType="separate"/>
+          <w:fldChar w:fldCharType="end"/>
+        </w:r>
+      </w:hyperlink>
+    </w:p>
+    <w:p>
+      <w:pPr>
+        <w:pStyle w:val="TOC2"/>
+        <w:tabs>
+          <w:tab w:val="right" w:leader="dot" w:pos="9350"/>
+        </w:tabs>
+      </w:pPr>
+      <w:hyperlink w:anchor="_Toc2610221017" w:history="1">
+        <w:r>
+          <w:rPr>
+            <w:noProof/>
+          </w:rPr>
+          <w:t>G11 · COD &amp; Stabilization</w:t>
+        </w:r>
+        <w:r>
+          <w:rPr>
+            <w:noProof/>
+          </w:rPr>
+          <w:tab/>
+          <w:fldChar w:fldCharType="begin"/>
+          <w:instrText xml:space="preserve"> PAGEREF _Toc2610221017 \h </w:instrText>
+          <w:fldChar w:fldCharType="separate"/>
+          <w:fldChar w:fldCharType="end"/>
+        </w:r>
+      </w:hyperlink>
+    </w:p>
+    <w:p>
+      <w:pPr>
+        <w:pStyle w:val="TOC1"/>
+        <w:tabs>
+          <w:tab w:val="right" w:leader="dot" w:pos="9350"/>
+        </w:tabs>
+      </w:pPr>
+      <w:hyperlink w:anchor="_Toc2610221018" w:history="1">
+        <w:r>
+          <w:rPr>
+            <w:noProof/>
+          </w:rPr>
+          <w:t>7. Who does what</w:t>
+        </w:r>
+        <w:r>
+          <w:rPr>
+            <w:noProof/>
+          </w:rPr>
+          <w:tab/>
+          <w:fldChar w:fldCharType="begin"/>
+          <w:instrText xml:space="preserve"> PAGEREF _Toc2610221018 \h </w:instrText>
+          <w:fldChar w:fldCharType="separate"/>
+          <w:fldChar w:fldCharType="end"/>
+        </w:r>
+      </w:hyperlink>
+    </w:p>
+    <w:p>
+      <w:pPr>
+        <w:pStyle w:val="TOC1"/>
+        <w:tabs>
+          <w:tab w:val="right" w:leader="dot" w:pos="9350"/>
+        </w:tabs>
+      </w:pPr>
+      <w:hyperlink w:anchor="_Toc2610221019" w:history="1">
+        <w:r>
+          <w:rPr>
+            <w:noProof/>
+          </w:rPr>
+          <w:t>8. Getting started</w:t>
+        </w:r>
+        <w:r>
+          <w:rPr>
+            <w:noProof/>
+          </w:rPr>
+          <w:tab/>
+          <w:fldChar w:fldCharType="begin"/>
+          <w:instrText xml:space="preserve"> PAGEREF _Toc2610221019 \h </w:instrText>
+          <w:fldChar w:fldCharType="separate"/>
+          <w:fldChar w:fldCharType="end"/>
+        </w:r>
+      </w:hyperlink>
+    </w:p>
+    <w:p>
+      <w:r>
+        <w:fldChar w:fldCharType="end"/>
+        <w:br w:type="page"/>
+      </w:r>
+    </w:p>
+    <w:p>
+      <w:pPr>
         <w:pStyle w:val="Heading1"/>
         <w:keepNext/>
         <w:spacing w:before="360" w:after="160"/>
       </w:pPr>
+      <w:bookmarkStart w:id="1" w:name="_Toc2610221000"/>
       <w:r>
         <w:lastRenderedPageBreak/>
         <w:t>1. Why the gates exist</w:t>
       </w:r>
+      <w:bookmarkEnd w:id="1"/>
     </w:p>
     <w:p>
       <w:pPr>
@@ -739,9 +1283,11 @@
         <w:keepNext/>
         <w:spacing w:before="360" w:after="160"/>
       </w:pPr>
+      <w:bookmarkStart w:id="2" w:name="_Toc2610221001"/>
       <w:r>
         <w:t>2. How a gate works in GEX</w:t>
       </w:r>
+      <w:bookmarkEnd w:id="2"/>
     </w:p>
     <w:p>
       <w:pPr>
@@ -1021,9 +1567,11 @@
         <w:keepNext/>
         <w:spacing w:before="360" w:after="160"/>
       </w:pPr>
+      <w:bookmarkStart w:id="3" w:name="_Toc2610221002"/>
       <w:r>
         <w:t>3. Document stages</w:t>
       </w:r>
+      <w:bookmarkEnd w:id="3"/>
     </w:p>
     <w:p>
       <w:pPr>
@@ -1602,9 +2150,11 @@
         <w:keepNext/>
         <w:spacing w:before="360" w:after="160"/>
       </w:pPr>
+      <w:bookmarkStart w:id="4" w:name="_Toc2610221003"/>
       <w:r>
         <w:t>4. The path from idea to operation</w:t>
       </w:r>
+      <w:bookmarkEnd w:id="4"/>
     </w:p>
     <w:p>
       <w:pPr>
@@ -2468,9 +3018,11 @@
         <w:spacing w:before="360" w:after="160"/>
         <w:rPr/>
       </w:pPr>
+      <w:bookmarkStart w:id="5" w:name="_Toc2610221004"/>
       <w:r>
         <w:t>5. What GEX checks beyond documents</w:t>
       </w:r>
+      <w:bookmarkEnd w:id="5"/>
     </w:p>
     <w:p>
       <w:pPr>
@@ -3817,12 +4369,14 @@
         <w:keepNext/>
         <w:spacing w:before="360" w:after="160"/>
       </w:pPr>
+      <w:bookmarkStart w:id="6" w:name="_Toc2610221005"/>
       <w:r>
         <w:t>6</w:t>
       </w:r>
       <w:r>
         <w:t>. The twelve gates</w:t>
       </w:r>
+      <w:bookmarkEnd w:id="6"/>
     </w:p>
     <w:p>
       <w:pPr>
@@ -3919,9 +4473,11 @@
         <w:keepNext/>
         <w:spacing w:before="280" w:after="80"/>
       </w:pPr>
+      <w:bookmarkStart w:id="7" w:name="_Toc2610221006"/>
       <w:r>
         <w:t>G0 · Site Rights &amp; Social License</w:t>
       </w:r>
+      <w:bookmarkEnd w:id="7"/>
     </w:p>
     <w:p>
       <w:pPr>
@@ -4917,12 +5473,14 @@
         <w:keepNext/>
         <w:spacing w:before="280" w:after="80"/>
       </w:pPr>
+      <w:bookmarkStart w:id="8" w:name="_Toc2610221007"/>
       <w:r>
         <w:t xml:space="preserve">G1 · Power, </w:t>
       </w:r>
       <w:r>
         <w:t>Utilities &amp; Technology Basis</w:t>
       </w:r>
+      <w:bookmarkEnd w:id="8"/>
     </w:p>
     <w:p>
       <w:pPr>
@@ -7798,10 +8356,12 @@
         <w:keepNext/>
         <w:spacing w:before="280" w:after="80"/>
       </w:pPr>
+      <w:bookmarkStart w:id="9" w:name="_Toc2610221008"/>
       <w:r>
         <w:lastRenderedPageBreak/>
         <w:t>G2 · Green Certification Pathway</w:t>
       </w:r>
+      <w:bookmarkEnd w:id="9"/>
     </w:p>
     <w:p>
       <w:pPr>
@@ -9101,9 +9661,11 @@
         <w:keepNext/>
         <w:spacing w:before="280" w:after="80"/>
       </w:pPr>
+      <w:bookmarkStart w:id="10" w:name="_Toc2610221009"/>
       <w:r>
         <w:t>G3 · Feedstock &amp; Logistics Terms</w:t>
       </w:r>
+      <w:bookmarkEnd w:id="10"/>
     </w:p>
     <w:p>
       <w:pPr>
@@ -10181,10 +10743,12 @@
         <w:keepNext/>
         <w:spacing w:before="280" w:after="80"/>
       </w:pPr>
+      <w:bookmarkStart w:id="11" w:name="_Toc2610221010"/>
       <w:r>
         <w:lastRenderedPageBreak/>
         <w:t>G4 · Binding Offtake</w:t>
       </w:r>
+      <w:bookmarkEnd w:id="11"/>
     </w:p>
     <w:p>
       <w:pPr>
@@ -11907,9 +12471,11 @@
         <w:keepNext/>
         <w:spacing w:before="280" w:after="80"/>
       </w:pPr>
+      <w:bookmarkStart w:id="12" w:name="_Toc2610221011"/>
       <w:r>
         <w:t>G5 · EPC Risk Priced</w:t>
       </w:r>
+      <w:bookmarkEnd w:id="12"/>
     </w:p>
     <w:p>
       <w:pPr>
@@ -13951,10 +14517,12 @@
         <w:keepNext/>
         <w:spacing w:before="280" w:after="80"/>
       </w:pPr>
+      <w:bookmarkStart w:id="13" w:name="_Toc2610221012"/>
       <w:r>
         <w:lastRenderedPageBreak/>
         <w:t>G6 · Independent Engineer Sign-off</w:t>
       </w:r>
+      <w:bookmarkEnd w:id="13"/>
     </w:p>
     <w:p>
       <w:pPr>
@@ -15055,9 +15623,11 @@
         <w:keepNext/>
         <w:spacing w:before="280" w:after="80"/>
       </w:pPr>
+      <w:bookmarkStart w:id="14" w:name="_Toc2610221013"/>
       <w:r>
         <w:t>G7 · Insurability Confirmed</w:t>
       </w:r>
+      <w:bookmarkEnd w:id="14"/>
     </w:p>
     <w:p>
       <w:pPr>
@@ -16267,10 +16837,12 @@
         <w:keepNext/>
         <w:spacing w:before="280" w:after="80"/>
       </w:pPr>
+      <w:bookmarkStart w:id="15" w:name="_Toc2610221014"/>
       <w:r>
         <w:lastRenderedPageBreak/>
         <w:t>G8 · Audit-Grade Financial Model</w:t>
       </w:r>
+      <w:bookmarkEnd w:id="15"/>
     </w:p>
     <w:p>
       <w:pPr>
@@ -17593,9 +18165,11 @@
         <w:keepNext/>
         <w:spacing w:before="280" w:after="80"/>
       </w:pPr>
+      <w:bookmarkStart w:id="16" w:name="_Toc2610221015"/>
       <w:r>
         <w:t>G9 · Permits Granted &amp; Appeal Risk Managed</w:t>
       </w:r>
+      <w:bookmarkEnd w:id="16"/>
     </w:p>
     <w:p>
       <w:pPr>
@@ -18812,10 +19386,12 @@
         <w:keepNext/>
         <w:spacing w:before="280" w:after="80"/>
       </w:pPr>
+      <w:bookmarkStart w:id="17" w:name="_Toc2610221016"/>
       <w:r>
         <w:lastRenderedPageBreak/>
         <w:t>G10 · Financial Close</w:t>
       </w:r>
+      <w:bookmarkEnd w:id="17"/>
     </w:p>
     <w:p>
       <w:pPr>
@@ -20386,9 +20962,11 @@
         <w:keepNext/>
         <w:spacing w:before="280" w:after="80"/>
       </w:pPr>
+      <w:bookmarkStart w:id="18" w:name="_Toc2610221017"/>
       <w:r>
         <w:t>G11 · COD &amp; Stabilization</w:t>
       </w:r>
+      <w:bookmarkEnd w:id="18"/>
     </w:p>
     <w:p>
       <w:pPr>
@@ -21762,12 +22340,14 @@
         <w:keepNext/>
         <w:spacing w:before="360" w:after="160"/>
       </w:pPr>
+      <w:bookmarkStart w:id="19" w:name="_Toc2610221018"/>
       <w:r>
         <w:t>7</w:t>
       </w:r>
       <w:r>
         <w:t>. Who does what</w:t>
       </w:r>
+      <w:bookmarkEnd w:id="19"/>
     </w:p>
     <w:p>
       <w:pPr>
@@ -22372,12 +22952,14 @@
         <w:keepNext/>
         <w:spacing w:before="360" w:after="160"/>
       </w:pPr>
+      <w:bookmarkStart w:id="20" w:name="_Toc2610221019"/>
       <w:r>
         <w:t>8</w:t>
       </w:r>
       <w:r>
         <w:t>. Getting started</w:t>
       </w:r>
+      <w:bookmarkEnd w:id="20"/>
     </w:p>
     <w:p>
       <w:pPr>
@@ -23470,6 +24052,40 @@
       <w:szCs w:val="20"/>
     </w:rPr>
   </w:style>
+  <w:style w:type="paragraph" w:styleId="TOCHeading">
+    <w:name w:val="TOC Heading"/>
+    <w:basedOn w:val="Heading1"/>
+    <w:next w:val="Normal"/>
+    <w:uiPriority w:val="39"/>
+    <w:unhideWhenUsed/>
+    <w:pPr>
+      <w:outlineLvl w:val="9"/>
+    </w:pPr>
+  </w:style>
+  <w:style w:type="paragraph" w:styleId="TOC1">
+    <w:name w:val="toc 1"/>
+    <w:basedOn w:val="Normal"/>
+    <w:next w:val="Normal"/>
+    <w:uiPriority w:val="39"/>
+    <w:unhideWhenUsed/>
+    <w:pPr>
+      <w:spacing w:before="120" w:after="40"/>
+    </w:pPr>
+    <w:rPr>
+      <w:b/>
+    </w:rPr>
+  </w:style>
+  <w:style w:type="paragraph" w:styleId="TOC2">
+    <w:name w:val="toc 2"/>
+    <w:basedOn w:val="Normal"/>
+    <w:next w:val="Normal"/>
+    <w:uiPriority w:val="39"/>
+    <w:unhideWhenUsed/>
+    <w:pPr>
+      <w:spacing w:before="0" w:after="40"/>
+      <w:ind w:left="240"/>
+    </w:pPr>
+  </w:style>
 </w:styles>
 </file>
 
